--- a/Databases/SQL - веселые вопросы.docx
+++ b/Databases/SQL - веселые вопросы.docx
@@ -1,6 +1,6 @@
 
 <file path=word/document.xml><?xml version="1.0" encoding="utf-8"?>
-<w:document xmlns:wpc="http://schemas.microsoft.com/office/word/2010/wordprocessingCanvas" xmlns:cx="http://schemas.microsoft.com/office/drawing/2014/chartex" xmlns:cx1="http://schemas.microsoft.com/office/drawing/2015/9/8/chartex" xmlns:cx2="http://schemas.microsoft.com/office/drawing/2015/10/21/chartex" xmlns:cx3="http://schemas.microsoft.com/office/drawing/2016/5/9/chartex" xmlns:cx4="http://schemas.microsoft.com/office/drawing/2016/5/10/chartex" xmlns:cx5="http://schemas.microsoft.com/office/drawing/2016/5/11/chartex" xmlns:cx6="http://schemas.microsoft.com/office/drawing/2016/5/12/chartex" xmlns:cx7="http://schemas.microsoft.com/office/drawing/2016/5/13/chartex" xmlns:cx8="http://schemas.microsoft.com/office/drawing/2016/5/14/chartex" xmlns:mc="http://schemas.openxmlformats.org/markup-compatibility/2006" xmlns:aink="http://schemas.microsoft.com/office/drawing/2016/ink" xmlns:am3d="http://schemas.microsoft.com/office/drawing/2017/model3d" xmlns:o="urn:schemas-microsoft-com:office:office" xmlns:r="http://schemas.openxmlformats.org/officeDocument/2006/relationships" xmlns:m="http://schemas.openxmlformats.org/officeDocument/2006/math" xmlns:v="urn:schemas-microsoft-com:vml" xmlns:wp14="http://schemas.microsoft.com/office/word/2010/wordprocessingDrawing" xmlns:wp="http://schemas.openxmlformats.org/drawingml/2006/wordprocessingDrawing" xmlns:w10="urn:schemas-microsoft-com:office:word" xmlns:w="http://schemas.openxmlformats.org/wordprocessingml/2006/main" xmlns:w14="http://schemas.microsoft.com/office/word/2010/wordml" xmlns:w15="http://schemas.microsoft.com/office/word/2012/wordml" xmlns:w16cex="http://schemas.microsoft.com/office/word/2018/wordml/cex" xmlns:w16cid="http://schemas.microsoft.com/office/word/2016/wordml/cid" xmlns:w16="http://schemas.microsoft.com/office/word/2018/wordml" xmlns:w16sdtdh="http://schemas.microsoft.com/office/word/2020/wordml/sdtdatahash" xmlns:w16se="http://schemas.microsoft.com/office/word/2015/wordml/symex" xmlns:wpg="http://schemas.microsoft.com/office/word/2010/wordprocessingGroup" xmlns:wpi="http://schemas.microsoft.com/office/word/2010/wordprocessingInk" xmlns:wne="http://schemas.microsoft.com/office/word/2006/wordml" xmlns:wps="http://schemas.microsoft.com/office/word/2010/wordprocessingShape" mc:Ignorable="w14 w15 w16se w16cid w16 w16cex w16sdtdh wp14">
+<w:document xmlns:wpc="http://schemas.microsoft.com/office/word/2010/wordprocessingCanvas" xmlns:cx="http://schemas.microsoft.com/office/drawing/2014/chartex" xmlns:cx1="http://schemas.microsoft.com/office/drawing/2015/9/8/chartex" xmlns:cx2="http://schemas.microsoft.com/office/drawing/2015/10/21/chartex" xmlns:cx3="http://schemas.microsoft.com/office/drawing/2016/5/9/chartex" xmlns:cx4="http://schemas.microsoft.com/office/drawing/2016/5/10/chartex" xmlns:cx5="http://schemas.microsoft.com/office/drawing/2016/5/11/chartex" xmlns:cx6="http://schemas.microsoft.com/office/drawing/2016/5/12/chartex" xmlns:cx7="http://schemas.microsoft.com/office/drawing/2016/5/13/chartex" xmlns:cx8="http://schemas.microsoft.com/office/drawing/2016/5/14/chartex" xmlns:mc="http://schemas.openxmlformats.org/markup-compatibility/2006" xmlns:aink="http://schemas.microsoft.com/office/drawing/2016/ink" xmlns:am3d="http://schemas.microsoft.com/office/drawing/2017/model3d" xmlns:o="urn:schemas-microsoft-com:office:office" xmlns:r="http://schemas.openxmlformats.org/officeDocument/2006/relationships" xmlns:m="http://schemas.openxmlformats.org/officeDocument/2006/math" xmlns:v="urn:schemas-microsoft-com:vml" xmlns:wp14="http://schemas.microsoft.com/office/word/2010/wordprocessingDrawing" xmlns:wp="http://schemas.openxmlformats.org/drawingml/2006/wordprocessingDrawing" xmlns:w10="urn:schemas-microsoft-com:office:word" xmlns:w="http://schemas.openxmlformats.org/wordprocessingml/2006/main" xmlns:w14="http://schemas.microsoft.com/office/word/2010/wordml" xmlns:w15="http://schemas.microsoft.com/office/word/2012/wordml" xmlns:w16cid="http://schemas.microsoft.com/office/word/2016/wordml/cid" xmlns:w16se="http://schemas.microsoft.com/office/word/2015/wordml/symex" xmlns:wpg="http://schemas.microsoft.com/office/word/2010/wordprocessingGroup" xmlns:wpi="http://schemas.microsoft.com/office/word/2010/wordprocessingInk" xmlns:wne="http://schemas.microsoft.com/office/word/2006/wordml" xmlns:wps="http://schemas.microsoft.com/office/word/2010/wordprocessingShape" mc:Ignorable="w14 w15 w16se w16cid wp14">
   <w:body>
     <w:sdt>
       <w:sdtPr>
@@ -26,7 +26,7 @@
       <w:sdtContent>
         <w:p>
           <w:pPr>
-            <w:pStyle w:val="TOCHeading"/>
+            <w:pStyle w:val="a5"/>
           </w:pPr>
           <w:r>
             <w:t>Оглавление</w:t>
@@ -34,7 +34,7 @@
         </w:p>
         <w:p>
           <w:pPr>
-            <w:pStyle w:val="TOC1"/>
+            <w:pStyle w:val="11"/>
             <w:tabs>
               <w:tab w:val="right" w:leader="dot" w:pos="9345"/>
             </w:tabs>
@@ -56,7 +56,7 @@
           <w:hyperlink w:anchor="_Toc168553194" w:history="1">
             <w:r>
               <w:rPr>
-                <w:rStyle w:val="Hyperlink"/>
+                <w:rStyle w:val="a6"/>
                 <w:rFonts w:ascii="Arial" w:eastAsia="Times New Roman" w:hAnsi="Arial" w:cs="Arial"/>
                 <w:noProof/>
                 <w:kern w:val="36"/>
@@ -116,7 +116,7 @@
         </w:p>
         <w:p>
           <w:pPr>
-            <w:pStyle w:val="TOC3"/>
+            <w:pStyle w:val="31"/>
             <w:tabs>
               <w:tab w:val="right" w:leader="dot" w:pos="9345"/>
             </w:tabs>
@@ -129,7 +129,7 @@
           <w:hyperlink w:anchor="_Toc168553195" w:history="1">
             <w:r>
               <w:rPr>
-                <w:rStyle w:val="Hyperlink"/>
+                <w:rStyle w:val="a6"/>
                 <w:rFonts w:ascii="Arial" w:eastAsia="Times New Roman" w:hAnsi="Arial" w:cs="Arial"/>
                 <w:noProof/>
                 <w:lang w:eastAsia="ru-RU"/>
@@ -188,7 +188,7 @@
         </w:p>
         <w:p>
           <w:pPr>
-            <w:pStyle w:val="TOC3"/>
+            <w:pStyle w:val="31"/>
             <w:tabs>
               <w:tab w:val="right" w:leader="dot" w:pos="9345"/>
             </w:tabs>
@@ -201,7 +201,7 @@
           <w:hyperlink w:anchor="_Toc168553196" w:history="1">
             <w:r>
               <w:rPr>
-                <w:rStyle w:val="Hyperlink"/>
+                <w:rStyle w:val="a6"/>
                 <w:rFonts w:ascii="Arial" w:eastAsia="Times New Roman" w:hAnsi="Arial" w:cs="Arial"/>
                 <w:noProof/>
                 <w:lang w:eastAsia="ru-RU"/>
@@ -210,7 +210,7 @@
             </w:r>
             <w:r>
               <w:rPr>
-                <w:rStyle w:val="Hyperlink"/>
+                <w:rStyle w:val="a6"/>
                 <w:rFonts w:ascii="Arial" w:eastAsia="Times New Roman" w:hAnsi="Arial" w:cs="Arial"/>
                 <w:noProof/>
                 <w:lang w:val="en-US" w:eastAsia="ru-RU"/>
@@ -269,7 +269,7 @@
         </w:p>
         <w:p>
           <w:pPr>
-            <w:pStyle w:val="TOC3"/>
+            <w:pStyle w:val="31"/>
             <w:tabs>
               <w:tab w:val="right" w:leader="dot" w:pos="9345"/>
             </w:tabs>
@@ -282,7 +282,7 @@
           <w:hyperlink w:anchor="_Toc168553197" w:history="1">
             <w:r>
               <w:rPr>
-                <w:rStyle w:val="Hyperlink"/>
+                <w:rStyle w:val="a6"/>
                 <w:rFonts w:ascii="Arial" w:eastAsia="Times New Roman" w:hAnsi="Arial" w:cs="Arial"/>
                 <w:noProof/>
                 <w:lang w:eastAsia="ru-RU"/>
@@ -341,7 +341,7 @@
         </w:p>
         <w:p>
           <w:pPr>
-            <w:pStyle w:val="TOC3"/>
+            <w:pStyle w:val="31"/>
             <w:tabs>
               <w:tab w:val="right" w:leader="dot" w:pos="9345"/>
             </w:tabs>
@@ -354,7 +354,7 @@
           <w:hyperlink w:anchor="_Toc168553198" w:history="1">
             <w:r>
               <w:rPr>
-                <w:rStyle w:val="Hyperlink"/>
+                <w:rStyle w:val="a6"/>
                 <w:rFonts w:ascii="Arial" w:eastAsia="Times New Roman" w:hAnsi="Arial" w:cs="Arial"/>
                 <w:noProof/>
                 <w:lang w:eastAsia="ru-RU"/>
@@ -413,7 +413,7 @@
         </w:p>
         <w:p>
           <w:pPr>
-            <w:pStyle w:val="TOC3"/>
+            <w:pStyle w:val="31"/>
             <w:tabs>
               <w:tab w:val="right" w:leader="dot" w:pos="9345"/>
             </w:tabs>
@@ -426,7 +426,7 @@
           <w:hyperlink w:anchor="_Toc168553199" w:history="1">
             <w:r>
               <w:rPr>
-                <w:rStyle w:val="Hyperlink"/>
+                <w:rStyle w:val="a6"/>
                 <w:rFonts w:ascii="Arial" w:eastAsia="Times New Roman" w:hAnsi="Arial" w:cs="Arial"/>
                 <w:noProof/>
                 <w:lang w:eastAsia="ru-RU"/>
@@ -485,7 +485,7 @@
         </w:p>
         <w:p>
           <w:pPr>
-            <w:pStyle w:val="TOC1"/>
+            <w:pStyle w:val="11"/>
             <w:tabs>
               <w:tab w:val="right" w:leader="dot" w:pos="9345"/>
             </w:tabs>
@@ -498,7 +498,7 @@
           <w:hyperlink w:anchor="_Toc168553200" w:history="1">
             <w:r>
               <w:rPr>
-                <w:rStyle w:val="Hyperlink"/>
+                <w:rStyle w:val="a6"/>
                 <w:rFonts w:ascii="Arial" w:eastAsia="Times New Roman" w:hAnsi="Arial" w:cs="Arial"/>
                 <w:noProof/>
                 <w:kern w:val="36"/>
@@ -558,7 +558,7 @@
         </w:p>
         <w:p>
           <w:pPr>
-            <w:pStyle w:val="TOC1"/>
+            <w:pStyle w:val="11"/>
             <w:tabs>
               <w:tab w:val="right" w:leader="dot" w:pos="9345"/>
             </w:tabs>
@@ -571,7 +571,7 @@
           <w:hyperlink w:anchor="_Toc168553201" w:history="1">
             <w:r>
               <w:rPr>
-                <w:rStyle w:val="Hyperlink"/>
+                <w:rStyle w:val="a6"/>
                 <w:rFonts w:ascii="Arial" w:eastAsia="Times New Roman" w:hAnsi="Arial" w:cs="Arial"/>
                 <w:noProof/>
                 <w:kern w:val="36"/>
@@ -581,7 +581,7 @@
             </w:r>
             <w:r>
               <w:rPr>
-                <w:rStyle w:val="Hyperlink"/>
+                <w:rStyle w:val="a6"/>
                 <w:rFonts w:ascii="Arial" w:eastAsia="Times New Roman" w:hAnsi="Arial" w:cs="Arial"/>
                 <w:noProof/>
                 <w:kern w:val="36"/>
@@ -591,7 +591,7 @@
             </w:r>
             <w:r>
               <w:rPr>
-                <w:rStyle w:val="Hyperlink"/>
+                <w:rStyle w:val="a6"/>
                 <w:rFonts w:ascii="Arial" w:eastAsia="Times New Roman" w:hAnsi="Arial" w:cs="Arial"/>
                 <w:noProof/>
                 <w:kern w:val="36"/>
@@ -601,7 +601,7 @@
             </w:r>
             <w:r>
               <w:rPr>
-                <w:rStyle w:val="Hyperlink"/>
+                <w:rStyle w:val="a6"/>
                 <w:rFonts w:ascii="Arial" w:eastAsia="Times New Roman" w:hAnsi="Arial" w:cs="Arial"/>
                 <w:noProof/>
                 <w:kern w:val="36"/>
@@ -611,7 +611,7 @@
             </w:r>
             <w:r>
               <w:rPr>
-                <w:rStyle w:val="Hyperlink"/>
+                <w:rStyle w:val="a6"/>
                 <w:rFonts w:ascii="Arial" w:eastAsia="Times New Roman" w:hAnsi="Arial" w:cs="Arial"/>
                 <w:noProof/>
                 <w:kern w:val="36"/>
@@ -671,7 +671,7 @@
         </w:p>
         <w:p>
           <w:pPr>
-            <w:pStyle w:val="TOC1"/>
+            <w:pStyle w:val="11"/>
             <w:tabs>
               <w:tab w:val="right" w:leader="dot" w:pos="9345"/>
             </w:tabs>
@@ -684,7 +684,7 @@
           <w:hyperlink w:anchor="_Toc168553202" w:history="1">
             <w:r>
               <w:rPr>
-                <w:rStyle w:val="Hyperlink"/>
+                <w:rStyle w:val="a6"/>
                 <w:rFonts w:ascii="Arial" w:eastAsia="Times New Roman" w:hAnsi="Arial" w:cs="Arial"/>
                 <w:noProof/>
                 <w:kern w:val="36"/>
@@ -694,7 +694,7 @@
             </w:r>
             <w:r>
               <w:rPr>
-                <w:rStyle w:val="Hyperlink"/>
+                <w:rStyle w:val="a6"/>
                 <w:rFonts w:ascii="Arial" w:eastAsia="Times New Roman" w:hAnsi="Arial" w:cs="Arial"/>
                 <w:noProof/>
                 <w:kern w:val="36"/>
@@ -704,7 +704,7 @@
             </w:r>
             <w:r>
               <w:rPr>
-                <w:rStyle w:val="Hyperlink"/>
+                <w:rStyle w:val="a6"/>
                 <w:rFonts w:ascii="Arial" w:eastAsia="Times New Roman" w:hAnsi="Arial" w:cs="Arial"/>
                 <w:noProof/>
                 <w:kern w:val="36"/>
@@ -714,7 +714,7 @@
             </w:r>
             <w:r>
               <w:rPr>
-                <w:rStyle w:val="Hyperlink"/>
+                <w:rStyle w:val="a6"/>
                 <w:rFonts w:ascii="Arial" w:eastAsia="Times New Roman" w:hAnsi="Arial" w:cs="Arial"/>
                 <w:noProof/>
                 <w:kern w:val="36"/>
@@ -724,7 +724,7 @@
             </w:r>
             <w:r>
               <w:rPr>
-                <w:rStyle w:val="Hyperlink"/>
+                <w:rStyle w:val="a6"/>
                 <w:rFonts w:ascii="Arial" w:eastAsia="Times New Roman" w:hAnsi="Arial" w:cs="Arial"/>
                 <w:noProof/>
                 <w:kern w:val="36"/>
@@ -734,7 +734,7 @@
             </w:r>
             <w:r>
               <w:rPr>
-                <w:rStyle w:val="Hyperlink"/>
+                <w:rStyle w:val="a6"/>
                 <w:rFonts w:ascii="Arial" w:eastAsia="Times New Roman" w:hAnsi="Arial" w:cs="Arial"/>
                 <w:noProof/>
                 <w:kern w:val="36"/>
@@ -744,7 +744,7 @@
             </w:r>
             <w:r>
               <w:rPr>
-                <w:rStyle w:val="Hyperlink"/>
+                <w:rStyle w:val="a6"/>
                 <w:rFonts w:ascii="Arial" w:eastAsia="Times New Roman" w:hAnsi="Arial" w:cs="Arial"/>
                 <w:noProof/>
                 <w:kern w:val="36"/>
@@ -754,7 +754,7 @@
             </w:r>
             <w:r>
               <w:rPr>
-                <w:rStyle w:val="Hyperlink"/>
+                <w:rStyle w:val="a6"/>
                 <w:rFonts w:ascii="Arial" w:eastAsia="Times New Roman" w:hAnsi="Arial" w:cs="Arial"/>
                 <w:noProof/>
                 <w:kern w:val="36"/>
@@ -764,7 +764,7 @@
             </w:r>
             <w:r>
               <w:rPr>
-                <w:rStyle w:val="Hyperlink"/>
+                <w:rStyle w:val="a6"/>
                 <w:rFonts w:ascii="Arial" w:eastAsia="Times New Roman" w:hAnsi="Arial" w:cs="Arial"/>
                 <w:noProof/>
                 <w:kern w:val="36"/>
@@ -774,7 +774,7 @@
             </w:r>
             <w:r>
               <w:rPr>
-                <w:rStyle w:val="Hyperlink"/>
+                <w:rStyle w:val="a6"/>
                 <w:rFonts w:ascii="Arial" w:eastAsia="Times New Roman" w:hAnsi="Arial" w:cs="Arial"/>
                 <w:noProof/>
                 <w:kern w:val="36"/>
@@ -784,7 +784,7 @@
             </w:r>
             <w:r>
               <w:rPr>
-                <w:rStyle w:val="Hyperlink"/>
+                <w:rStyle w:val="a6"/>
                 <w:rFonts w:ascii="Arial" w:eastAsia="Times New Roman" w:hAnsi="Arial" w:cs="Arial"/>
                 <w:noProof/>
                 <w:kern w:val="36"/>
@@ -794,7 +794,7 @@
             </w:r>
             <w:r>
               <w:rPr>
-                <w:rStyle w:val="Hyperlink"/>
+                <w:rStyle w:val="a6"/>
                 <w:rFonts w:ascii="Arial" w:eastAsia="Times New Roman" w:hAnsi="Arial" w:cs="Arial"/>
                 <w:noProof/>
                 <w:kern w:val="36"/>
@@ -854,7 +854,7 @@
         </w:p>
         <w:p>
           <w:pPr>
-            <w:pStyle w:val="TOC1"/>
+            <w:pStyle w:val="11"/>
             <w:tabs>
               <w:tab w:val="right" w:leader="dot" w:pos="9345"/>
             </w:tabs>
@@ -867,7 +867,7 @@
           <w:hyperlink w:anchor="_Toc168553203" w:history="1">
             <w:r>
               <w:rPr>
-                <w:rStyle w:val="Hyperlink"/>
+                <w:rStyle w:val="a6"/>
                 <w:rFonts w:ascii="Arial" w:eastAsia="Times New Roman" w:hAnsi="Arial" w:cs="Arial"/>
                 <w:noProof/>
                 <w:kern w:val="36"/>
@@ -927,7 +927,7 @@
         </w:p>
         <w:p>
           <w:pPr>
-            <w:pStyle w:val="TOC1"/>
+            <w:pStyle w:val="11"/>
             <w:tabs>
               <w:tab w:val="right" w:leader="dot" w:pos="9345"/>
             </w:tabs>
@@ -940,7 +940,7 @@
           <w:hyperlink w:anchor="_Toc168553204" w:history="1">
             <w:r>
               <w:rPr>
-                <w:rStyle w:val="Hyperlink"/>
+                <w:rStyle w:val="a6"/>
                 <w:rFonts w:ascii="Arial" w:eastAsia="Times New Roman" w:hAnsi="Arial" w:cs="Arial"/>
                 <w:noProof/>
                 <w:kern w:val="36"/>
@@ -1000,7 +1000,7 @@
         </w:p>
         <w:p>
           <w:pPr>
-            <w:pStyle w:val="TOC2"/>
+            <w:pStyle w:val="21"/>
             <w:tabs>
               <w:tab w:val="right" w:leader="dot" w:pos="9345"/>
             </w:tabs>
@@ -1013,7 +1013,7 @@
           <w:hyperlink w:anchor="_Toc168553205" w:history="1">
             <w:r>
               <w:rPr>
-                <w:rStyle w:val="Hyperlink"/>
+                <w:rStyle w:val="a6"/>
                 <w:noProof/>
                 <w:lang w:val="en-US" w:eastAsia="ru-RU"/>
               </w:rPr>
@@ -1071,7 +1071,7 @@
         </w:p>
         <w:p>
           <w:pPr>
-            <w:pStyle w:val="TOC2"/>
+            <w:pStyle w:val="21"/>
             <w:tabs>
               <w:tab w:val="right" w:leader="dot" w:pos="9345"/>
             </w:tabs>
@@ -1084,7 +1084,7 @@
           <w:hyperlink w:anchor="_Toc168553206" w:history="1">
             <w:r>
               <w:rPr>
-                <w:rStyle w:val="Hyperlink"/>
+                <w:rStyle w:val="a6"/>
                 <w:noProof/>
                 <w:lang w:val="en-US" w:eastAsia="ru-RU"/>
               </w:rPr>
@@ -1142,7 +1142,7 @@
         </w:p>
         <w:p>
           <w:pPr>
-            <w:pStyle w:val="TOC1"/>
+            <w:pStyle w:val="11"/>
             <w:tabs>
               <w:tab w:val="right" w:leader="dot" w:pos="9345"/>
             </w:tabs>
@@ -1155,7 +1155,7 @@
           <w:hyperlink w:anchor="_Toc168553207" w:history="1">
             <w:r>
               <w:rPr>
-                <w:rStyle w:val="Hyperlink"/>
+                <w:rStyle w:val="a6"/>
                 <w:rFonts w:ascii="Arial" w:eastAsia="Times New Roman" w:hAnsi="Arial" w:cs="Arial"/>
                 <w:noProof/>
                 <w:kern w:val="36"/>
@@ -1215,7 +1215,7 @@
         </w:p>
         <w:p>
           <w:pPr>
-            <w:pStyle w:val="TOC2"/>
+            <w:pStyle w:val="21"/>
             <w:tabs>
               <w:tab w:val="right" w:leader="dot" w:pos="9345"/>
             </w:tabs>
@@ -1228,7 +1228,7 @@
           <w:hyperlink w:anchor="_Toc168553208" w:history="1">
             <w:r>
               <w:rPr>
-                <w:rStyle w:val="Hyperlink"/>
+                <w:rStyle w:val="a6"/>
                 <w:noProof/>
                 <w:lang w:val="en-US" w:eastAsia="ru-RU"/>
               </w:rPr>
@@ -1286,7 +1286,7 @@
         </w:p>
         <w:p>
           <w:pPr>
-            <w:pStyle w:val="TOC2"/>
+            <w:pStyle w:val="21"/>
             <w:tabs>
               <w:tab w:val="right" w:leader="dot" w:pos="9345"/>
             </w:tabs>
@@ -1299,7 +1299,7 @@
           <w:hyperlink w:anchor="_Toc168553209" w:history="1">
             <w:r>
               <w:rPr>
-                <w:rStyle w:val="Hyperlink"/>
+                <w:rStyle w:val="a6"/>
                 <w:noProof/>
                 <w:lang w:val="en-US" w:eastAsia="ru-RU"/>
               </w:rPr>
@@ -1357,7 +1357,7 @@
         </w:p>
         <w:p>
           <w:pPr>
-            <w:pStyle w:val="TOC1"/>
+            <w:pStyle w:val="11"/>
             <w:tabs>
               <w:tab w:val="right" w:leader="dot" w:pos="9345"/>
             </w:tabs>
@@ -1370,7 +1370,7 @@
           <w:hyperlink w:anchor="_Toc168553210" w:history="1">
             <w:r>
               <w:rPr>
-                <w:rStyle w:val="Hyperlink"/>
+                <w:rStyle w:val="a6"/>
                 <w:rFonts w:cstheme="minorHAnsi"/>
                 <w:noProof/>
                 <w:lang w:val="en-US"/>
@@ -1429,7 +1429,7 @@
         </w:p>
         <w:p>
           <w:pPr>
-            <w:pStyle w:val="TOC2"/>
+            <w:pStyle w:val="21"/>
             <w:tabs>
               <w:tab w:val="left" w:pos="660"/>
               <w:tab w:val="right" w:leader="dot" w:pos="9345"/>
@@ -1443,7 +1443,7 @@
           <w:hyperlink w:anchor="_Toc168553211" w:history="1">
             <w:r>
               <w:rPr>
-                <w:rStyle w:val="Hyperlink"/>
+                <w:rStyle w:val="a6"/>
                 <w:rFonts w:ascii="Segoe UI" w:hAnsi="Segoe UI" w:cs="Segoe UI"/>
                 <w:noProof/>
               </w:rPr>
@@ -1459,7 +1459,7 @@
             </w:r>
             <w:r>
               <w:rPr>
-                <w:rStyle w:val="Hyperlink"/>
+                <w:rStyle w:val="a6"/>
                 <w:rFonts w:ascii="Segoe UI" w:hAnsi="Segoe UI" w:cs="Segoe UI"/>
                 <w:b/>
                 <w:bCs/>
@@ -1519,7 +1519,7 @@
         </w:p>
         <w:p>
           <w:pPr>
-            <w:pStyle w:val="TOC2"/>
+            <w:pStyle w:val="21"/>
             <w:tabs>
               <w:tab w:val="left" w:pos="660"/>
               <w:tab w:val="right" w:leader="dot" w:pos="9345"/>
@@ -1533,7 +1533,7 @@
           <w:hyperlink w:anchor="_Toc168553212" w:history="1">
             <w:r>
               <w:rPr>
-                <w:rStyle w:val="Hyperlink"/>
+                <w:rStyle w:val="a6"/>
                 <w:rFonts w:ascii="Segoe UI" w:hAnsi="Segoe UI" w:cs="Segoe UI"/>
                 <w:noProof/>
               </w:rPr>
@@ -1549,7 +1549,7 @@
             </w:r>
             <w:r>
               <w:rPr>
-                <w:rStyle w:val="Hyperlink"/>
+                <w:rStyle w:val="a6"/>
                 <w:rFonts w:ascii="Segoe UI" w:hAnsi="Segoe UI" w:cs="Segoe UI"/>
                 <w:b/>
                 <w:bCs/>
@@ -1609,7 +1609,7 @@
         </w:p>
         <w:p>
           <w:pPr>
-            <w:pStyle w:val="TOC2"/>
+            <w:pStyle w:val="21"/>
             <w:tabs>
               <w:tab w:val="left" w:pos="660"/>
               <w:tab w:val="right" w:leader="dot" w:pos="9345"/>
@@ -1623,7 +1623,7 @@
           <w:hyperlink w:anchor="_Toc168553213" w:history="1">
             <w:r>
               <w:rPr>
-                <w:rStyle w:val="Hyperlink"/>
+                <w:rStyle w:val="a6"/>
                 <w:rFonts w:ascii="Segoe UI" w:hAnsi="Segoe UI" w:cs="Segoe UI"/>
                 <w:noProof/>
                 <w:lang w:val="en-US"/>
@@ -1640,7 +1640,7 @@
             </w:r>
             <w:r>
               <w:rPr>
-                <w:rStyle w:val="Hyperlink"/>
+                <w:rStyle w:val="a6"/>
                 <w:rFonts w:ascii="Segoe UI" w:hAnsi="Segoe UI" w:cs="Segoe UI"/>
                 <w:b/>
                 <w:bCs/>
@@ -1701,7 +1701,7 @@
         </w:p>
         <w:p>
           <w:pPr>
-            <w:pStyle w:val="TOC2"/>
+            <w:pStyle w:val="21"/>
             <w:tabs>
               <w:tab w:val="left" w:pos="660"/>
               <w:tab w:val="right" w:leader="dot" w:pos="9345"/>
@@ -1715,7 +1715,7 @@
           <w:hyperlink w:anchor="_Toc168553214" w:history="1">
             <w:r>
               <w:rPr>
-                <w:rStyle w:val="Hyperlink"/>
+                <w:rStyle w:val="a6"/>
                 <w:rFonts w:ascii="Segoe UI" w:hAnsi="Segoe UI" w:cs="Segoe UI"/>
                 <w:noProof/>
                 <w:lang w:val="en-US"/>
@@ -1732,7 +1732,7 @@
             </w:r>
             <w:r>
               <w:rPr>
-                <w:rStyle w:val="Hyperlink"/>
+                <w:rStyle w:val="a6"/>
                 <w:rFonts w:ascii="Segoe UI" w:hAnsi="Segoe UI" w:cs="Segoe UI"/>
                 <w:b/>
                 <w:bCs/>
@@ -1793,7 +1793,7 @@
         </w:p>
         <w:p>
           <w:pPr>
-            <w:pStyle w:val="TOC2"/>
+            <w:pStyle w:val="21"/>
             <w:tabs>
               <w:tab w:val="left" w:pos="660"/>
               <w:tab w:val="right" w:leader="dot" w:pos="9345"/>
@@ -1807,7 +1807,7 @@
           <w:hyperlink w:anchor="_Toc168553215" w:history="1">
             <w:r>
               <w:rPr>
-                <w:rStyle w:val="Hyperlink"/>
+                <w:rStyle w:val="a6"/>
                 <w:rFonts w:ascii="Segoe UI" w:hAnsi="Segoe UI" w:cs="Segoe UI"/>
                 <w:noProof/>
               </w:rPr>
@@ -1823,7 +1823,7 @@
             </w:r>
             <w:r>
               <w:rPr>
-                <w:rStyle w:val="Hyperlink"/>
+                <w:rStyle w:val="a6"/>
                 <w:rFonts w:ascii="Segoe UI" w:hAnsi="Segoe UI" w:cs="Segoe UI"/>
                 <w:b/>
                 <w:bCs/>
@@ -1883,7 +1883,7 @@
         </w:p>
         <w:p>
           <w:pPr>
-            <w:pStyle w:val="TOC2"/>
+            <w:pStyle w:val="21"/>
             <w:tabs>
               <w:tab w:val="left" w:pos="660"/>
               <w:tab w:val="right" w:leader="dot" w:pos="9345"/>
@@ -1897,7 +1897,7 @@
           <w:hyperlink w:anchor="_Toc168553216" w:history="1">
             <w:r>
               <w:rPr>
-                <w:rStyle w:val="Hyperlink"/>
+                <w:rStyle w:val="a6"/>
                 <w:rFonts w:ascii="Segoe UI" w:hAnsi="Segoe UI" w:cs="Segoe UI"/>
                 <w:noProof/>
               </w:rPr>
@@ -1913,7 +1913,7 @@
             </w:r>
             <w:r>
               <w:rPr>
-                <w:rStyle w:val="Hyperlink"/>
+                <w:rStyle w:val="a6"/>
                 <w:rFonts w:ascii="Segoe UI" w:hAnsi="Segoe UI" w:cs="Segoe UI"/>
                 <w:b/>
                 <w:bCs/>
@@ -1973,7 +1973,7 @@
         </w:p>
         <w:p>
           <w:pPr>
-            <w:pStyle w:val="TOC1"/>
+            <w:pStyle w:val="11"/>
             <w:tabs>
               <w:tab w:val="right" w:leader="dot" w:pos="9345"/>
             </w:tabs>
@@ -1986,7 +1986,7 @@
           <w:hyperlink w:anchor="_Toc168553217" w:history="1">
             <w:r>
               <w:rPr>
-                <w:rStyle w:val="Hyperlink"/>
+                <w:rStyle w:val="a6"/>
                 <w:rFonts w:ascii="Arial" w:eastAsia="Times New Roman" w:hAnsi="Arial" w:cs="Arial"/>
                 <w:noProof/>
                 <w:kern w:val="36"/>
@@ -2046,7 +2046,7 @@
         </w:p>
         <w:p>
           <w:pPr>
-            <w:pStyle w:val="TOC2"/>
+            <w:pStyle w:val="21"/>
             <w:tabs>
               <w:tab w:val="right" w:leader="dot" w:pos="9345"/>
             </w:tabs>
@@ -2059,7 +2059,7 @@
           <w:hyperlink w:anchor="_Toc168553218" w:history="1">
             <w:r>
               <w:rPr>
-                <w:rStyle w:val="Hyperlink"/>
+                <w:rStyle w:val="a6"/>
                 <w:noProof/>
                 <w:lang w:val="en-US" w:eastAsia="ru-RU"/>
               </w:rPr>
@@ -2117,7 +2117,7 @@
         </w:p>
         <w:p>
           <w:pPr>
-            <w:pStyle w:val="TOC2"/>
+            <w:pStyle w:val="21"/>
             <w:tabs>
               <w:tab w:val="right" w:leader="dot" w:pos="9345"/>
             </w:tabs>
@@ -2130,7 +2130,7 @@
           <w:hyperlink w:anchor="_Toc168553219" w:history="1">
             <w:r>
               <w:rPr>
-                <w:rStyle w:val="Hyperlink"/>
+                <w:rStyle w:val="a6"/>
                 <w:noProof/>
                 <w:lang w:val="en-US" w:eastAsia="ru-RU"/>
               </w:rPr>
@@ -2188,7 +2188,7 @@
         </w:p>
         <w:p>
           <w:pPr>
-            <w:pStyle w:val="TOC1"/>
+            <w:pStyle w:val="11"/>
             <w:tabs>
               <w:tab w:val="right" w:leader="dot" w:pos="9345"/>
             </w:tabs>
@@ -2201,7 +2201,7 @@
           <w:hyperlink w:anchor="_Toc168553220" w:history="1">
             <w:r>
               <w:rPr>
-                <w:rStyle w:val="Hyperlink"/>
+                <w:rStyle w:val="a6"/>
                 <w:rFonts w:ascii="Arial" w:eastAsia="Times New Roman" w:hAnsi="Arial" w:cs="Arial"/>
                 <w:noProof/>
                 <w:kern w:val="36"/>
@@ -2261,7 +2261,7 @@
         </w:p>
         <w:p>
           <w:pPr>
-            <w:pStyle w:val="TOC2"/>
+            <w:pStyle w:val="21"/>
             <w:tabs>
               <w:tab w:val="right" w:leader="dot" w:pos="9345"/>
             </w:tabs>
@@ -2274,7 +2274,7 @@
           <w:hyperlink w:anchor="_Toc168553221" w:history="1">
             <w:r>
               <w:rPr>
-                <w:rStyle w:val="Hyperlink"/>
+                <w:rStyle w:val="a6"/>
                 <w:noProof/>
                 <w:lang w:val="en-US" w:eastAsia="ru-RU"/>
               </w:rPr>
@@ -2332,7 +2332,7 @@
         </w:p>
         <w:p>
           <w:pPr>
-            <w:pStyle w:val="TOC1"/>
+            <w:pStyle w:val="11"/>
             <w:tabs>
               <w:tab w:val="right" w:leader="dot" w:pos="9345"/>
             </w:tabs>
@@ -2345,7 +2345,7 @@
           <w:hyperlink w:anchor="_Toc168553222" w:history="1">
             <w:r>
               <w:rPr>
-                <w:rStyle w:val="Hyperlink"/>
+                <w:rStyle w:val="a6"/>
                 <w:rFonts w:ascii="Arial" w:eastAsia="Times New Roman" w:hAnsi="Arial" w:cs="Arial"/>
                 <w:noProof/>
                 <w:kern w:val="36"/>
@@ -2405,7 +2405,7 @@
         </w:p>
         <w:p>
           <w:pPr>
-            <w:pStyle w:val="TOC2"/>
+            <w:pStyle w:val="21"/>
             <w:tabs>
               <w:tab w:val="right" w:leader="dot" w:pos="9345"/>
             </w:tabs>
@@ -2418,7 +2418,7 @@
           <w:hyperlink w:anchor="_Toc168553223" w:history="1">
             <w:r>
               <w:rPr>
-                <w:rStyle w:val="Hyperlink"/>
+                <w:rStyle w:val="a6"/>
                 <w:noProof/>
                 <w:lang w:val="en-US" w:eastAsia="ru-RU"/>
               </w:rPr>
@@ -2476,7 +2476,7 @@
         </w:p>
         <w:p>
           <w:pPr>
-            <w:pStyle w:val="TOC1"/>
+            <w:pStyle w:val="11"/>
             <w:tabs>
               <w:tab w:val="right" w:leader="dot" w:pos="9345"/>
             </w:tabs>
@@ -2489,7 +2489,7 @@
           <w:hyperlink w:anchor="_Toc168553224" w:history="1">
             <w:r>
               <w:rPr>
-                <w:rStyle w:val="Hyperlink"/>
+                <w:rStyle w:val="a6"/>
                 <w:rFonts w:ascii="Arial" w:eastAsia="Times New Roman" w:hAnsi="Arial" w:cs="Arial"/>
                 <w:noProof/>
                 <w:kern w:val="36"/>
@@ -2549,7 +2549,7 @@
         </w:p>
         <w:p>
           <w:pPr>
-            <w:pStyle w:val="TOC1"/>
+            <w:pStyle w:val="11"/>
             <w:tabs>
               <w:tab w:val="right" w:leader="dot" w:pos="9345"/>
             </w:tabs>
@@ -2562,7 +2562,7 @@
           <w:hyperlink w:anchor="_Toc168553225" w:history="1">
             <w:r>
               <w:rPr>
-                <w:rStyle w:val="Hyperlink"/>
+                <w:rStyle w:val="a6"/>
                 <w:rFonts w:ascii="Arial" w:eastAsia="Times New Roman" w:hAnsi="Arial" w:cs="Arial"/>
                 <w:noProof/>
                 <w:kern w:val="36"/>
@@ -2622,7 +2622,7 @@
         </w:p>
         <w:p>
           <w:pPr>
-            <w:pStyle w:val="TOC1"/>
+            <w:pStyle w:val="11"/>
             <w:tabs>
               <w:tab w:val="right" w:leader="dot" w:pos="9345"/>
             </w:tabs>
@@ -2635,7 +2635,7 @@
           <w:hyperlink w:anchor="_Toc168553226" w:history="1">
             <w:r>
               <w:rPr>
-                <w:rStyle w:val="Hyperlink"/>
+                <w:rStyle w:val="a6"/>
                 <w:rFonts w:ascii="Arial" w:eastAsia="Times New Roman" w:hAnsi="Arial" w:cs="Arial"/>
                 <w:noProof/>
                 <w:kern w:val="36"/>
@@ -2695,7 +2695,7 @@
         </w:p>
         <w:p>
           <w:pPr>
-            <w:pStyle w:val="TOC1"/>
+            <w:pStyle w:val="11"/>
             <w:tabs>
               <w:tab w:val="right" w:leader="dot" w:pos="9345"/>
             </w:tabs>
@@ -2708,7 +2708,7 @@
           <w:hyperlink w:anchor="_Toc168553227" w:history="1">
             <w:r>
               <w:rPr>
-                <w:rStyle w:val="Hyperlink"/>
+                <w:rStyle w:val="a6"/>
                 <w:rFonts w:ascii="Arial" w:eastAsia="Times New Roman" w:hAnsi="Arial" w:cs="Arial"/>
                 <w:noProof/>
                 <w:kern w:val="36"/>
@@ -2768,7 +2768,7 @@
         </w:p>
         <w:p>
           <w:pPr>
-            <w:pStyle w:val="TOC1"/>
+            <w:pStyle w:val="11"/>
             <w:tabs>
               <w:tab w:val="right" w:leader="dot" w:pos="9345"/>
             </w:tabs>
@@ -2781,7 +2781,7 @@
           <w:hyperlink w:anchor="_Toc168553228" w:history="1">
             <w:r>
               <w:rPr>
-                <w:rStyle w:val="Hyperlink"/>
+                <w:rStyle w:val="a6"/>
                 <w:rFonts w:ascii="Arial" w:eastAsia="Times New Roman" w:hAnsi="Arial" w:cs="Arial"/>
                 <w:noProof/>
                 <w:kern w:val="36"/>
@@ -2841,7 +2841,7 @@
         </w:p>
         <w:p>
           <w:pPr>
-            <w:pStyle w:val="TOC1"/>
+            <w:pStyle w:val="11"/>
             <w:tabs>
               <w:tab w:val="right" w:leader="dot" w:pos="9345"/>
             </w:tabs>
@@ -2854,7 +2854,7 @@
           <w:hyperlink w:anchor="_Toc168553229" w:history="1">
             <w:r>
               <w:rPr>
-                <w:rStyle w:val="Hyperlink"/>
+                <w:rStyle w:val="a6"/>
                 <w:rFonts w:ascii="Arial" w:eastAsia="Times New Roman" w:hAnsi="Arial" w:cs="Arial"/>
                 <w:noProof/>
                 <w:kern w:val="36"/>
@@ -2914,7 +2914,7 @@
         </w:p>
         <w:p>
           <w:pPr>
-            <w:pStyle w:val="TOC1"/>
+            <w:pStyle w:val="11"/>
             <w:tabs>
               <w:tab w:val="right" w:leader="dot" w:pos="9345"/>
             </w:tabs>
@@ -2927,7 +2927,7 @@
           <w:hyperlink w:anchor="_Toc168553230" w:history="1">
             <w:r>
               <w:rPr>
-                <w:rStyle w:val="Hyperlink"/>
+                <w:rStyle w:val="a6"/>
                 <w:rFonts w:ascii="Arial" w:eastAsia="Times New Roman" w:hAnsi="Arial" w:cs="Arial"/>
                 <w:noProof/>
                 <w:kern w:val="36"/>
@@ -2937,7 +2937,7 @@
             </w:r>
             <w:r>
               <w:rPr>
-                <w:rStyle w:val="Hyperlink"/>
+                <w:rStyle w:val="a6"/>
                 <w:rFonts w:ascii="Arial" w:eastAsia="Times New Roman" w:hAnsi="Arial" w:cs="Arial"/>
                 <w:noProof/>
                 <w:kern w:val="36"/>
@@ -2947,7 +2947,7 @@
             </w:r>
             <w:r>
               <w:rPr>
-                <w:rStyle w:val="Hyperlink"/>
+                <w:rStyle w:val="a6"/>
                 <w:rFonts w:ascii="Arial" w:eastAsia="Times New Roman" w:hAnsi="Arial" w:cs="Arial"/>
                 <w:noProof/>
                 <w:kern w:val="36"/>
@@ -2957,7 +2957,7 @@
             </w:r>
             <w:r>
               <w:rPr>
-                <w:rStyle w:val="Hyperlink"/>
+                <w:rStyle w:val="a6"/>
                 <w:rFonts w:ascii="Arial" w:eastAsia="Times New Roman" w:hAnsi="Arial" w:cs="Arial"/>
                 <w:noProof/>
                 <w:kern w:val="36"/>
@@ -2967,7 +2967,7 @@
             </w:r>
             <w:r>
               <w:rPr>
-                <w:rStyle w:val="Hyperlink"/>
+                <w:rStyle w:val="a6"/>
                 <w:rFonts w:ascii="Arial" w:eastAsia="Times New Roman" w:hAnsi="Arial" w:cs="Arial"/>
                 <w:noProof/>
                 <w:kern w:val="36"/>
@@ -3027,7 +3027,7 @@
         </w:p>
         <w:p>
           <w:pPr>
-            <w:pStyle w:val="TOC1"/>
+            <w:pStyle w:val="11"/>
             <w:tabs>
               <w:tab w:val="right" w:leader="dot" w:pos="9345"/>
             </w:tabs>
@@ -3040,7 +3040,7 @@
           <w:hyperlink w:anchor="_Toc168553231" w:history="1">
             <w:r>
               <w:rPr>
-                <w:rStyle w:val="Hyperlink"/>
+                <w:rStyle w:val="a6"/>
                 <w:rFonts w:ascii="Arial" w:eastAsia="Times New Roman" w:hAnsi="Arial" w:cs="Arial"/>
                 <w:noProof/>
                 <w:kern w:val="36"/>
@@ -3050,7 +3050,7 @@
             </w:r>
             <w:r>
               <w:rPr>
-                <w:rStyle w:val="Hyperlink"/>
+                <w:rStyle w:val="a6"/>
                 <w:rFonts w:ascii="Arial" w:eastAsia="Times New Roman" w:hAnsi="Arial" w:cs="Arial"/>
                 <w:noProof/>
                 <w:kern w:val="36"/>
@@ -3060,7 +3060,7 @@
             </w:r>
             <w:r>
               <w:rPr>
-                <w:rStyle w:val="Hyperlink"/>
+                <w:rStyle w:val="a6"/>
                 <w:rFonts w:ascii="Arial" w:eastAsia="Times New Roman" w:hAnsi="Arial" w:cs="Arial"/>
                 <w:noProof/>
                 <w:kern w:val="36"/>
@@ -3070,7 +3070,7 @@
             </w:r>
             <w:r>
               <w:rPr>
-                <w:rStyle w:val="Hyperlink"/>
+                <w:rStyle w:val="a6"/>
                 <w:rFonts w:ascii="Arial" w:eastAsia="Times New Roman" w:hAnsi="Arial" w:cs="Arial"/>
                 <w:noProof/>
                 <w:kern w:val="36"/>
@@ -3080,7 +3080,7 @@
             </w:r>
             <w:r>
               <w:rPr>
-                <w:rStyle w:val="Hyperlink"/>
+                <w:rStyle w:val="a6"/>
                 <w:rFonts w:ascii="Arial" w:eastAsia="Times New Roman" w:hAnsi="Arial" w:cs="Arial"/>
                 <w:noProof/>
                 <w:kern w:val="36"/>
@@ -3090,7 +3090,7 @@
             </w:r>
             <w:r>
               <w:rPr>
-                <w:rStyle w:val="Hyperlink"/>
+                <w:rStyle w:val="a6"/>
                 <w:rFonts w:ascii="Arial" w:eastAsia="Times New Roman" w:hAnsi="Arial" w:cs="Arial"/>
                 <w:noProof/>
                 <w:kern w:val="36"/>
@@ -3100,7 +3100,7 @@
             </w:r>
             <w:r>
               <w:rPr>
-                <w:rStyle w:val="Hyperlink"/>
+                <w:rStyle w:val="a6"/>
                 <w:rFonts w:ascii="Arial" w:eastAsia="Times New Roman" w:hAnsi="Arial" w:cs="Arial"/>
                 <w:noProof/>
                 <w:kern w:val="36"/>
@@ -3160,7 +3160,7 @@
         </w:p>
         <w:p>
           <w:pPr>
-            <w:pStyle w:val="TOC1"/>
+            <w:pStyle w:val="11"/>
             <w:tabs>
               <w:tab w:val="right" w:leader="dot" w:pos="9345"/>
             </w:tabs>
@@ -3173,7 +3173,7 @@
           <w:hyperlink w:anchor="_Toc168553232" w:history="1">
             <w:r>
               <w:rPr>
-                <w:rStyle w:val="Hyperlink"/>
+                <w:rStyle w:val="a6"/>
                 <w:rFonts w:ascii="Arial" w:eastAsia="Times New Roman" w:hAnsi="Arial" w:cs="Arial"/>
                 <w:noProof/>
                 <w:kern w:val="36"/>
@@ -3183,7 +3183,7 @@
             </w:r>
             <w:r>
               <w:rPr>
-                <w:rStyle w:val="Hyperlink"/>
+                <w:rStyle w:val="a6"/>
                 <w:rFonts w:ascii="Arial" w:eastAsia="Times New Roman" w:hAnsi="Arial" w:cs="Arial"/>
                 <w:noProof/>
                 <w:kern w:val="36"/>
@@ -3193,7 +3193,7 @@
             </w:r>
             <w:r>
               <w:rPr>
-                <w:rStyle w:val="Hyperlink"/>
+                <w:rStyle w:val="a6"/>
                 <w:rFonts w:ascii="Arial" w:eastAsia="Times New Roman" w:hAnsi="Arial" w:cs="Arial"/>
                 <w:noProof/>
                 <w:kern w:val="36"/>
@@ -3203,7 +3203,7 @@
             </w:r>
             <w:r>
               <w:rPr>
-                <w:rStyle w:val="Hyperlink"/>
+                <w:rStyle w:val="a6"/>
                 <w:rFonts w:ascii="Arial" w:eastAsia="Times New Roman" w:hAnsi="Arial" w:cs="Arial"/>
                 <w:noProof/>
                 <w:kern w:val="36"/>
@@ -3213,7 +3213,7 @@
             </w:r>
             <w:r>
               <w:rPr>
-                <w:rStyle w:val="Hyperlink"/>
+                <w:rStyle w:val="a6"/>
                 <w:rFonts w:ascii="Arial" w:eastAsia="Times New Roman" w:hAnsi="Arial" w:cs="Arial"/>
                 <w:noProof/>
                 <w:kern w:val="36"/>
@@ -3223,7 +3223,7 @@
             </w:r>
             <w:r>
               <w:rPr>
-                <w:rStyle w:val="Hyperlink"/>
+                <w:rStyle w:val="a6"/>
                 <w:rFonts w:ascii="Arial" w:eastAsia="Times New Roman" w:hAnsi="Arial" w:cs="Arial"/>
                 <w:noProof/>
                 <w:kern w:val="36"/>
@@ -3233,7 +3233,7 @@
             </w:r>
             <w:r>
               <w:rPr>
-                <w:rStyle w:val="Hyperlink"/>
+                <w:rStyle w:val="a6"/>
                 <w:rFonts w:ascii="Arial" w:eastAsia="Times New Roman" w:hAnsi="Arial" w:cs="Arial"/>
                 <w:noProof/>
                 <w:kern w:val="36"/>
@@ -4002,7 +4002,7 @@
           <w:color w:val="111111"/>
           <w:sz w:val="27"/>
           <w:szCs w:val="27"/>
-          <w:lang w:val="en-US" w:eastAsia="ru-RU"/>
+          <w:lang w:eastAsia="ru-RU"/>
         </w:rPr>
       </w:pPr>
       <w:bookmarkStart w:id="2" w:name="_Toc168553196"/>
@@ -4034,9 +4034,29 @@
           <w:color w:val="111111"/>
           <w:sz w:val="27"/>
           <w:szCs w:val="27"/>
-          <w:lang w:val="en-US" w:eastAsia="ru-RU"/>
-        </w:rPr>
-        <w:t xml:space="preserve"> (PK)</w:t>
+          <w:lang w:eastAsia="ru-RU"/>
+        </w:rPr>
+        <w:t xml:space="preserve"> (</w:t>
+      </w:r>
+      <w:r>
+        <w:rPr>
+          <w:rFonts w:ascii="Arial" w:eastAsia="Times New Roman" w:hAnsi="Arial" w:cs="Arial"/>
+          <w:color w:val="111111"/>
+          <w:sz w:val="27"/>
+          <w:szCs w:val="27"/>
+          <w:lang w:val="en-US" w:eastAsia="ru-RU"/>
+        </w:rPr>
+        <w:t>PK</w:t>
+      </w:r>
+      <w:r>
+        <w:rPr>
+          <w:rFonts w:ascii="Arial" w:eastAsia="Times New Roman" w:hAnsi="Arial" w:cs="Arial"/>
+          <w:color w:val="111111"/>
+          <w:sz w:val="27"/>
+          <w:szCs w:val="27"/>
+          <w:lang w:eastAsia="ru-RU"/>
+        </w:rPr>
+        <w:t>)</w:t>
       </w:r>
       <w:bookmarkEnd w:id="2"/>
     </w:p>
@@ -4130,9 +4150,9 @@
           <w:shd w:val="clear" w:color="auto" w:fill="FFFFFF"/>
           <w:lang w:eastAsia="ru-RU"/>
         </w:rPr>
-        <w:t xml:space="preserve"> индекс. В дополнение следует отметить, что данные в таблице хранятся в отсортированном виде только в случае если создан </w:t>
-      </w:r>
-      <w:proofErr w:type="spellStart"/>
+        <w:t xml:space="preserve"> индекс. В дополнение следует отметить, что данные в таблице хранятся в отсортированном </w:t>
+      </w:r>
+      <w:proofErr w:type="gramStart"/>
       <w:r>
         <w:rPr>
           <w:rFonts w:ascii="Arial" w:eastAsia="Times New Roman" w:hAnsi="Arial" w:cs="Arial"/>
@@ -4142,9 +4162,9 @@
           <w:shd w:val="clear" w:color="auto" w:fill="FFFFFF"/>
           <w:lang w:eastAsia="ru-RU"/>
         </w:rPr>
-        <w:t>кластеризованный</w:t>
-      </w:r>
-      <w:proofErr w:type="spellEnd"/>
+        <w:t>виде только в случае если</w:t>
+      </w:r>
+      <w:proofErr w:type="gramEnd"/>
       <w:r>
         <w:rPr>
           <w:rFonts w:ascii="Arial" w:eastAsia="Times New Roman" w:hAnsi="Arial" w:cs="Arial"/>
@@ -4154,18 +4174,9 @@
           <w:shd w:val="clear" w:color="auto" w:fill="FFFFFF"/>
           <w:lang w:eastAsia="ru-RU"/>
         </w:rPr>
-        <w:t xml:space="preserve"> индекс у этой таблицы.</w:t>
-      </w:r>
-      <w:r>
-        <w:rPr>
-          <w:rFonts w:ascii="Arial" w:eastAsia="Times New Roman" w:hAnsi="Arial" w:cs="Arial"/>
-          <w:color w:val="111111"/>
-          <w:sz w:val="24"/>
-          <w:szCs w:val="24"/>
-          <w:lang w:eastAsia="ru-RU"/>
-        </w:rPr>
-        <w:br/>
-      </w:r>
+        <w:t xml:space="preserve"> создан </w:t>
+      </w:r>
+      <w:proofErr w:type="spellStart"/>
       <w:r>
         <w:rPr>
           <w:rFonts w:ascii="Arial" w:eastAsia="Times New Roman" w:hAnsi="Arial" w:cs="Arial"/>
@@ -4175,9 +4186,9 @@
           <w:shd w:val="clear" w:color="auto" w:fill="FFFFFF"/>
           <w:lang w:eastAsia="ru-RU"/>
         </w:rPr>
-        <w:t xml:space="preserve">Таблица не имеющая </w:t>
-      </w:r>
-      <w:proofErr w:type="spellStart"/>
+        <w:t>кластеризованный</w:t>
+      </w:r>
+      <w:proofErr w:type="spellEnd"/>
       <w:r>
         <w:rPr>
           <w:rFonts w:ascii="Arial" w:eastAsia="Times New Roman" w:hAnsi="Arial" w:cs="Arial"/>
@@ -4187,9 +4198,18 @@
           <w:shd w:val="clear" w:color="auto" w:fill="FFFFFF"/>
           <w:lang w:eastAsia="ru-RU"/>
         </w:rPr>
-        <w:t>кластеризованного</w:t>
-      </w:r>
-      <w:proofErr w:type="spellEnd"/>
+        <w:t xml:space="preserve"> индекс у этой таблицы.</w:t>
+      </w:r>
+      <w:r>
+        <w:rPr>
+          <w:rFonts w:ascii="Arial" w:eastAsia="Times New Roman" w:hAnsi="Arial" w:cs="Arial"/>
+          <w:color w:val="111111"/>
+          <w:sz w:val="24"/>
+          <w:szCs w:val="24"/>
+          <w:lang w:eastAsia="ru-RU"/>
+        </w:rPr>
+        <w:br/>
+      </w:r>
       <w:r>
         <w:rPr>
           <w:rFonts w:ascii="Arial" w:eastAsia="Times New Roman" w:hAnsi="Arial" w:cs="Arial"/>
@@ -4199,6 +4219,30 @@
           <w:shd w:val="clear" w:color="auto" w:fill="FFFFFF"/>
           <w:lang w:eastAsia="ru-RU"/>
         </w:rPr>
+        <w:t xml:space="preserve">Таблица не имеющая </w:t>
+      </w:r>
+      <w:proofErr w:type="spellStart"/>
+      <w:r>
+        <w:rPr>
+          <w:rFonts w:ascii="Arial" w:eastAsia="Times New Roman" w:hAnsi="Arial" w:cs="Arial"/>
+          <w:color w:val="111111"/>
+          <w:sz w:val="24"/>
+          <w:szCs w:val="24"/>
+          <w:shd w:val="clear" w:color="auto" w:fill="FFFFFF"/>
+          <w:lang w:eastAsia="ru-RU"/>
+        </w:rPr>
+        <w:t>кластеризованного</w:t>
+      </w:r>
+      <w:proofErr w:type="spellEnd"/>
+      <w:r>
+        <w:rPr>
+          <w:rFonts w:ascii="Arial" w:eastAsia="Times New Roman" w:hAnsi="Arial" w:cs="Arial"/>
+          <w:color w:val="111111"/>
+          <w:sz w:val="24"/>
+          <w:szCs w:val="24"/>
+          <w:shd w:val="clear" w:color="auto" w:fill="FFFFFF"/>
+          <w:lang w:eastAsia="ru-RU"/>
+        </w:rPr>
         <w:t xml:space="preserve"> индекса называется кучей.</w:t>
       </w:r>
       <w:r>
@@ -5359,7 +5403,23 @@
           <w:rFonts w:ascii="Courier New" w:hAnsi="Courier New" w:cs="Courier New"/>
           <w:lang w:val="en-US" w:eastAsia="ru-RU"/>
         </w:rPr>
-        <w:t>FROM [Table_1],[Table_2]</w:t>
+        <w:t>FROM [Table_1</w:t>
+      </w:r>
+      <w:proofErr w:type="gramStart"/>
+      <w:r>
+        <w:rPr>
+          <w:rFonts w:ascii="Courier New" w:hAnsi="Courier New" w:cs="Courier New"/>
+          <w:lang w:val="en-US" w:eastAsia="ru-RU"/>
+        </w:rPr>
+        <w:t>],[</w:t>
+      </w:r>
+      <w:proofErr w:type="gramEnd"/>
+      <w:r>
+        <w:rPr>
+          <w:rFonts w:ascii="Courier New" w:hAnsi="Courier New" w:cs="Courier New"/>
+          <w:lang w:val="en-US" w:eastAsia="ru-RU"/>
+        </w:rPr>
+        <w:t>Table_2]</w:t>
       </w:r>
     </w:p>
     <w:p>
@@ -5380,7 +5440,7 @@
           <w:kern w:val="36"/>
           <w:sz w:val="48"/>
           <w:szCs w:val="48"/>
-          <w:lang w:val="en-US" w:eastAsia="ru-RU"/>
+          <w:lang w:eastAsia="ru-RU"/>
         </w:rPr>
       </w:pPr>
       <w:bookmarkStart w:id="8" w:name="_Toc168553202"/>
@@ -5402,7 +5462,7 @@
           <w:kern w:val="36"/>
           <w:sz w:val="48"/>
           <w:szCs w:val="48"/>
-          <w:lang w:val="en-US" w:eastAsia="ru-RU"/>
+          <w:lang w:eastAsia="ru-RU"/>
         </w:rPr>
         <w:t xml:space="preserve"> </w:t>
       </w:r>
@@ -5424,7 +5484,7 @@
           <w:kern w:val="36"/>
           <w:sz w:val="48"/>
           <w:szCs w:val="48"/>
-          <w:lang w:val="en-US" w:eastAsia="ru-RU"/>
+          <w:lang w:eastAsia="ru-RU"/>
         </w:rPr>
         <w:t xml:space="preserve"> </w:t>
       </w:r>
@@ -5446,7 +5506,7 @@
           <w:kern w:val="36"/>
           <w:sz w:val="48"/>
           <w:szCs w:val="48"/>
-          <w:lang w:val="en-US" w:eastAsia="ru-RU"/>
+          <w:lang w:eastAsia="ru-RU"/>
         </w:rPr>
         <w:t xml:space="preserve"> </w:t>
       </w:r>
@@ -5468,7 +5528,7 @@
           <w:kern w:val="36"/>
           <w:sz w:val="48"/>
           <w:szCs w:val="48"/>
-          <w:lang w:val="en-US" w:eastAsia="ru-RU"/>
+          <w:lang w:eastAsia="ru-RU"/>
         </w:rPr>
         <w:t xml:space="preserve"> </w:t>
       </w:r>
@@ -5490,7 +5550,7 @@
           <w:kern w:val="36"/>
           <w:sz w:val="48"/>
           <w:szCs w:val="48"/>
-          <w:lang w:val="en-US" w:eastAsia="ru-RU"/>
+          <w:lang w:eastAsia="ru-RU"/>
         </w:rPr>
         <w:t xml:space="preserve"> </w:t>
       </w:r>
@@ -5512,7 +5572,7 @@
           <w:kern w:val="36"/>
           <w:sz w:val="48"/>
           <w:szCs w:val="48"/>
-          <w:lang w:val="en-US" w:eastAsia="ru-RU"/>
+          <w:lang w:eastAsia="ru-RU"/>
         </w:rPr>
         <w:t xml:space="preserve"> </w:t>
       </w:r>
@@ -5534,7 +5594,7 @@
           <w:kern w:val="36"/>
           <w:sz w:val="48"/>
           <w:szCs w:val="48"/>
-          <w:lang w:val="en-US" w:eastAsia="ru-RU"/>
+          <w:lang w:eastAsia="ru-RU"/>
         </w:rPr>
         <w:t>?</w:t>
       </w:r>
@@ -6052,7 +6112,17 @@
           <w:szCs w:val="21"/>
           <w:lang w:val="en-US" w:eastAsia="ru-RU"/>
         </w:rPr>
-        <w:t>temp_table</w:t>
+        <w:t>temp_</w:t>
+      </w:r>
+      <w:proofErr w:type="gramStart"/>
+      <w:r>
+        <w:rPr>
+          <w:rFonts w:ascii="Segoe UI" w:eastAsia="Times New Roman" w:hAnsi="Segoe UI" w:cs="Segoe UI"/>
+          <w:sz w:val="21"/>
+          <w:szCs w:val="21"/>
+          <w:lang w:val="en-US" w:eastAsia="ru-RU"/>
+        </w:rPr>
+        <w:t>table</w:t>
       </w:r>
       <w:proofErr w:type="spellEnd"/>
       <w:r>
@@ -6062,7 +6132,17 @@
           <w:szCs w:val="21"/>
           <w:lang w:val="en-US" w:eastAsia="ru-RU"/>
         </w:rPr>
-        <w:t xml:space="preserve">(id, name, </w:t>
+        <w:t>(</w:t>
+      </w:r>
+      <w:proofErr w:type="gramEnd"/>
+      <w:r>
+        <w:rPr>
+          <w:rFonts w:ascii="Segoe UI" w:eastAsia="Times New Roman" w:hAnsi="Segoe UI" w:cs="Segoe UI"/>
+          <w:sz w:val="21"/>
+          <w:szCs w:val="21"/>
+          <w:lang w:val="en-US" w:eastAsia="ru-RU"/>
+        </w:rPr>
+        <w:t xml:space="preserve">id, name, </w:t>
       </w:r>
       <w:proofErr w:type="spellStart"/>
       <w:r>
@@ -6335,14 +6415,25 @@
         <w:t xml:space="preserve">SELECT e.id, e.name, </w:t>
       </w:r>
       <w:proofErr w:type="spellStart"/>
-      <w:r>
-        <w:rPr>
-          <w:rFonts w:ascii="Segoe UI" w:eastAsia="Times New Roman" w:hAnsi="Segoe UI" w:cs="Segoe UI"/>
-          <w:sz w:val="21"/>
-          <w:szCs w:val="21"/>
-          <w:lang w:val="en-US" w:eastAsia="ru-RU"/>
-        </w:rPr>
-        <w:t>e.parent_id</w:t>
+      <w:proofErr w:type="gramStart"/>
+      <w:r>
+        <w:rPr>
+          <w:rFonts w:ascii="Segoe UI" w:eastAsia="Times New Roman" w:hAnsi="Segoe UI" w:cs="Segoe UI"/>
+          <w:sz w:val="21"/>
+          <w:szCs w:val="21"/>
+          <w:lang w:val="en-US" w:eastAsia="ru-RU"/>
+        </w:rPr>
+        <w:t>e.parent</w:t>
+      </w:r>
+      <w:proofErr w:type="gramEnd"/>
+      <w:r>
+        <w:rPr>
+          <w:rFonts w:ascii="Segoe UI" w:eastAsia="Times New Roman" w:hAnsi="Segoe UI" w:cs="Segoe UI"/>
+          <w:sz w:val="21"/>
+          <w:szCs w:val="21"/>
+          <w:lang w:val="en-US" w:eastAsia="ru-RU"/>
+        </w:rPr>
+        <w:t>_id</w:t>
       </w:r>
       <w:proofErr w:type="spellEnd"/>
     </w:p>
@@ -6418,14 +6509,25 @@
         <w:t xml:space="preserve"> t ON </w:t>
       </w:r>
       <w:proofErr w:type="spellStart"/>
-      <w:r>
-        <w:rPr>
-          <w:rFonts w:ascii="Segoe UI" w:eastAsia="Times New Roman" w:hAnsi="Segoe UI" w:cs="Segoe UI"/>
-          <w:sz w:val="21"/>
-          <w:szCs w:val="21"/>
-          <w:lang w:val="en-US" w:eastAsia="ru-RU"/>
-        </w:rPr>
-        <w:t>e.parent_id</w:t>
+      <w:proofErr w:type="gramStart"/>
+      <w:r>
+        <w:rPr>
+          <w:rFonts w:ascii="Segoe UI" w:eastAsia="Times New Roman" w:hAnsi="Segoe UI" w:cs="Segoe UI"/>
+          <w:sz w:val="21"/>
+          <w:szCs w:val="21"/>
+          <w:lang w:val="en-US" w:eastAsia="ru-RU"/>
+        </w:rPr>
+        <w:t>e.parent</w:t>
+      </w:r>
+      <w:proofErr w:type="gramEnd"/>
+      <w:r>
+        <w:rPr>
+          <w:rFonts w:ascii="Segoe UI" w:eastAsia="Times New Roman" w:hAnsi="Segoe UI" w:cs="Segoe UI"/>
+          <w:sz w:val="21"/>
+          <w:szCs w:val="21"/>
+          <w:lang w:val="en-US" w:eastAsia="ru-RU"/>
+        </w:rPr>
+        <w:t>_id</w:t>
       </w:r>
       <w:proofErr w:type="spellEnd"/>
       <w:r>
@@ -6800,14 +6902,25 @@
         <w:t xml:space="preserve">    SELECT e.id, e.name, </w:t>
       </w:r>
       <w:proofErr w:type="spellStart"/>
-      <w:r>
-        <w:rPr>
-          <w:rFonts w:ascii="Segoe UI" w:eastAsia="Times New Roman" w:hAnsi="Segoe UI" w:cs="Segoe UI"/>
-          <w:sz w:val="21"/>
-          <w:szCs w:val="21"/>
-          <w:lang w:val="en-US" w:eastAsia="ru-RU"/>
-        </w:rPr>
-        <w:t>e.parent_id</w:t>
+      <w:proofErr w:type="gramStart"/>
+      <w:r>
+        <w:rPr>
+          <w:rFonts w:ascii="Segoe UI" w:eastAsia="Times New Roman" w:hAnsi="Segoe UI" w:cs="Segoe UI"/>
+          <w:sz w:val="21"/>
+          <w:szCs w:val="21"/>
+          <w:lang w:val="en-US" w:eastAsia="ru-RU"/>
+        </w:rPr>
+        <w:t>e.parent</w:t>
+      </w:r>
+      <w:proofErr w:type="gramEnd"/>
+      <w:r>
+        <w:rPr>
+          <w:rFonts w:ascii="Segoe UI" w:eastAsia="Times New Roman" w:hAnsi="Segoe UI" w:cs="Segoe UI"/>
+          <w:sz w:val="21"/>
+          <w:szCs w:val="21"/>
+          <w:lang w:val="en-US" w:eastAsia="ru-RU"/>
+        </w:rPr>
+        <w:t>_id</w:t>
       </w:r>
       <w:proofErr w:type="spellEnd"/>
     </w:p>
@@ -6903,14 +7016,25 @@
         <w:t xml:space="preserve"> ON </w:t>
       </w:r>
       <w:proofErr w:type="spellStart"/>
-      <w:r>
-        <w:rPr>
-          <w:rFonts w:ascii="Segoe UI" w:eastAsia="Times New Roman" w:hAnsi="Segoe UI" w:cs="Segoe UI"/>
-          <w:sz w:val="21"/>
-          <w:szCs w:val="21"/>
-          <w:lang w:val="en-US" w:eastAsia="ru-RU"/>
-        </w:rPr>
-        <w:t>e.parent_id</w:t>
+      <w:proofErr w:type="gramStart"/>
+      <w:r>
+        <w:rPr>
+          <w:rFonts w:ascii="Segoe UI" w:eastAsia="Times New Roman" w:hAnsi="Segoe UI" w:cs="Segoe UI"/>
+          <w:sz w:val="21"/>
+          <w:szCs w:val="21"/>
+          <w:lang w:val="en-US" w:eastAsia="ru-RU"/>
+        </w:rPr>
+        <w:t>e.parent</w:t>
+      </w:r>
+      <w:proofErr w:type="gramEnd"/>
+      <w:r>
+        <w:rPr>
+          <w:rFonts w:ascii="Segoe UI" w:eastAsia="Times New Roman" w:hAnsi="Segoe UI" w:cs="Segoe UI"/>
+          <w:sz w:val="21"/>
+          <w:szCs w:val="21"/>
+          <w:lang w:val="en-US" w:eastAsia="ru-RU"/>
+        </w:rPr>
+        <w:t>_id</w:t>
       </w:r>
       <w:proofErr w:type="spellEnd"/>
       <w:r>
@@ -7263,9 +7387,9 @@
           <w:szCs w:val="18"/>
           <w:lang w:val="en-US" w:eastAsia="ru-RU"/>
         </w:rPr>
-        <w:t>temp_table</w:t>
-      </w:r>
-      <w:proofErr w:type="spellEnd"/>
+        <w:t>temp_</w:t>
+      </w:r>
+      <w:proofErr w:type="gramStart"/>
       <w:r>
         <w:rPr>
           <w:rFonts w:ascii="Segoe UI" w:eastAsia="Times New Roman" w:hAnsi="Segoe UI" w:cs="Segoe UI"/>
@@ -7273,7 +7397,27 @@
           <w:szCs w:val="18"/>
           <w:lang w:val="en-US" w:eastAsia="ru-RU"/>
         </w:rPr>
-        <w:t xml:space="preserve">(id, name, </w:t>
+        <w:t>table</w:t>
+      </w:r>
+      <w:proofErr w:type="spellEnd"/>
+      <w:r>
+        <w:rPr>
+          <w:rFonts w:ascii="Segoe UI" w:eastAsia="Times New Roman" w:hAnsi="Segoe UI" w:cs="Segoe UI"/>
+          <w:sz w:val="18"/>
+          <w:szCs w:val="18"/>
+          <w:lang w:val="en-US" w:eastAsia="ru-RU"/>
+        </w:rPr>
+        <w:t>(</w:t>
+      </w:r>
+      <w:proofErr w:type="gramEnd"/>
+      <w:r>
+        <w:rPr>
+          <w:rFonts w:ascii="Segoe UI" w:eastAsia="Times New Roman" w:hAnsi="Segoe UI" w:cs="Segoe UI"/>
+          <w:sz w:val="18"/>
+          <w:szCs w:val="18"/>
+          <w:lang w:val="en-US" w:eastAsia="ru-RU"/>
+        </w:rPr>
+        <w:t xml:space="preserve">id, name, </w:t>
       </w:r>
       <w:proofErr w:type="spellStart"/>
       <w:r>
@@ -7690,6 +7834,7 @@
         <w:t xml:space="preserve">SELECT e.id, e.name, </w:t>
       </w:r>
       <w:proofErr w:type="spellStart"/>
+      <w:proofErr w:type="gramStart"/>
       <w:r>
         <w:rPr>
           <w:rFonts w:ascii="Segoe UI" w:eastAsia="Times New Roman" w:hAnsi="Segoe UI" w:cs="Segoe UI"/>
@@ -7697,7 +7842,17 @@
           <w:szCs w:val="18"/>
           <w:lang w:val="en-US" w:eastAsia="ru-RU"/>
         </w:rPr>
-        <w:t>e.parent_id</w:t>
+        <w:t>e.parent</w:t>
+      </w:r>
+      <w:proofErr w:type="gramEnd"/>
+      <w:r>
+        <w:rPr>
+          <w:rFonts w:ascii="Segoe UI" w:eastAsia="Times New Roman" w:hAnsi="Segoe UI" w:cs="Segoe UI"/>
+          <w:sz w:val="18"/>
+          <w:szCs w:val="18"/>
+          <w:lang w:val="en-US" w:eastAsia="ru-RU"/>
+        </w:rPr>
+        <w:t>_id</w:t>
       </w:r>
       <w:proofErr w:type="spellEnd"/>
     </w:p>
@@ -7809,6 +7964,7 @@
         <w:t xml:space="preserve"> t ON </w:t>
       </w:r>
       <w:proofErr w:type="spellStart"/>
+      <w:proofErr w:type="gramStart"/>
       <w:r>
         <w:rPr>
           <w:rFonts w:ascii="Segoe UI" w:eastAsia="Times New Roman" w:hAnsi="Segoe UI" w:cs="Segoe UI"/>
@@ -7816,7 +7972,17 @@
           <w:szCs w:val="18"/>
           <w:lang w:val="en-US" w:eastAsia="ru-RU"/>
         </w:rPr>
-        <w:t>e.parent_id</w:t>
+        <w:t>e.parent</w:t>
+      </w:r>
+      <w:proofErr w:type="gramEnd"/>
+      <w:r>
+        <w:rPr>
+          <w:rFonts w:ascii="Segoe UI" w:eastAsia="Times New Roman" w:hAnsi="Segoe UI" w:cs="Segoe UI"/>
+          <w:sz w:val="18"/>
+          <w:szCs w:val="18"/>
+          <w:lang w:val="en-US" w:eastAsia="ru-RU"/>
+        </w:rPr>
+        <w:t>_id</w:t>
       </w:r>
       <w:proofErr w:type="spellEnd"/>
       <w:r>
@@ -7903,7 +8069,7 @@
     </w:p>
     <w:p>
       <w:pPr>
-        <w:pStyle w:val="Heading2"/>
+        <w:pStyle w:val="2"/>
         <w:rPr>
           <w:lang w:val="en-US" w:eastAsia="ru-RU"/>
         </w:rPr>
@@ -8101,7 +8267,7 @@
     </w:p>
     <w:p>
       <w:pPr>
-        <w:pStyle w:val="NormalWeb"/>
+        <w:pStyle w:val="a3"/>
         <w:pBdr>
           <w:top w:val="single" w:sz="2" w:space="0" w:color="D9D9E3"/>
           <w:left w:val="single" w:sz="2" w:space="0" w:color="D9D9E3"/>
@@ -8125,7 +8291,7 @@
     </w:p>
     <w:p>
       <w:pPr>
-        <w:pStyle w:val="NormalWeb"/>
+        <w:pStyle w:val="a3"/>
         <w:numPr>
           <w:ilvl w:val="0"/>
           <w:numId w:val="2"/>
@@ -8145,7 +8311,7 @@
       </w:pPr>
       <w:r>
         <w:rPr>
-          <w:rStyle w:val="HTMLCode"/>
+          <w:rStyle w:val="HTML1"/>
           <w:b/>
           <w:bCs/>
           <w:sz w:val="21"/>
@@ -8165,7 +8331,7 @@
     </w:p>
     <w:p>
       <w:pPr>
-        <w:pStyle w:val="NormalWeb"/>
+        <w:pStyle w:val="a3"/>
         <w:numPr>
           <w:ilvl w:val="0"/>
           <w:numId w:val="2"/>
@@ -8185,7 +8351,7 @@
       </w:pPr>
       <w:r>
         <w:rPr>
-          <w:rStyle w:val="HTMLCode"/>
+          <w:rStyle w:val="HTML1"/>
           <w:b/>
           <w:bCs/>
           <w:sz w:val="21"/>
@@ -8205,7 +8371,7 @@
     </w:p>
     <w:p>
       <w:pPr>
-        <w:pStyle w:val="NormalWeb"/>
+        <w:pStyle w:val="a3"/>
         <w:numPr>
           <w:ilvl w:val="0"/>
           <w:numId w:val="2"/>
@@ -8225,7 +8391,7 @@
       </w:pPr>
       <w:r>
         <w:rPr>
-          <w:rStyle w:val="HTMLCode"/>
+          <w:rStyle w:val="HTML1"/>
           <w:b/>
           <w:bCs/>
           <w:sz w:val="21"/>
@@ -8238,7 +8404,7 @@
       <w:proofErr w:type="spellStart"/>
       <w:r>
         <w:rPr>
-          <w:rStyle w:val="HTMLCode"/>
+          <w:rStyle w:val="HTML1"/>
           <w:b/>
           <w:bCs/>
           <w:sz w:val="21"/>
@@ -8251,7 +8417,7 @@
       <w:proofErr w:type="spellEnd"/>
       <w:r>
         <w:rPr>
-          <w:rStyle w:val="HTMLCode"/>
+          <w:rStyle w:val="HTML1"/>
           <w:b/>
           <w:bCs/>
           <w:sz w:val="21"/>
@@ -8271,7 +8437,7 @@
     </w:p>
     <w:p>
       <w:pPr>
-        <w:pStyle w:val="NormalWeb"/>
+        <w:pStyle w:val="a3"/>
         <w:numPr>
           <w:ilvl w:val="0"/>
           <w:numId w:val="2"/>
@@ -8291,7 +8457,7 @@
       </w:pPr>
       <w:r>
         <w:rPr>
-          <w:rStyle w:val="HTMLCode"/>
+          <w:rStyle w:val="HTML1"/>
           <w:b/>
           <w:bCs/>
           <w:sz w:val="21"/>
@@ -8311,7 +8477,7 @@
     </w:p>
     <w:p>
       <w:pPr>
-        <w:pStyle w:val="NormalWeb"/>
+        <w:pStyle w:val="a3"/>
         <w:numPr>
           <w:ilvl w:val="0"/>
           <w:numId w:val="2"/>
@@ -8331,7 +8497,7 @@
       </w:pPr>
       <w:r>
         <w:rPr>
-          <w:rStyle w:val="HTMLCode"/>
+          <w:rStyle w:val="HTML1"/>
           <w:b/>
           <w:bCs/>
           <w:sz w:val="21"/>
@@ -8350,7 +8516,7 @@
       </w:r>
       <w:r>
         <w:rPr>
-          <w:rStyle w:val="HTMLCode"/>
+          <w:rStyle w:val="HTML1"/>
           <w:b/>
           <w:bCs/>
           <w:sz w:val="21"/>
@@ -8369,7 +8535,7 @@
       </w:r>
       <w:r>
         <w:rPr>
-          <w:rStyle w:val="HTMLCode"/>
+          <w:rStyle w:val="HTML1"/>
           <w:b/>
           <w:bCs/>
           <w:sz w:val="21"/>
@@ -8386,9 +8552,10 @@
         </w:rPr>
         <w:t xml:space="preserve"> and </w:t>
       </w:r>
-      <w:r>
-        <w:rPr>
-          <w:rStyle w:val="HTMLCode"/>
+      <w:proofErr w:type="gramStart"/>
+      <w:r>
+        <w:rPr>
+          <w:rStyle w:val="HTML1"/>
           <w:b/>
           <w:bCs/>
           <w:sz w:val="21"/>
@@ -8403,12 +8570,20 @@
           <w:rFonts w:ascii="Segoe UI" w:hAnsi="Segoe UI" w:cs="Segoe UI"/>
           <w:lang w:val="en-US"/>
         </w:rPr>
-        <w:t xml:space="preserve"> : These are used to combine the results from multiple CTEs and can be used to create advanced queries.</w:t>
-      </w:r>
-    </w:p>
-    <w:p>
-      <w:pPr>
-        <w:pStyle w:val="Heading2"/>
+        <w:t xml:space="preserve"> :</w:t>
+      </w:r>
+      <w:proofErr w:type="gramEnd"/>
+      <w:r>
+        <w:rPr>
+          <w:rFonts w:ascii="Segoe UI" w:hAnsi="Segoe UI" w:cs="Segoe UI"/>
+          <w:lang w:val="en-US"/>
+        </w:rPr>
+        <w:t xml:space="preserve"> These are used to combine the results from multiple CTEs and can be used to create advanced queries.</w:t>
+      </w:r>
+    </w:p>
+    <w:p>
+      <w:pPr>
+        <w:pStyle w:val="2"/>
         <w:rPr>
           <w:lang w:val="en-US" w:eastAsia="ru-RU"/>
         </w:rPr>
@@ -8907,14 +9082,25 @@
         <w:t xml:space="preserve">    SELECT e.id, e.name, </w:t>
       </w:r>
       <w:proofErr w:type="spellStart"/>
-      <w:r>
-        <w:rPr>
-          <w:rFonts w:ascii="Segoe UI" w:eastAsia="Times New Roman" w:hAnsi="Segoe UI" w:cs="Segoe UI"/>
-          <w:sz w:val="21"/>
-          <w:szCs w:val="21"/>
-          <w:lang w:val="en-US" w:eastAsia="ru-RU"/>
-        </w:rPr>
-        <w:t>e.manager_id</w:t>
+      <w:proofErr w:type="gramStart"/>
+      <w:r>
+        <w:rPr>
+          <w:rFonts w:ascii="Segoe UI" w:eastAsia="Times New Roman" w:hAnsi="Segoe UI" w:cs="Segoe UI"/>
+          <w:sz w:val="21"/>
+          <w:szCs w:val="21"/>
+          <w:lang w:val="en-US" w:eastAsia="ru-RU"/>
+        </w:rPr>
+        <w:t>e.manager</w:t>
+      </w:r>
+      <w:proofErr w:type="gramEnd"/>
+      <w:r>
+        <w:rPr>
+          <w:rFonts w:ascii="Segoe UI" w:eastAsia="Times New Roman" w:hAnsi="Segoe UI" w:cs="Segoe UI"/>
+          <w:sz w:val="21"/>
+          <w:szCs w:val="21"/>
+          <w:lang w:val="en-US" w:eastAsia="ru-RU"/>
+        </w:rPr>
+        <w:t>_id</w:t>
       </w:r>
       <w:proofErr w:type="spellEnd"/>
     </w:p>
@@ -9010,14 +9196,25 @@
         <w:t xml:space="preserve"> ON </w:t>
       </w:r>
       <w:proofErr w:type="spellStart"/>
-      <w:r>
-        <w:rPr>
-          <w:rFonts w:ascii="Segoe UI" w:eastAsia="Times New Roman" w:hAnsi="Segoe UI" w:cs="Segoe UI"/>
-          <w:sz w:val="21"/>
-          <w:szCs w:val="21"/>
-          <w:lang w:val="en-US" w:eastAsia="ru-RU"/>
-        </w:rPr>
-        <w:t>e.manager_id</w:t>
+      <w:proofErr w:type="gramStart"/>
+      <w:r>
+        <w:rPr>
+          <w:rFonts w:ascii="Segoe UI" w:eastAsia="Times New Roman" w:hAnsi="Segoe UI" w:cs="Segoe UI"/>
+          <w:sz w:val="21"/>
+          <w:szCs w:val="21"/>
+          <w:lang w:val="en-US" w:eastAsia="ru-RU"/>
+        </w:rPr>
+        <w:t>e.manager</w:t>
+      </w:r>
+      <w:proofErr w:type="gramEnd"/>
+      <w:r>
+        <w:rPr>
+          <w:rFonts w:ascii="Segoe UI" w:eastAsia="Times New Roman" w:hAnsi="Segoe UI" w:cs="Segoe UI"/>
+          <w:sz w:val="21"/>
+          <w:szCs w:val="21"/>
+          <w:lang w:val="en-US" w:eastAsia="ru-RU"/>
+        </w:rPr>
+        <w:t>_id</w:t>
       </w:r>
       <w:proofErr w:type="spellEnd"/>
       <w:r>
@@ -9082,14 +9279,25 @@
         <w:t xml:space="preserve">    SELECT e.id, e.name, </w:t>
       </w:r>
       <w:proofErr w:type="spellStart"/>
-      <w:r>
-        <w:rPr>
-          <w:rFonts w:ascii="Segoe UI" w:eastAsia="Times New Roman" w:hAnsi="Segoe UI" w:cs="Segoe UI"/>
-          <w:sz w:val="21"/>
-          <w:szCs w:val="21"/>
-          <w:lang w:val="en-US" w:eastAsia="ru-RU"/>
-        </w:rPr>
-        <w:t>e.manager_id</w:t>
+      <w:proofErr w:type="gramStart"/>
+      <w:r>
+        <w:rPr>
+          <w:rFonts w:ascii="Segoe UI" w:eastAsia="Times New Roman" w:hAnsi="Segoe UI" w:cs="Segoe UI"/>
+          <w:sz w:val="21"/>
+          <w:szCs w:val="21"/>
+          <w:lang w:val="en-US" w:eastAsia="ru-RU"/>
+        </w:rPr>
+        <w:t>e.manager</w:t>
+      </w:r>
+      <w:proofErr w:type="gramEnd"/>
+      <w:r>
+        <w:rPr>
+          <w:rFonts w:ascii="Segoe UI" w:eastAsia="Times New Roman" w:hAnsi="Segoe UI" w:cs="Segoe UI"/>
+          <w:sz w:val="21"/>
+          <w:szCs w:val="21"/>
+          <w:lang w:val="en-US" w:eastAsia="ru-RU"/>
+        </w:rPr>
+        <w:t>_id</w:t>
       </w:r>
       <w:proofErr w:type="spellEnd"/>
     </w:p>
@@ -9185,14 +9393,25 @@
         <w:t xml:space="preserve"> ON </w:t>
       </w:r>
       <w:proofErr w:type="spellStart"/>
-      <w:r>
-        <w:rPr>
-          <w:rFonts w:ascii="Segoe UI" w:eastAsia="Times New Roman" w:hAnsi="Segoe UI" w:cs="Segoe UI"/>
-          <w:sz w:val="21"/>
-          <w:szCs w:val="21"/>
-          <w:lang w:val="en-US" w:eastAsia="ru-RU"/>
-        </w:rPr>
-        <w:t>e.manager_id</w:t>
+      <w:proofErr w:type="gramStart"/>
+      <w:r>
+        <w:rPr>
+          <w:rFonts w:ascii="Segoe UI" w:eastAsia="Times New Roman" w:hAnsi="Segoe UI" w:cs="Segoe UI"/>
+          <w:sz w:val="21"/>
+          <w:szCs w:val="21"/>
+          <w:lang w:val="en-US" w:eastAsia="ru-RU"/>
+        </w:rPr>
+        <w:t>e.manager</w:t>
+      </w:r>
+      <w:proofErr w:type="gramEnd"/>
+      <w:r>
+        <w:rPr>
+          <w:rFonts w:ascii="Segoe UI" w:eastAsia="Times New Roman" w:hAnsi="Segoe UI" w:cs="Segoe UI"/>
+          <w:sz w:val="21"/>
+          <w:szCs w:val="21"/>
+          <w:lang w:val="en-US" w:eastAsia="ru-RU"/>
+        </w:rPr>
+        <w:t>_id</w:t>
       </w:r>
       <w:proofErr w:type="spellEnd"/>
       <w:r>
@@ -9231,6 +9450,7 @@
         <w:t xml:space="preserve">    WHERE </w:t>
       </w:r>
       <w:proofErr w:type="spellStart"/>
+      <w:proofErr w:type="gramStart"/>
       <w:r>
         <w:rPr>
           <w:rFonts w:ascii="Segoe UI" w:eastAsia="Times New Roman" w:hAnsi="Segoe UI" w:cs="Segoe UI"/>
@@ -9241,6 +9461,7 @@
         <w:t>e.status</w:t>
       </w:r>
       <w:proofErr w:type="spellEnd"/>
+      <w:proofErr w:type="gramEnd"/>
       <w:r>
         <w:rPr>
           <w:rFonts w:ascii="Segoe UI" w:eastAsia="Times New Roman" w:hAnsi="Segoe UI" w:cs="Segoe UI"/>
@@ -9639,7 +9860,7 @@
     </w:p>
     <w:p>
       <w:pPr>
-        <w:pStyle w:val="Heading2"/>
+        <w:pStyle w:val="2"/>
         <w:rPr>
           <w:lang w:val="en-US" w:eastAsia="ru-RU"/>
         </w:rPr>
@@ -9718,7 +9939,7 @@
     </w:p>
     <w:p>
       <w:pPr>
-        <w:pStyle w:val="ListParagraph"/>
+        <w:pStyle w:val="a4"/>
         <w:numPr>
           <w:ilvl w:val="0"/>
           <w:numId w:val="5"/>
@@ -9750,7 +9971,7 @@
     </w:p>
     <w:p>
       <w:pPr>
-        <w:pStyle w:val="ListParagraph"/>
+        <w:pStyle w:val="a4"/>
         <w:numPr>
           <w:ilvl w:val="0"/>
           <w:numId w:val="5"/>
@@ -9782,7 +10003,7 @@
     </w:p>
     <w:p>
       <w:pPr>
-        <w:pStyle w:val="ListParagraph"/>
+        <w:pStyle w:val="a4"/>
         <w:numPr>
           <w:ilvl w:val="0"/>
           <w:numId w:val="5"/>
@@ -9814,7 +10035,7 @@
     </w:p>
     <w:p>
       <w:pPr>
-        <w:pStyle w:val="ListParagraph"/>
+        <w:pStyle w:val="a4"/>
         <w:numPr>
           <w:ilvl w:val="0"/>
           <w:numId w:val="5"/>
@@ -9873,7 +10094,7 @@
     </w:p>
     <w:p>
       <w:pPr>
-        <w:pStyle w:val="Heading2"/>
+        <w:pStyle w:val="2"/>
         <w:rPr>
           <w:lang w:val="en-US" w:eastAsia="ru-RU"/>
         </w:rPr>
@@ -9986,7 +10207,7 @@
     </w:p>
     <w:p>
       <w:pPr>
-        <w:pStyle w:val="Heading1"/>
+        <w:pStyle w:val="1"/>
         <w:rPr>
           <w:rFonts w:asciiTheme="minorHAnsi" w:hAnsiTheme="minorHAnsi" w:cstheme="minorHAnsi"/>
           <w:lang w:val="en-US"/>
@@ -10004,7 +10225,7 @@
     </w:p>
     <w:p>
       <w:pPr>
-        <w:pStyle w:val="NormalWeb"/>
+        <w:pStyle w:val="a3"/>
         <w:spacing w:before="0" w:beforeAutospacing="0" w:after="0" w:afterAutospacing="0"/>
         <w:jc w:val="both"/>
         <w:rPr>
@@ -10026,7 +10247,7 @@
     </w:p>
     <w:p>
       <w:pPr>
-        <w:pStyle w:val="Heading2"/>
+        <w:pStyle w:val="2"/>
         <w:numPr>
           <w:ilvl w:val="0"/>
           <w:numId w:val="12"/>
@@ -10066,7 +10287,7 @@
     </w:p>
     <w:p>
       <w:pPr>
-        <w:pStyle w:val="NormalWeb"/>
+        <w:pStyle w:val="a3"/>
         <w:spacing w:before="0" w:beforeAutospacing="0" w:after="0" w:afterAutospacing="0"/>
         <w:ind w:left="720"/>
         <w:jc w:val="both"/>
@@ -10085,7 +10306,7 @@
     </w:p>
     <w:p>
       <w:pPr>
-        <w:pStyle w:val="NormalWeb"/>
+        <w:pStyle w:val="a3"/>
         <w:spacing w:before="0" w:beforeAutospacing="0" w:after="0" w:afterAutospacing="0"/>
         <w:ind w:left="720"/>
         <w:jc w:val="both"/>
@@ -10120,7 +10341,7 @@
     </w:p>
     <w:p>
       <w:pPr>
-        <w:pStyle w:val="NormalWeb"/>
+        <w:pStyle w:val="a3"/>
         <w:spacing w:before="0" w:beforeAutospacing="0" w:after="0" w:afterAutospacing="0"/>
         <w:ind w:left="720"/>
         <w:jc w:val="both"/>
@@ -10139,7 +10360,7 @@
     </w:p>
     <w:p>
       <w:pPr>
-        <w:pStyle w:val="NormalWeb"/>
+        <w:pStyle w:val="a3"/>
         <w:spacing w:before="0" w:beforeAutospacing="0" w:after="0" w:afterAutospacing="0"/>
         <w:ind w:left="720"/>
         <w:jc w:val="both"/>
@@ -10159,7 +10380,7 @@
     </w:p>
     <w:p>
       <w:pPr>
-        <w:pStyle w:val="Heading2"/>
+        <w:pStyle w:val="2"/>
         <w:numPr>
           <w:ilvl w:val="0"/>
           <w:numId w:val="12"/>
@@ -10197,7 +10418,7 @@
     </w:p>
     <w:p>
       <w:pPr>
-        <w:pStyle w:val="NormalWeb"/>
+        <w:pStyle w:val="a3"/>
         <w:spacing w:before="0" w:beforeAutospacing="0" w:after="0" w:afterAutospacing="0"/>
         <w:ind w:left="720"/>
         <w:jc w:val="both"/>
@@ -10285,7 +10506,7 @@
     </w:p>
     <w:p>
       <w:pPr>
-        <w:pStyle w:val="Heading2"/>
+        <w:pStyle w:val="2"/>
         <w:numPr>
           <w:ilvl w:val="1"/>
           <w:numId w:val="12"/>
@@ -10314,7 +10535,7 @@
     </w:p>
     <w:p>
       <w:pPr>
-        <w:pStyle w:val="NormalWeb"/>
+        <w:pStyle w:val="a3"/>
         <w:spacing w:before="0" w:beforeAutospacing="0" w:after="0" w:afterAutospacing="0"/>
         <w:ind w:left="1920"/>
         <w:jc w:val="both"/>
@@ -10333,7 +10554,7 @@
     </w:p>
     <w:p>
       <w:pPr>
-        <w:pStyle w:val="NormalWeb"/>
+        <w:pStyle w:val="a3"/>
         <w:spacing w:before="0" w:beforeAutospacing="0" w:after="0" w:afterAutospacing="0"/>
         <w:ind w:left="1920"/>
         <w:jc w:val="both"/>
@@ -10352,7 +10573,7 @@
     </w:p>
     <w:p>
       <w:pPr>
-        <w:pStyle w:val="Heading2"/>
+        <w:pStyle w:val="2"/>
         <w:numPr>
           <w:ilvl w:val="1"/>
           <w:numId w:val="12"/>
@@ -10381,7 +10602,7 @@
     </w:p>
     <w:p>
       <w:pPr>
-        <w:pStyle w:val="NormalWeb"/>
+        <w:pStyle w:val="a3"/>
         <w:spacing w:before="0" w:beforeAutospacing="0" w:after="0" w:afterAutospacing="0"/>
         <w:ind w:left="1920"/>
         <w:jc w:val="both"/>
@@ -10400,7 +10621,7 @@
     </w:p>
     <w:p>
       <w:pPr>
-        <w:pStyle w:val="NormalWeb"/>
+        <w:pStyle w:val="a3"/>
         <w:spacing w:before="0" w:beforeAutospacing="0" w:after="0" w:afterAutospacing="0"/>
         <w:ind w:left="1920"/>
         <w:jc w:val="both"/>
@@ -10419,7 +10640,7 @@
     </w:p>
     <w:p>
       <w:pPr>
-        <w:pStyle w:val="Heading2"/>
+        <w:pStyle w:val="2"/>
         <w:numPr>
           <w:ilvl w:val="0"/>
           <w:numId w:val="12"/>
@@ -10457,7 +10678,7 @@
     </w:p>
     <w:p>
       <w:pPr>
-        <w:pStyle w:val="NormalWeb"/>
+        <w:pStyle w:val="a3"/>
         <w:spacing w:before="0" w:beforeAutospacing="0" w:after="0" w:afterAutospacing="0"/>
         <w:ind w:left="720"/>
         <w:jc w:val="both"/>
@@ -10476,7 +10697,7 @@
     </w:p>
     <w:p>
       <w:pPr>
-        <w:pStyle w:val="NormalWeb"/>
+        <w:pStyle w:val="a3"/>
         <w:spacing w:before="0" w:beforeAutospacing="0" w:after="0" w:afterAutospacing="0"/>
         <w:ind w:left="720"/>
         <w:jc w:val="both"/>
@@ -10570,7 +10791,7 @@
     </w:p>
     <w:p>
       <w:pPr>
-        <w:pStyle w:val="Heading2"/>
+        <w:pStyle w:val="2"/>
         <w:numPr>
           <w:ilvl w:val="0"/>
           <w:numId w:val="12"/>
@@ -10619,7 +10840,7 @@
     </w:p>
     <w:p>
       <w:pPr>
-        <w:pStyle w:val="NormalWeb"/>
+        <w:pStyle w:val="a3"/>
         <w:spacing w:before="0" w:beforeAutospacing="0" w:after="0" w:afterAutospacing="0"/>
         <w:ind w:left="720"/>
         <w:jc w:val="both"/>
@@ -10646,7 +10867,7 @@
     </w:p>
     <w:p>
       <w:pPr>
-        <w:pStyle w:val="NormalWeb"/>
+        <w:pStyle w:val="a3"/>
         <w:spacing w:before="0" w:beforeAutospacing="0" w:after="0" w:afterAutospacing="0"/>
         <w:ind w:left="720"/>
         <w:jc w:val="both"/>
@@ -10665,7 +10886,7 @@
     </w:p>
     <w:p>
       <w:pPr>
-        <w:pStyle w:val="HTMLPreformatted"/>
+        <w:pStyle w:val="HTML"/>
         <w:pBdr>
           <w:left w:val="single" w:sz="12" w:space="0" w:color="555555"/>
         </w:pBdr>
@@ -10702,7 +10923,7 @@
     </w:p>
     <w:p>
       <w:pPr>
-        <w:pStyle w:val="HTMLPreformatted"/>
+        <w:pStyle w:val="HTML"/>
         <w:pBdr>
           <w:left w:val="single" w:sz="12" w:space="0" w:color="555555"/>
         </w:pBdr>
@@ -10728,7 +10949,7 @@
     </w:p>
     <w:p>
       <w:pPr>
-        <w:pStyle w:val="HTMLPreformatted"/>
+        <w:pStyle w:val="HTML"/>
         <w:pBdr>
           <w:left w:val="single" w:sz="12" w:space="0" w:color="555555"/>
         </w:pBdr>
@@ -10754,7 +10975,7 @@
     </w:p>
     <w:p>
       <w:pPr>
-        <w:pStyle w:val="HTMLPreformatted"/>
+        <w:pStyle w:val="HTML"/>
         <w:pBdr>
           <w:left w:val="single" w:sz="12" w:space="0" w:color="555555"/>
         </w:pBdr>
@@ -10780,7 +11001,7 @@
     </w:p>
     <w:p>
       <w:pPr>
-        <w:pStyle w:val="HTMLPreformatted"/>
+        <w:pStyle w:val="HTML"/>
         <w:pBdr>
           <w:left w:val="single" w:sz="12" w:space="0" w:color="555555"/>
         </w:pBdr>
@@ -10806,7 +11027,7 @@
     </w:p>
     <w:p>
       <w:pPr>
-        <w:pStyle w:val="HTMLPreformatted"/>
+        <w:pStyle w:val="HTML"/>
         <w:pBdr>
           <w:left w:val="single" w:sz="12" w:space="0" w:color="555555"/>
         </w:pBdr>
@@ -10838,7 +11059,27 @@
           <w:szCs w:val="26"/>
           <w:lang w:val="en-US"/>
         </w:rPr>
-        <w:t xml:space="preserve"> [1...n ] </w:t>
+        <w:t xml:space="preserve"> [1...</w:t>
+      </w:r>
+      <w:proofErr w:type="gramStart"/>
+      <w:r>
+        <w:rPr>
+          <w:rFonts w:ascii="var(--bs-font-monospace)" w:hAnsi="var(--bs-font-monospace)"/>
+          <w:sz w:val="26"/>
+          <w:szCs w:val="26"/>
+          <w:lang w:val="en-US"/>
+        </w:rPr>
+        <w:t>n ]</w:t>
+      </w:r>
+      <w:proofErr w:type="gramEnd"/>
+      <w:r>
+        <w:rPr>
+          <w:rFonts w:ascii="var(--bs-font-monospace)" w:hAnsi="var(--bs-font-monospace)"/>
+          <w:sz w:val="26"/>
+          <w:szCs w:val="26"/>
+          <w:lang w:val="en-US"/>
+        </w:rPr>
+        <w:t xml:space="preserve"> </w:t>
       </w:r>
     </w:p>
     <w:p>
@@ -11092,6 +11333,7 @@
         <w:t xml:space="preserve">    </w:t>
       </w:r>
       <w:proofErr w:type="spellStart"/>
+      <w:proofErr w:type="gramStart"/>
       <w:r>
         <w:rPr>
           <w:lang w:val="en-US" w:eastAsia="ru-RU"/>
@@ -11099,6 +11341,7 @@
         <w:t>production.products</w:t>
       </w:r>
       <w:proofErr w:type="spellEnd"/>
+      <w:proofErr w:type="gramEnd"/>
     </w:p>
     <w:p>
       <w:pPr>
@@ -11239,7 +11482,21 @@
         <w:rPr>
           <w:lang w:val="en-US" w:eastAsia="ru-RU"/>
         </w:rPr>
-        <w:t xml:space="preserve"> DEC(10,2)</w:t>
+        <w:t xml:space="preserve"> </w:t>
+      </w:r>
+      <w:proofErr w:type="gramStart"/>
+      <w:r>
+        <w:rPr>
+          <w:lang w:val="en-US" w:eastAsia="ru-RU"/>
+        </w:rPr>
+        <w:t>DEC(</w:t>
+      </w:r>
+      <w:proofErr w:type="gramEnd"/>
+      <w:r>
+        <w:rPr>
+          <w:lang w:val="en-US" w:eastAsia="ru-RU"/>
+        </w:rPr>
+        <w:t>10,2)</w:t>
       </w:r>
     </w:p>
     <w:p>
@@ -11258,7 +11515,7 @@
     </w:p>
     <w:p>
       <w:pPr>
-        <w:pStyle w:val="Heading2"/>
+        <w:pStyle w:val="2"/>
         <w:rPr>
           <w:lang w:val="en-US" w:eastAsia="ru-RU"/>
         </w:rPr>
@@ -11280,7 +11537,7 @@
     </w:p>
     <w:p>
       <w:pPr>
-        <w:pStyle w:val="ListParagraph"/>
+        <w:pStyle w:val="a4"/>
         <w:numPr>
           <w:ilvl w:val="0"/>
           <w:numId w:val="4"/>
@@ -11298,7 +11555,7 @@
     </w:p>
     <w:p>
       <w:pPr>
-        <w:pStyle w:val="ListParagraph"/>
+        <w:pStyle w:val="a4"/>
         <w:numPr>
           <w:ilvl w:val="0"/>
           <w:numId w:val="4"/>
@@ -11316,7 +11573,7 @@
     </w:p>
     <w:p>
       <w:pPr>
-        <w:pStyle w:val="ListParagraph"/>
+        <w:pStyle w:val="a4"/>
         <w:numPr>
           <w:ilvl w:val="0"/>
           <w:numId w:val="4"/>
@@ -11334,7 +11591,7 @@
     </w:p>
     <w:p>
       <w:pPr>
-        <w:pStyle w:val="ListParagraph"/>
+        <w:pStyle w:val="a4"/>
         <w:numPr>
           <w:ilvl w:val="0"/>
           <w:numId w:val="4"/>
@@ -11353,7 +11610,7 @@
     </w:p>
     <w:p>
       <w:pPr>
-        <w:pStyle w:val="ListParagraph"/>
+        <w:pStyle w:val="a4"/>
         <w:numPr>
           <w:ilvl w:val="0"/>
           <w:numId w:val="4"/>
@@ -11371,7 +11628,7 @@
     </w:p>
     <w:p>
       <w:pPr>
-        <w:pStyle w:val="ListParagraph"/>
+        <w:pStyle w:val="a4"/>
         <w:numPr>
           <w:ilvl w:val="0"/>
           <w:numId w:val="4"/>
@@ -11389,7 +11646,7 @@
     </w:p>
     <w:p>
       <w:pPr>
-        <w:pStyle w:val="Heading2"/>
+        <w:pStyle w:val="2"/>
         <w:rPr>
           <w:lang w:val="en-US" w:eastAsia="ru-RU"/>
         </w:rPr>
@@ -11611,7 +11868,21 @@
         <w:rPr>
           <w:lang w:val="en-US" w:eastAsia="ru-RU"/>
         </w:rPr>
-        <w:t xml:space="preserve">   column2 VARCHAR(50)</w:t>
+        <w:t xml:space="preserve">   column2 </w:t>
+      </w:r>
+      <w:proofErr w:type="gramStart"/>
+      <w:r>
+        <w:rPr>
+          <w:lang w:val="en-US" w:eastAsia="ru-RU"/>
+        </w:rPr>
+        <w:t>VARCHAR(</w:t>
+      </w:r>
+      <w:proofErr w:type="gramEnd"/>
+      <w:r>
+        <w:rPr>
+          <w:lang w:val="en-US" w:eastAsia="ru-RU"/>
+        </w:rPr>
+        <w:t>50)</w:t>
       </w:r>
     </w:p>
     <w:p>
@@ -11710,7 +11981,7 @@
     </w:p>
     <w:p>
       <w:pPr>
-        <w:pStyle w:val="Heading2"/>
+        <w:pStyle w:val="2"/>
         <w:rPr>
           <w:lang w:val="en-US" w:eastAsia="ru-RU"/>
         </w:rPr>
@@ -11726,7 +11997,7 @@
     </w:p>
     <w:p>
       <w:pPr>
-        <w:pStyle w:val="ListParagraph"/>
+        <w:pStyle w:val="a4"/>
         <w:numPr>
           <w:ilvl w:val="0"/>
           <w:numId w:val="6"/>
@@ -11744,7 +12015,7 @@
     </w:p>
     <w:p>
       <w:pPr>
-        <w:pStyle w:val="ListParagraph"/>
+        <w:pStyle w:val="a4"/>
         <w:numPr>
           <w:ilvl w:val="0"/>
           <w:numId w:val="6"/>
@@ -11762,7 +12033,7 @@
     </w:p>
     <w:p>
       <w:pPr>
-        <w:pStyle w:val="ListParagraph"/>
+        <w:pStyle w:val="a4"/>
         <w:numPr>
           <w:ilvl w:val="0"/>
           <w:numId w:val="6"/>
@@ -11873,7 +12144,7 @@
     </w:p>
     <w:p>
       <w:pPr>
-        <w:pStyle w:val="ListParagraph"/>
+        <w:pStyle w:val="a4"/>
         <w:numPr>
           <w:ilvl w:val="0"/>
           <w:numId w:val="7"/>
@@ -11892,7 +12163,7 @@
     </w:p>
     <w:p>
       <w:pPr>
-        <w:pStyle w:val="ListParagraph"/>
+        <w:pStyle w:val="a4"/>
         <w:numPr>
           <w:ilvl w:val="0"/>
           <w:numId w:val="7"/>
@@ -11911,7 +12182,7 @@
     </w:p>
     <w:p>
       <w:pPr>
-        <w:pStyle w:val="ListParagraph"/>
+        <w:pStyle w:val="a4"/>
         <w:numPr>
           <w:ilvl w:val="0"/>
           <w:numId w:val="7"/>
@@ -11930,7 +12201,7 @@
     </w:p>
     <w:p>
       <w:pPr>
-        <w:pStyle w:val="ListParagraph"/>
+        <w:pStyle w:val="a4"/>
         <w:numPr>
           <w:ilvl w:val="0"/>
           <w:numId w:val="7"/>
@@ -11949,7 +12220,7 @@
     </w:p>
     <w:p>
       <w:pPr>
-        <w:pStyle w:val="ListParagraph"/>
+        <w:pStyle w:val="a4"/>
         <w:numPr>
           <w:ilvl w:val="0"/>
           <w:numId w:val="7"/>
@@ -11990,7 +12261,7 @@
     </w:p>
     <w:p>
       <w:pPr>
-        <w:pStyle w:val="Heading2"/>
+        <w:pStyle w:val="2"/>
         <w:rPr>
           <w:lang w:val="en-US" w:eastAsia="ru-RU"/>
         </w:rPr>
@@ -12021,7 +12292,7 @@
     </w:p>
     <w:p>
       <w:pPr>
-        <w:pStyle w:val="ListParagraph"/>
+        <w:pStyle w:val="a4"/>
         <w:numPr>
           <w:ilvl w:val="0"/>
           <w:numId w:val="8"/>
@@ -12040,7 +12311,7 @@
     </w:p>
     <w:p>
       <w:pPr>
-        <w:pStyle w:val="ListParagraph"/>
+        <w:pStyle w:val="a4"/>
         <w:numPr>
           <w:ilvl w:val="0"/>
           <w:numId w:val="8"/>
@@ -12059,7 +12330,7 @@
     </w:p>
     <w:p>
       <w:pPr>
-        <w:pStyle w:val="ListParagraph"/>
+        <w:pStyle w:val="a4"/>
         <w:numPr>
           <w:ilvl w:val="0"/>
           <w:numId w:val="8"/>
@@ -12078,7 +12349,7 @@
     </w:p>
     <w:p>
       <w:pPr>
-        <w:pStyle w:val="ListParagraph"/>
+        <w:pStyle w:val="a4"/>
         <w:numPr>
           <w:ilvl w:val="0"/>
           <w:numId w:val="8"/>
@@ -12180,7 +12451,7 @@
     </w:p>
     <w:p>
       <w:pPr>
-        <w:pStyle w:val="ListParagraph"/>
+        <w:pStyle w:val="a4"/>
         <w:numPr>
           <w:ilvl w:val="0"/>
           <w:numId w:val="9"/>
@@ -12198,7 +12469,7 @@
     </w:p>
     <w:p>
       <w:pPr>
-        <w:pStyle w:val="ListParagraph"/>
+        <w:pStyle w:val="a4"/>
         <w:numPr>
           <w:ilvl w:val="0"/>
           <w:numId w:val="9"/>
@@ -12216,7 +12487,7 @@
     </w:p>
     <w:p>
       <w:pPr>
-        <w:pStyle w:val="ListParagraph"/>
+        <w:pStyle w:val="a4"/>
         <w:numPr>
           <w:ilvl w:val="0"/>
           <w:numId w:val="9"/>
@@ -12234,7 +12505,7 @@
     </w:p>
     <w:p>
       <w:pPr>
-        <w:pStyle w:val="ListParagraph"/>
+        <w:pStyle w:val="a4"/>
         <w:numPr>
           <w:ilvl w:val="0"/>
           <w:numId w:val="9"/>
@@ -12252,7 +12523,7 @@
     </w:p>
     <w:p>
       <w:pPr>
-        <w:pStyle w:val="ListParagraph"/>
+        <w:pStyle w:val="a4"/>
         <w:numPr>
           <w:ilvl w:val="0"/>
           <w:numId w:val="9"/>
@@ -12270,7 +12541,7 @@
     </w:p>
     <w:p>
       <w:pPr>
-        <w:pStyle w:val="ListParagraph"/>
+        <w:pStyle w:val="a4"/>
         <w:numPr>
           <w:ilvl w:val="0"/>
           <w:numId w:val="9"/>
@@ -12357,7 +12628,7 @@
     </w:p>
     <w:p>
       <w:pPr>
-        <w:pStyle w:val="ListParagraph"/>
+        <w:pStyle w:val="a4"/>
         <w:numPr>
           <w:ilvl w:val="0"/>
           <w:numId w:val="10"/>
@@ -12375,7 +12646,7 @@
     </w:p>
     <w:p>
       <w:pPr>
-        <w:pStyle w:val="ListParagraph"/>
+        <w:pStyle w:val="a4"/>
         <w:numPr>
           <w:ilvl w:val="0"/>
           <w:numId w:val="10"/>
@@ -12393,7 +12664,7 @@
     </w:p>
     <w:p>
       <w:pPr>
-        <w:pStyle w:val="ListParagraph"/>
+        <w:pStyle w:val="a4"/>
         <w:numPr>
           <w:ilvl w:val="0"/>
           <w:numId w:val="10"/>
@@ -12411,7 +12682,7 @@
     </w:p>
     <w:p>
       <w:pPr>
-        <w:pStyle w:val="ListParagraph"/>
+        <w:pStyle w:val="a4"/>
         <w:numPr>
           <w:ilvl w:val="0"/>
           <w:numId w:val="10"/>
@@ -12429,7 +12700,7 @@
     </w:p>
     <w:p>
       <w:pPr>
-        <w:pStyle w:val="ListParagraph"/>
+        <w:pStyle w:val="a4"/>
         <w:numPr>
           <w:ilvl w:val="0"/>
           <w:numId w:val="10"/>
@@ -12447,7 +12718,7 @@
     </w:p>
     <w:p>
       <w:pPr>
-        <w:pStyle w:val="ListParagraph"/>
+        <w:pStyle w:val="a4"/>
         <w:numPr>
           <w:ilvl w:val="0"/>
           <w:numId w:val="10"/>
@@ -12478,7 +12749,7 @@
     </w:p>
     <w:p>
       <w:pPr>
-        <w:pStyle w:val="ListParagraph"/>
+        <w:pStyle w:val="a4"/>
         <w:numPr>
           <w:ilvl w:val="0"/>
           <w:numId w:val="11"/>
@@ -12496,7 +12767,7 @@
     </w:p>
     <w:p>
       <w:pPr>
-        <w:pStyle w:val="ListParagraph"/>
+        <w:pStyle w:val="a4"/>
         <w:numPr>
           <w:ilvl w:val="0"/>
           <w:numId w:val="11"/>
@@ -12514,7 +12785,7 @@
     </w:p>
     <w:p>
       <w:pPr>
-        <w:pStyle w:val="ListParagraph"/>
+        <w:pStyle w:val="a4"/>
         <w:numPr>
           <w:ilvl w:val="0"/>
           <w:numId w:val="11"/>
@@ -12532,7 +12803,7 @@
     </w:p>
     <w:p>
       <w:pPr>
-        <w:pStyle w:val="ListParagraph"/>
+        <w:pStyle w:val="a4"/>
         <w:numPr>
           <w:ilvl w:val="0"/>
           <w:numId w:val="11"/>
@@ -12550,7 +12821,7 @@
     </w:p>
     <w:p>
       <w:pPr>
-        <w:pStyle w:val="ListParagraph"/>
+        <w:pStyle w:val="a4"/>
         <w:numPr>
           <w:ilvl w:val="0"/>
           <w:numId w:val="11"/>
@@ -12568,7 +12839,7 @@
     </w:p>
     <w:p>
       <w:pPr>
-        <w:pStyle w:val="ListParagraph"/>
+        <w:pStyle w:val="a4"/>
         <w:numPr>
           <w:ilvl w:val="0"/>
           <w:numId w:val="11"/>
@@ -12720,6 +12991,7 @@
         <w:tab/>
       </w:r>
       <w:proofErr w:type="spellStart"/>
+      <w:proofErr w:type="gramStart"/>
       <w:r>
         <w:rPr>
           <w:lang w:val="en-US" w:eastAsia="ru-RU"/>
@@ -12731,7 +13003,14 @@
         <w:rPr>
           <w:lang w:val="en-US" w:eastAsia="ru-RU"/>
         </w:rPr>
-        <w:t>(20)</w:t>
+        <w:t>(</w:t>
+      </w:r>
+      <w:proofErr w:type="gramEnd"/>
+      <w:r>
+        <w:rPr>
+          <w:lang w:val="en-US" w:eastAsia="ru-RU"/>
+        </w:rPr>
+        <w:t>20)</w:t>
       </w:r>
     </w:p>
     <w:p>
@@ -15007,7 +15286,7 @@
     </w:p>
     <w:p>
       <w:pPr>
-        <w:pStyle w:val="NormalWeb"/>
+        <w:pStyle w:val="a3"/>
         <w:spacing w:before="0" w:beforeAutospacing="0" w:after="0" w:afterAutospacing="0"/>
         <w:rPr>
           <w:lang w:val="en-US"/>
@@ -15016,7 +15295,7 @@
       <w:hyperlink r:id="rId8" w:history="1">
         <w:r>
           <w:rPr>
-            <w:rStyle w:val="Hyperlink"/>
+            <w:rStyle w:val="a6"/>
             <w:rFonts w:ascii="Calibri" w:hAnsi="Calibri" w:cs="Calibri"/>
             <w:b/>
             <w:bCs/>
@@ -15031,7 +15310,7 @@
     </w:p>
     <w:p>
       <w:pPr>
-        <w:pStyle w:val="NormalWeb"/>
+        <w:pStyle w:val="a3"/>
         <w:spacing w:before="0" w:beforeAutospacing="0" w:after="0" w:afterAutospacing="0"/>
       </w:pPr>
       <w:r>
@@ -15048,7 +15327,7 @@
     </w:p>
     <w:p>
       <w:pPr>
-        <w:pStyle w:val="NormalWeb"/>
+        <w:pStyle w:val="a3"/>
         <w:spacing w:before="0" w:beforeAutospacing="0" w:after="0" w:afterAutospacing="0"/>
       </w:pPr>
       <w:r>
@@ -15114,7 +15393,7 @@
     </w:p>
     <w:p>
       <w:pPr>
-        <w:pStyle w:val="NormalWeb"/>
+        <w:pStyle w:val="a3"/>
         <w:spacing w:before="0" w:beforeAutospacing="0" w:after="0" w:afterAutospacing="0"/>
         <w:rPr>
           <w:rFonts w:asciiTheme="minorHAnsi" w:hAnsiTheme="minorHAnsi" w:cstheme="minorHAnsi"/>
@@ -15136,7 +15415,7 @@
     </w:p>
     <w:p>
       <w:pPr>
-        <w:pStyle w:val="NormalWeb"/>
+        <w:pStyle w:val="a3"/>
         <w:spacing w:before="0" w:beforeAutospacing="0" w:after="0" w:afterAutospacing="0"/>
       </w:pPr>
       <w:r>
@@ -15249,7 +15528,7 @@
     </w:p>
     <w:p>
       <w:pPr>
-        <w:pStyle w:val="NormalWeb"/>
+        <w:pStyle w:val="a3"/>
         <w:spacing w:before="0" w:beforeAutospacing="0" w:after="0" w:afterAutospacing="0"/>
       </w:pPr>
       <w:r>
@@ -15384,7 +15663,7 @@
     <w:p/>
     <w:p>
       <w:pPr>
-        <w:pStyle w:val="NormalWeb"/>
+        <w:pStyle w:val="a3"/>
         <w:spacing w:before="0" w:beforeAutospacing="0" w:after="0" w:afterAutospacing="0"/>
       </w:pPr>
       <w:r>
@@ -15410,7 +15689,7 @@
     </w:p>
     <w:p>
       <w:pPr>
-        <w:pStyle w:val="NormalWeb"/>
+        <w:pStyle w:val="a3"/>
         <w:spacing w:before="0" w:beforeAutospacing="0" w:after="0" w:afterAutospacing="0"/>
         <w:rPr>
           <w:rFonts w:ascii="Calibri" w:hAnsi="Calibri" w:cs="Calibri"/>
@@ -15431,13 +15710,13 @@
     </w:p>
     <w:p>
       <w:pPr>
-        <w:pStyle w:val="NormalWeb"/>
+        <w:pStyle w:val="a3"/>
         <w:spacing w:before="0" w:beforeAutospacing="0" w:after="0" w:afterAutospacing="0"/>
       </w:pPr>
     </w:p>
     <w:p>
       <w:pPr>
-        <w:pStyle w:val="NormalWeb"/>
+        <w:pStyle w:val="a3"/>
         <w:spacing w:before="0" w:beforeAutospacing="0" w:after="0" w:afterAutospacing="0"/>
       </w:pPr>
       <w:r>
@@ -15452,7 +15731,7 @@
     </w:p>
     <w:p>
       <w:pPr>
-        <w:pStyle w:val="NormalWeb"/>
+        <w:pStyle w:val="a3"/>
         <w:spacing w:before="0" w:beforeAutospacing="0" w:after="0" w:afterAutospacing="0"/>
       </w:pPr>
       <w:r>
@@ -15683,7 +15962,7 @@
     </w:p>
     <w:p>
       <w:pPr>
-        <w:pStyle w:val="ListParagraph"/>
+        <w:pStyle w:val="a4"/>
         <w:numPr>
           <w:ilvl w:val="0"/>
           <w:numId w:val="13"/>
@@ -15698,12 +15977,26 @@
         <w:rPr>
           <w:lang w:eastAsia="ru-RU"/>
         </w:rPr>
-        <w:t>Используйте SHOW INNODB STATUS в MySQL начиная с 3.23.52 и 4.0.3 для определения причины последней взаимоблокировки. Это поможет вам настроить ваше приложение, что бы избежать взаимоблокировок.</w:t>
-      </w:r>
-    </w:p>
-    <w:p>
-      <w:pPr>
-        <w:pStyle w:val="ListParagraph"/>
+        <w:t xml:space="preserve">Используйте SHOW INNODB STATUS в MySQL начиная с 3.23.52 и 4.0.3 для определения причины последней взаимоблокировки. Это поможет вам настроить ваше приложение, </w:t>
+      </w:r>
+      <w:proofErr w:type="gramStart"/>
+      <w:r>
+        <w:rPr>
+          <w:lang w:eastAsia="ru-RU"/>
+        </w:rPr>
+        <w:t>что бы</w:t>
+      </w:r>
+      <w:proofErr w:type="gramEnd"/>
+      <w:r>
+        <w:rPr>
+          <w:lang w:eastAsia="ru-RU"/>
+        </w:rPr>
+        <w:t xml:space="preserve"> избежать взаимоблокировок.</w:t>
+      </w:r>
+    </w:p>
+    <w:p>
+      <w:pPr>
+        <w:pStyle w:val="a4"/>
         <w:numPr>
           <w:ilvl w:val="0"/>
           <w:numId w:val="13"/>
@@ -15723,7 +16016,7 @@
     </w:p>
     <w:p>
       <w:pPr>
-        <w:pStyle w:val="ListParagraph"/>
+        <w:pStyle w:val="a4"/>
         <w:numPr>
           <w:ilvl w:val="0"/>
           <w:numId w:val="13"/>
@@ -15755,7 +16048,7 @@
     </w:p>
     <w:p>
       <w:pPr>
-        <w:pStyle w:val="ListParagraph"/>
+        <w:pStyle w:val="a4"/>
         <w:numPr>
           <w:ilvl w:val="0"/>
           <w:numId w:val="13"/>
@@ -15775,7 +16068,7 @@
     </w:p>
     <w:p>
       <w:pPr>
-        <w:pStyle w:val="ListParagraph"/>
+        <w:pStyle w:val="a4"/>
         <w:numPr>
           <w:ilvl w:val="0"/>
           <w:numId w:val="13"/>
@@ -15795,7 +16088,7 @@
     </w:p>
     <w:p>
       <w:pPr>
-        <w:pStyle w:val="ListParagraph"/>
+        <w:pStyle w:val="a4"/>
         <w:numPr>
           <w:ilvl w:val="0"/>
           <w:numId w:val="13"/>
@@ -15815,7 +16108,7 @@
     </w:p>
     <w:p>
       <w:pPr>
-        <w:pStyle w:val="ListParagraph"/>
+        <w:pStyle w:val="a4"/>
         <w:numPr>
           <w:ilvl w:val="0"/>
           <w:numId w:val="13"/>
@@ -15835,7 +16128,7 @@
     </w:p>
     <w:p>
       <w:pPr>
-        <w:pStyle w:val="ListParagraph"/>
+        <w:pStyle w:val="a4"/>
         <w:numPr>
           <w:ilvl w:val="0"/>
           <w:numId w:val="13"/>
@@ -15864,12 +16157,26 @@
         <w:rPr>
           <w:lang w:eastAsia="ru-RU"/>
         </w:rPr>
-        <w:t xml:space="preserve"> свои транзакции с блокировкой уровня таблиц: LOCK TABLES t1 WRITE, t2 READ, ... ; [здесь можете развлекаться с таблицами t1 и t2]; UNLOCK TABLES. Блокировка на уровне таблиц выстраивает ваши транзакции в очередь, и позволяет избежать взаимоблокировки. Заметьте, что LOCK TABLES неявным образом начинает транзакцию наподобие BEGIN, и UNLOCK TABLES неявным образом завершает ее в COMMIT.</w:t>
-      </w:r>
-    </w:p>
-    <w:p>
-      <w:pPr>
-        <w:pStyle w:val="ListParagraph"/>
+        <w:t xml:space="preserve"> свои транзакции с блокировкой уровня таблиц: LOCK TABLES t1 WRITE, t2 READ, </w:t>
+      </w:r>
+      <w:proofErr w:type="gramStart"/>
+      <w:r>
+        <w:rPr>
+          <w:lang w:eastAsia="ru-RU"/>
+        </w:rPr>
+        <w:t>... ;</w:t>
+      </w:r>
+      <w:proofErr w:type="gramEnd"/>
+      <w:r>
+        <w:rPr>
+          <w:lang w:eastAsia="ru-RU"/>
+        </w:rPr>
+        <w:t xml:space="preserve"> [здесь можете развлекаться с таблицами t1 и t2]; UNLOCK TABLES. Блокировка на уровне таблиц выстраивает ваши транзакции в очередь, и позволяет избежать взаимоблокировки. Заметьте, что LOCK TABLES неявным образом начинает транзакцию наподобие BEGIN, и UNLOCK TABLES неявным образом завершает ее в COMMIT.</w:t>
+      </w:r>
+    </w:p>
+    <w:p>
+      <w:pPr>
+        <w:pStyle w:val="a4"/>
         <w:numPr>
           <w:ilvl w:val="0"/>
           <w:numId w:val="13"/>
@@ -15898,7 +16205,21 @@
         <w:rPr>
           <w:lang w:eastAsia="ru-RU"/>
         </w:rPr>
-        <w:t xml:space="preserve"> транзакций - это создание </w:t>
+        <w:t xml:space="preserve"> транзакций </w:t>
+      </w:r>
+      <w:proofErr w:type="gramStart"/>
+      <w:r>
+        <w:rPr>
+          <w:lang w:eastAsia="ru-RU"/>
+        </w:rPr>
+        <w:t>- это</w:t>
+      </w:r>
+      <w:proofErr w:type="gramEnd"/>
+      <w:r>
+        <w:rPr>
+          <w:lang w:eastAsia="ru-RU"/>
+        </w:rPr>
+        <w:t xml:space="preserve"> создание </w:t>
       </w:r>
       <w:proofErr w:type="spellStart"/>
       <w:r>
@@ -15912,7 +16233,21 @@
         <w:rPr>
           <w:lang w:eastAsia="ru-RU"/>
         </w:rPr>
-        <w:t xml:space="preserve"> "семафора" таблицы, где есть всего лишь одна строка. Каждая транзакция обновляет эту строку перед доступом к другой таблице. В этом случае все транзакции выполняются в виде очереди. Отметим что таким же образом в настоящий момент работает и алгоритм определения взаимоблокировок в </w:t>
+        <w:t xml:space="preserve"> "семафора" таблицы, где есть всего лишь одна строка. Каждая транзакция обновляет эту строку перед доступом к другой таблице. В этом случае все транзакции выполняются в виде очереди. </w:t>
+      </w:r>
+      <w:proofErr w:type="gramStart"/>
+      <w:r>
+        <w:rPr>
+          <w:lang w:eastAsia="ru-RU"/>
+        </w:rPr>
+        <w:t>Отметим</w:t>
+      </w:r>
+      <w:proofErr w:type="gramEnd"/>
+      <w:r>
+        <w:rPr>
+          <w:lang w:eastAsia="ru-RU"/>
+        </w:rPr>
+        <w:t xml:space="preserve"> что таким же образом в настоящий момент работает и алгоритм определения взаимоблокировок в </w:t>
       </w:r>
       <w:proofErr w:type="spellStart"/>
       <w:r>
@@ -16077,9 +16412,10 @@
           <w:szCs w:val="28"/>
           <w:lang w:eastAsia="ru-RU"/>
         </w:rPr>
-        <w:t xml:space="preserve">И то что бин дерево – </w:t>
-      </w:r>
-      <w:proofErr w:type="spellStart"/>
+        <w:t>Б</w:t>
+      </w:r>
+      <w:bookmarkStart w:id="38" w:name="_GoBack"/>
+      <w:bookmarkEnd w:id="38"/>
       <w:r>
         <w:rPr>
           <w:rFonts w:ascii="Times New Roman" w:eastAsia="Times New Roman" w:hAnsi="Times New Roman" w:cs="Times New Roman"/>
@@ -16088,9 +16424,8 @@
           <w:szCs w:val="28"/>
           <w:lang w:eastAsia="ru-RU"/>
         </w:rPr>
-        <w:t>ваще</w:t>
-      </w:r>
-      <w:proofErr w:type="spellEnd"/>
+        <w:t>инарное</w:t>
+      </w:r>
       <w:r>
         <w:rPr>
           <w:rFonts w:ascii="Times New Roman" w:eastAsia="Times New Roman" w:hAnsi="Times New Roman" w:cs="Times New Roman"/>
@@ -16099,7 +16434,7 @@
           <w:szCs w:val="28"/>
           <w:lang w:eastAsia="ru-RU"/>
         </w:rPr>
-        <w:t xml:space="preserve"> не </w:t>
+        <w:t xml:space="preserve"> дерево </w:t>
       </w:r>
       <w:proofErr w:type="spellStart"/>
       <w:r>
@@ -16110,7 +16445,7 @@
           <w:szCs w:val="28"/>
           <w:lang w:eastAsia="ru-RU"/>
         </w:rPr>
-        <w:t>оносится</w:t>
+        <w:t>ваще</w:t>
       </w:r>
       <w:proofErr w:type="spellEnd"/>
       <w:r>
@@ -16121,7 +16456,7 @@
           <w:szCs w:val="28"/>
           <w:lang w:eastAsia="ru-RU"/>
         </w:rPr>
-        <w:t xml:space="preserve"> к кластерному индексу, в BST самому нужно писать </w:t>
+        <w:t xml:space="preserve"> не </w:t>
       </w:r>
       <w:proofErr w:type="spellStart"/>
       <w:r>
@@ -16132,7 +16467,7 @@
           <w:szCs w:val="28"/>
           <w:lang w:eastAsia="ru-RU"/>
         </w:rPr>
-        <w:t>балансировку,а</w:t>
+        <w:t>оносится</w:t>
       </w:r>
       <w:proofErr w:type="spellEnd"/>
       <w:r>
@@ -16143,7 +16478,27 @@
           <w:szCs w:val="28"/>
           <w:lang w:eastAsia="ru-RU"/>
         </w:rPr>
+        <w:t xml:space="preserve"> к кластерному индексу, в BST самому нужно писать балансировку,</w:t>
+      </w:r>
+      <w:r>
+        <w:rPr>
+          <w:rFonts w:ascii="Times New Roman" w:eastAsia="Times New Roman" w:hAnsi="Times New Roman" w:cs="Times New Roman"/>
+          <w:color w:val="000000"/>
+          <w:sz w:val="28"/>
+          <w:szCs w:val="28"/>
+          <w:lang w:eastAsia="ru-RU"/>
+        </w:rPr>
         <w:t xml:space="preserve"> </w:t>
+      </w:r>
+      <w:r>
+        <w:rPr>
+          <w:rFonts w:ascii="Times New Roman" w:eastAsia="Times New Roman" w:hAnsi="Times New Roman" w:cs="Times New Roman"/>
+          <w:color w:val="000000"/>
+          <w:sz w:val="28"/>
+          <w:szCs w:val="28"/>
+          <w:lang w:eastAsia="ru-RU"/>
+        </w:rPr>
+        <w:t xml:space="preserve">а </w:t>
       </w:r>
       <w:proofErr w:type="spellStart"/>
       <w:r>
@@ -16586,39 +16941,7 @@
           <w:shd w:val="clear" w:color="auto" w:fill="FF0000"/>
           <w:lang w:eastAsia="ru-RU"/>
         </w:rPr>
-        <w:t>/Update</w:t>
-      </w:r>
-      <w:r>
-        <w:rPr>
-          <w:rFonts w:ascii="Calibri" w:eastAsia="Times New Roman" w:hAnsi="Calibri" w:cs="Calibri"/>
-          <w:b/>
-          <w:bCs/>
-          <w:color w:val="000000"/>
-          <w:lang w:eastAsia="ru-RU"/>
-        </w:rPr>
-        <w:t xml:space="preserve"> – которые это регулируют (тупо отключают индекс, а в </w:t>
-      </w:r>
-      <w:proofErr w:type="spellStart"/>
-      <w:r>
-        <w:rPr>
-          <w:rFonts w:ascii="Calibri" w:eastAsia="Times New Roman" w:hAnsi="Calibri" w:cs="Calibri"/>
-          <w:b/>
-          <w:bCs/>
-          <w:color w:val="000000"/>
-          <w:lang w:eastAsia="ru-RU"/>
-        </w:rPr>
-        <w:t>конкце</w:t>
-      </w:r>
-      <w:proofErr w:type="spellEnd"/>
-      <w:r>
-        <w:rPr>
-          <w:rFonts w:ascii="Calibri" w:eastAsia="Times New Roman" w:hAnsi="Calibri" w:cs="Calibri"/>
-          <w:b/>
-          <w:bCs/>
-          <w:color w:val="000000"/>
-          <w:lang w:eastAsia="ru-RU"/>
-        </w:rPr>
-        <w:t xml:space="preserve"> врубают и вроде бы делают </w:t>
+        <w:t>/</w:t>
       </w:r>
       <w:proofErr w:type="spellStart"/>
       <w:r>
@@ -16630,7 +16953,7 @@
           <w:shd w:val="clear" w:color="auto" w:fill="FF0000"/>
           <w:lang w:eastAsia="ru-RU"/>
         </w:rPr>
-        <w:t>ребилд</w:t>
+        <w:t>Update</w:t>
       </w:r>
       <w:proofErr w:type="spellEnd"/>
       <w:r>
@@ -16641,6 +16964,51 @@
           <w:color w:val="000000"/>
           <w:lang w:eastAsia="ru-RU"/>
         </w:rPr>
+        <w:t xml:space="preserve"> – которые это регулируют (тупо отключают индекс, а в </w:t>
+      </w:r>
+      <w:proofErr w:type="spellStart"/>
+      <w:r>
+        <w:rPr>
+          <w:rFonts w:ascii="Calibri" w:eastAsia="Times New Roman" w:hAnsi="Calibri" w:cs="Calibri"/>
+          <w:b/>
+          <w:bCs/>
+          <w:color w:val="000000"/>
+          <w:lang w:eastAsia="ru-RU"/>
+        </w:rPr>
+        <w:t>конкце</w:t>
+      </w:r>
+      <w:proofErr w:type="spellEnd"/>
+      <w:r>
+        <w:rPr>
+          <w:rFonts w:ascii="Calibri" w:eastAsia="Times New Roman" w:hAnsi="Calibri" w:cs="Calibri"/>
+          <w:b/>
+          <w:bCs/>
+          <w:color w:val="000000"/>
+          <w:lang w:eastAsia="ru-RU"/>
+        </w:rPr>
+        <w:t xml:space="preserve"> врубают и вроде бы делают </w:t>
+      </w:r>
+      <w:proofErr w:type="spellStart"/>
+      <w:r>
+        <w:rPr>
+          <w:rFonts w:ascii="Calibri" w:eastAsia="Times New Roman" w:hAnsi="Calibri" w:cs="Calibri"/>
+          <w:b/>
+          <w:bCs/>
+          <w:color w:val="000000"/>
+          <w:shd w:val="clear" w:color="auto" w:fill="FF0000"/>
+          <w:lang w:eastAsia="ru-RU"/>
+        </w:rPr>
+        <w:t>ребилд</w:t>
+      </w:r>
+      <w:proofErr w:type="spellEnd"/>
+      <w:r>
+        <w:rPr>
+          <w:rFonts w:ascii="Calibri" w:eastAsia="Times New Roman" w:hAnsi="Calibri" w:cs="Calibri"/>
+          <w:b/>
+          <w:bCs/>
+          <w:color w:val="000000"/>
+          <w:lang w:eastAsia="ru-RU"/>
+        </w:rPr>
         <w:t>)</w:t>
       </w:r>
     </w:p>
@@ -16666,7 +17034,7 @@
           <w:lang w:eastAsia="ru-RU"/>
         </w:rPr>
       </w:pPr>
-      <w:bookmarkStart w:id="38" w:name="_Toc168553232"/>
+      <w:bookmarkStart w:id="39" w:name="_Toc168553232"/>
       <w:r>
         <w:rPr>
           <w:rFonts w:ascii="Arial" w:eastAsia="Times New Roman" w:hAnsi="Arial" w:cs="Arial"/>
@@ -16792,18 +17160,18 @@
         </w:rPr>
         <w:t>проблемы</w:t>
       </w:r>
-      <w:bookmarkEnd w:id="38"/>
-    </w:p>
-    <w:p>
-      <w:pPr>
-        <w:rPr>
-          <w:lang w:eastAsia="ru-RU"/>
-        </w:rPr>
-      </w:pPr>
-    </w:p>
-    <w:p>
-      <w:pPr>
-        <w:pStyle w:val="ListParagraph"/>
+      <w:bookmarkEnd w:id="39"/>
+    </w:p>
+    <w:p>
+      <w:pPr>
+        <w:rPr>
+          <w:lang w:eastAsia="ru-RU"/>
+        </w:rPr>
+      </w:pPr>
+    </w:p>
+    <w:p>
+      <w:pPr>
+        <w:pStyle w:val="a4"/>
         <w:numPr>
           <w:ilvl w:val="0"/>
           <w:numId w:val="14"/>
@@ -16829,7 +17197,7 @@
     </w:p>
     <w:p>
       <w:pPr>
-        <w:pStyle w:val="ListParagraph"/>
+        <w:pStyle w:val="a4"/>
         <w:numPr>
           <w:ilvl w:val="0"/>
           <w:numId w:val="14"/>
@@ -16880,6 +17248,298 @@
         </w:rPr>
         <w:t xml:space="preserve"> в отдельную временную таблицу, будет лучше.</w:t>
       </w:r>
+    </w:p>
+    <w:p>
+      <w:pPr>
+        <w:spacing w:after="0" w:line="240" w:lineRule="auto"/>
+        <w:rPr>
+          <w:lang w:eastAsia="ru-RU"/>
+        </w:rPr>
+      </w:pPr>
+    </w:p>
+    <w:p>
+      <w:pPr>
+        <w:shd w:val="clear" w:color="auto" w:fill="FFFFFF"/>
+        <w:spacing w:after="0" w:line="240" w:lineRule="auto"/>
+        <w:outlineLvl w:val="0"/>
+        <w:rPr>
+          <w:rFonts w:ascii="Arial" w:eastAsia="Times New Roman" w:hAnsi="Arial" w:cs="Arial"/>
+          <w:color w:val="111111"/>
+          <w:kern w:val="36"/>
+          <w:sz w:val="48"/>
+          <w:szCs w:val="48"/>
+          <w:lang w:eastAsia="ru-RU"/>
+        </w:rPr>
+      </w:pPr>
+      <w:r>
+        <w:rPr>
+          <w:rFonts w:ascii="Arial" w:eastAsia="Times New Roman" w:hAnsi="Arial" w:cs="Arial"/>
+          <w:color w:val="111111"/>
+          <w:kern w:val="36"/>
+          <w:sz w:val="48"/>
+          <w:szCs w:val="48"/>
+          <w:lang w:eastAsia="ru-RU"/>
+        </w:rPr>
+        <w:t>Seek vs Scan</w:t>
+      </w:r>
+    </w:p>
+    <w:p>
+      <w:pPr>
+        <w:spacing w:after="0" w:line="240" w:lineRule="auto"/>
+        <w:rPr>
+          <w:lang w:val="en-US" w:eastAsia="ru-RU"/>
+        </w:rPr>
+      </w:pPr>
+    </w:p>
+    <w:p>
+      <w:pPr>
+        <w:pStyle w:val="a3"/>
+        <w:shd w:val="clear" w:color="auto" w:fill="FFFFFF"/>
+        <w:spacing w:before="0" w:beforeAutospacing="0" w:after="264" w:afterAutospacing="0"/>
+        <w:textAlignment w:val="baseline"/>
+        <w:rPr>
+          <w:rFonts w:ascii="Segoe UI" w:hAnsi="Segoe UI" w:cs="Segoe UI"/>
+          <w:color w:val="0C0D0E"/>
+          <w:sz w:val="23"/>
+          <w:szCs w:val="23"/>
+          <w:lang w:val="en-US"/>
+        </w:rPr>
+      </w:pPr>
+      <w:r>
+        <w:rPr>
+          <w:rFonts w:ascii="Segoe UI" w:hAnsi="Segoe UI" w:cs="Segoe UI"/>
+          <w:color w:val="0C0D0E"/>
+          <w:sz w:val="23"/>
+          <w:szCs w:val="23"/>
+          <w:lang w:val="en-US"/>
+        </w:rPr>
+        <w:t>An index scan is where SQL server reads the whole of the index looking for matches - the time this takes is proportional to the size of the index.</w:t>
+      </w:r>
+    </w:p>
+    <w:p>
+      <w:pPr>
+        <w:pStyle w:val="a3"/>
+        <w:shd w:val="clear" w:color="auto" w:fill="FFFFFF"/>
+        <w:spacing w:before="0" w:beforeAutospacing="0" w:after="0" w:afterAutospacing="0"/>
+        <w:textAlignment w:val="baseline"/>
+        <w:rPr>
+          <w:rFonts w:ascii="Segoe UI" w:hAnsi="Segoe UI" w:cs="Segoe UI"/>
+          <w:color w:val="0C0D0E"/>
+          <w:sz w:val="23"/>
+          <w:szCs w:val="23"/>
+          <w:lang w:val="en-US"/>
+        </w:rPr>
+      </w:pPr>
+      <w:r>
+        <w:rPr>
+          <w:rFonts w:ascii="Segoe UI" w:hAnsi="Segoe UI" w:cs="Segoe UI"/>
+          <w:color w:val="0C0D0E"/>
+          <w:sz w:val="23"/>
+          <w:szCs w:val="23"/>
+          <w:lang w:val="en-US"/>
+        </w:rPr>
+        <w:t>An index seek is where SQL server uses the b-tree structure of the index to seek directly to matching records (see </w:t>
+      </w:r>
+      <w:hyperlink r:id="rId15" w:history="1">
+        <w:r>
+          <w:rPr>
+            <w:rStyle w:val="a6"/>
+            <w:rFonts w:ascii="inherit" w:hAnsi="inherit" w:cs="Segoe UI"/>
+            <w:color w:val="1B75D0"/>
+            <w:sz w:val="23"/>
+            <w:szCs w:val="23"/>
+            <w:bdr w:val="none" w:sz="0" w:space="0" w:color="auto" w:frame="1"/>
+            <w:lang w:val="en-US"/>
+          </w:rPr>
+          <w:t>http://mattfleming.com/node/192</w:t>
+        </w:r>
+      </w:hyperlink>
+      <w:r>
+        <w:rPr>
+          <w:rFonts w:ascii="Segoe UI" w:hAnsi="Segoe UI" w:cs="Segoe UI"/>
+          <w:color w:val="0C0D0E"/>
+          <w:sz w:val="23"/>
+          <w:szCs w:val="23"/>
+          <w:lang w:val="en-US"/>
+        </w:rPr>
+        <w:t> for an idea on how this works) - time taken is only proportional to the number of matching records.</w:t>
+      </w:r>
+    </w:p>
+    <w:p>
+      <w:pPr>
+        <w:numPr>
+          <w:ilvl w:val="0"/>
+          <w:numId w:val="15"/>
+        </w:numPr>
+        <w:shd w:val="clear" w:color="auto" w:fill="FFFFFF"/>
+        <w:spacing w:before="100" w:beforeAutospacing="1" w:after="100" w:afterAutospacing="1" w:line="240" w:lineRule="auto"/>
+        <w:ind w:left="450"/>
+        <w:textAlignment w:val="baseline"/>
+        <w:rPr>
+          <w:rFonts w:ascii="inherit" w:hAnsi="inherit" w:cs="Segoe UI"/>
+          <w:color w:val="0C0D0E"/>
+          <w:sz w:val="23"/>
+          <w:szCs w:val="23"/>
+          <w:lang w:val="en-US"/>
+        </w:rPr>
+      </w:pPr>
+      <w:r>
+        <w:rPr>
+          <w:rFonts w:ascii="inherit" w:hAnsi="inherit" w:cs="Segoe UI"/>
+          <w:color w:val="0C0D0E"/>
+          <w:sz w:val="23"/>
+          <w:szCs w:val="23"/>
+          <w:lang w:val="en-US"/>
+        </w:rPr>
+        <w:t xml:space="preserve">In </w:t>
+      </w:r>
+      <w:proofErr w:type="gramStart"/>
+      <w:r>
+        <w:rPr>
+          <w:rFonts w:ascii="inherit" w:hAnsi="inherit" w:cs="Segoe UI"/>
+          <w:color w:val="0C0D0E"/>
+          <w:sz w:val="23"/>
+          <w:szCs w:val="23"/>
+          <w:lang w:val="en-US"/>
+        </w:rPr>
+        <w:t>general</w:t>
+      </w:r>
+      <w:proofErr w:type="gramEnd"/>
+      <w:r>
+        <w:rPr>
+          <w:rFonts w:ascii="inherit" w:hAnsi="inherit" w:cs="Segoe UI"/>
+          <w:color w:val="0C0D0E"/>
+          <w:sz w:val="23"/>
+          <w:szCs w:val="23"/>
+          <w:lang w:val="en-US"/>
+        </w:rPr>
+        <w:t xml:space="preserve"> an index seek is preferable to an index scan (when the number of matching records is </w:t>
+      </w:r>
+      <w:proofErr w:type="spellStart"/>
+      <w:r>
+        <w:rPr>
+          <w:rFonts w:ascii="inherit" w:hAnsi="inherit" w:cs="Segoe UI"/>
+          <w:color w:val="0C0D0E"/>
+          <w:sz w:val="23"/>
+          <w:szCs w:val="23"/>
+          <w:lang w:val="en-US"/>
+        </w:rPr>
+        <w:t>proprtionally</w:t>
+      </w:r>
+      <w:proofErr w:type="spellEnd"/>
+      <w:r>
+        <w:rPr>
+          <w:rFonts w:ascii="inherit" w:hAnsi="inherit" w:cs="Segoe UI"/>
+          <w:color w:val="0C0D0E"/>
+          <w:sz w:val="23"/>
+          <w:szCs w:val="23"/>
+          <w:lang w:val="en-US"/>
+        </w:rPr>
+        <w:t xml:space="preserve"> much lower than the total number of records), as the time taken to perform an index seek is constant regardless of the </w:t>
+      </w:r>
+      <w:proofErr w:type="spellStart"/>
+      <w:r>
+        <w:rPr>
+          <w:rFonts w:ascii="inherit" w:hAnsi="inherit" w:cs="Segoe UI"/>
+          <w:color w:val="0C0D0E"/>
+          <w:sz w:val="23"/>
+          <w:szCs w:val="23"/>
+          <w:lang w:val="en-US"/>
+        </w:rPr>
+        <w:t>toal</w:t>
+      </w:r>
+      <w:proofErr w:type="spellEnd"/>
+      <w:r>
+        <w:rPr>
+          <w:rFonts w:ascii="inherit" w:hAnsi="inherit" w:cs="Segoe UI"/>
+          <w:color w:val="0C0D0E"/>
+          <w:sz w:val="23"/>
+          <w:szCs w:val="23"/>
+          <w:lang w:val="en-US"/>
+        </w:rPr>
+        <w:t xml:space="preserve"> number of records in your table.</w:t>
+      </w:r>
+    </w:p>
+    <w:p>
+      <w:pPr>
+        <w:numPr>
+          <w:ilvl w:val="0"/>
+          <w:numId w:val="15"/>
+        </w:numPr>
+        <w:shd w:val="clear" w:color="auto" w:fill="FFFFFF"/>
+        <w:spacing w:after="0" w:line="240" w:lineRule="auto"/>
+        <w:ind w:left="450"/>
+        <w:textAlignment w:val="baseline"/>
+        <w:rPr>
+          <w:rFonts w:ascii="inherit" w:hAnsi="inherit" w:cs="Segoe UI"/>
+          <w:color w:val="0C0D0E"/>
+          <w:sz w:val="23"/>
+          <w:szCs w:val="23"/>
+          <w:lang w:val="en-US"/>
+        </w:rPr>
+      </w:pPr>
+      <w:r>
+        <w:rPr>
+          <w:rFonts w:ascii="inherit" w:hAnsi="inherit" w:cs="Segoe UI"/>
+          <w:color w:val="0C0D0E"/>
+          <w:sz w:val="23"/>
+          <w:szCs w:val="23"/>
+          <w:lang w:val="en-US"/>
+        </w:rPr>
+        <w:t xml:space="preserve">Note however that in certain situations an index scan can be faster than an index </w:t>
+      </w:r>
+      <w:proofErr w:type="gramStart"/>
+      <w:r>
+        <w:rPr>
+          <w:rFonts w:ascii="inherit" w:hAnsi="inherit" w:cs="Segoe UI"/>
+          <w:color w:val="0C0D0E"/>
+          <w:sz w:val="23"/>
+          <w:szCs w:val="23"/>
+          <w:lang w:val="en-US"/>
+        </w:rPr>
+        <w:t>seek</w:t>
+      </w:r>
+      <w:proofErr w:type="gramEnd"/>
+      <w:r>
+        <w:rPr>
+          <w:rFonts w:ascii="inherit" w:hAnsi="inherit" w:cs="Segoe UI"/>
+          <w:color w:val="0C0D0E"/>
+          <w:sz w:val="23"/>
+          <w:szCs w:val="23"/>
+          <w:lang w:val="en-US"/>
+        </w:rPr>
+        <w:t xml:space="preserve"> (sometimes </w:t>
+      </w:r>
+      <w:r>
+        <w:rPr>
+          <w:rStyle w:val="a8"/>
+          <w:rFonts w:ascii="inherit" w:hAnsi="inherit" w:cs="Segoe UI"/>
+          <w:color w:val="0C0D0E"/>
+          <w:sz w:val="23"/>
+          <w:szCs w:val="23"/>
+          <w:bdr w:val="none" w:sz="0" w:space="0" w:color="auto" w:frame="1"/>
+          <w:lang w:val="en-US"/>
+        </w:rPr>
+        <w:t>significantly</w:t>
+      </w:r>
+      <w:r>
+        <w:rPr>
+          <w:rFonts w:ascii="inherit" w:hAnsi="inherit" w:cs="Segoe UI"/>
+          <w:color w:val="0C0D0E"/>
+          <w:sz w:val="23"/>
+          <w:szCs w:val="23"/>
+          <w:lang w:val="en-US"/>
+        </w:rPr>
+        <w:t> faster) - usually when the table is very small, or when a large percentage of the records match the predicate.</w:t>
+      </w:r>
+    </w:p>
+    <w:p>
+      <w:pPr>
+        <w:spacing w:after="0" w:line="240" w:lineRule="auto"/>
+        <w:rPr>
+          <w:lang w:val="en-US" w:eastAsia="ru-RU"/>
+        </w:rPr>
+      </w:pPr>
     </w:p>
     <w:sectPr>
       <w:pgSz w:w="11906" w:h="16838"/>
@@ -16892,7 +17552,7 @@
 </file>
 
 <file path=word/numbering.xml><?xml version="1.0" encoding="utf-8"?>
-<w:numbering xmlns:wpc="http://schemas.microsoft.com/office/word/2010/wordprocessingCanvas" xmlns:cx="http://schemas.microsoft.com/office/drawing/2014/chartex" xmlns:cx1="http://schemas.microsoft.com/office/drawing/2015/9/8/chartex" xmlns:cx2="http://schemas.microsoft.com/office/drawing/2015/10/21/chartex" xmlns:cx3="http://schemas.microsoft.com/office/drawing/2016/5/9/chartex" xmlns:cx4="http://schemas.microsoft.com/office/drawing/2016/5/10/chartex" xmlns:cx5="http://schemas.microsoft.com/office/drawing/2016/5/11/chartex" xmlns:cx6="http://schemas.microsoft.com/office/drawing/2016/5/12/chartex" xmlns:cx7="http://schemas.microsoft.com/office/drawing/2016/5/13/chartex" xmlns:cx8="http://schemas.microsoft.com/office/drawing/2016/5/14/chartex" xmlns:mc="http://schemas.openxmlformats.org/markup-compatibility/2006" xmlns:aink="http://schemas.microsoft.com/office/drawing/2016/ink" xmlns:am3d="http://schemas.microsoft.com/office/drawing/2017/model3d" xmlns:o="urn:schemas-microsoft-com:office:office" xmlns:r="http://schemas.openxmlformats.org/officeDocument/2006/relationships" xmlns:m="http://schemas.openxmlformats.org/officeDocument/2006/math" xmlns:v="urn:schemas-microsoft-com:vml" xmlns:wp14="http://schemas.microsoft.com/office/word/2010/wordprocessingDrawing" xmlns:wp="http://schemas.openxmlformats.org/drawingml/2006/wordprocessingDrawing" xmlns:w10="urn:schemas-microsoft-com:office:word" xmlns:w="http://schemas.openxmlformats.org/wordprocessingml/2006/main" xmlns:w14="http://schemas.microsoft.com/office/word/2010/wordml" xmlns:w15="http://schemas.microsoft.com/office/word/2012/wordml" xmlns:w16cex="http://schemas.microsoft.com/office/word/2018/wordml/cex" xmlns:w16cid="http://schemas.microsoft.com/office/word/2016/wordml/cid" xmlns:w16="http://schemas.microsoft.com/office/word/2018/wordml" xmlns:w16sdtdh="http://schemas.microsoft.com/office/word/2020/wordml/sdtdatahash" xmlns:w16se="http://schemas.microsoft.com/office/word/2015/wordml/symex" xmlns:wpg="http://schemas.microsoft.com/office/word/2010/wordprocessingGroup" xmlns:wpi="http://schemas.microsoft.com/office/word/2010/wordprocessingInk" xmlns:wne="http://schemas.microsoft.com/office/word/2006/wordml" xmlns:wps="http://schemas.microsoft.com/office/word/2010/wordprocessingShape" mc:Ignorable="w14 w15 w16se w16cid w16 w16cex w16sdtdh wp14">
+<w:numbering xmlns:wpc="http://schemas.microsoft.com/office/word/2010/wordprocessingCanvas" xmlns:cx="http://schemas.microsoft.com/office/drawing/2014/chartex" xmlns:cx1="http://schemas.microsoft.com/office/drawing/2015/9/8/chartex" xmlns:cx2="http://schemas.microsoft.com/office/drawing/2015/10/21/chartex" xmlns:cx3="http://schemas.microsoft.com/office/drawing/2016/5/9/chartex" xmlns:cx4="http://schemas.microsoft.com/office/drawing/2016/5/10/chartex" xmlns:cx5="http://schemas.microsoft.com/office/drawing/2016/5/11/chartex" xmlns:cx6="http://schemas.microsoft.com/office/drawing/2016/5/12/chartex" xmlns:cx7="http://schemas.microsoft.com/office/drawing/2016/5/13/chartex" xmlns:cx8="http://schemas.microsoft.com/office/drawing/2016/5/14/chartex" xmlns:mc="http://schemas.openxmlformats.org/markup-compatibility/2006" xmlns:aink="http://schemas.microsoft.com/office/drawing/2016/ink" xmlns:am3d="http://schemas.microsoft.com/office/drawing/2017/model3d" xmlns:o="urn:schemas-microsoft-com:office:office" xmlns:r="http://schemas.openxmlformats.org/officeDocument/2006/relationships" xmlns:m="http://schemas.openxmlformats.org/officeDocument/2006/math" xmlns:v="urn:schemas-microsoft-com:vml" xmlns:wp14="http://schemas.microsoft.com/office/word/2010/wordprocessingDrawing" xmlns:wp="http://schemas.openxmlformats.org/drawingml/2006/wordprocessingDrawing" xmlns:w10="urn:schemas-microsoft-com:office:word" xmlns:w="http://schemas.openxmlformats.org/wordprocessingml/2006/main" xmlns:w14="http://schemas.microsoft.com/office/word/2010/wordml" xmlns:w15="http://schemas.microsoft.com/office/word/2012/wordml" xmlns:w16cid="http://schemas.microsoft.com/office/word/2016/wordml/cid" xmlns:w16se="http://schemas.microsoft.com/office/word/2015/wordml/symex" xmlns:wpg="http://schemas.microsoft.com/office/word/2010/wordprocessingGroup" xmlns:wpi="http://schemas.microsoft.com/office/word/2010/wordprocessingInk" xmlns:wne="http://schemas.microsoft.com/office/word/2006/wordml" xmlns:wps="http://schemas.microsoft.com/office/word/2010/wordprocessingShape" mc:Ignorable="w14 w15 w16se w16cid wp14">
   <w:abstractNum w:abstractNumId="0" w15:restartNumberingAfterBreak="0">
     <w:nsid w:val="101238AF"/>
     <w:multiLevelType w:val="hybridMultilevel"/>
@@ -17717,6 +18377,155 @@
     </w:lvl>
   </w:abstractNum>
   <w:abstractNum w:abstractNumId="8" w15:restartNumberingAfterBreak="0">
+    <w:nsid w:val="49B84F96"/>
+    <w:multiLevelType w:val="multilevel"/>
+    <w:tmpl w:val="ED882B12"/>
+    <w:lvl w:ilvl="0">
+      <w:start w:val="1"/>
+      <w:numFmt w:val="bullet"/>
+      <w:lvlText w:val=""/>
+      <w:lvlJc w:val="left"/>
+      <w:pPr>
+        <w:tabs>
+          <w:tab w:val="num" w:pos="720"/>
+        </w:tabs>
+        <w:ind w:left="720" w:hanging="360"/>
+      </w:pPr>
+      <w:rPr>
+        <w:rFonts w:ascii="Symbol" w:hAnsi="Symbol" w:hint="default"/>
+        <w:sz w:val="20"/>
+      </w:rPr>
+    </w:lvl>
+    <w:lvl w:ilvl="1" w:tentative="1">
+      <w:start w:val="1"/>
+      <w:numFmt w:val="bullet"/>
+      <w:lvlText w:val=""/>
+      <w:lvlJc w:val="left"/>
+      <w:pPr>
+        <w:tabs>
+          <w:tab w:val="num" w:pos="1440"/>
+        </w:tabs>
+        <w:ind w:left="1440" w:hanging="360"/>
+      </w:pPr>
+      <w:rPr>
+        <w:rFonts w:ascii="Symbol" w:hAnsi="Symbol" w:hint="default"/>
+        <w:sz w:val="20"/>
+      </w:rPr>
+    </w:lvl>
+    <w:lvl w:ilvl="2" w:tentative="1">
+      <w:start w:val="1"/>
+      <w:numFmt w:val="bullet"/>
+      <w:lvlText w:val=""/>
+      <w:lvlJc w:val="left"/>
+      <w:pPr>
+        <w:tabs>
+          <w:tab w:val="num" w:pos="2160"/>
+        </w:tabs>
+        <w:ind w:left="2160" w:hanging="360"/>
+      </w:pPr>
+      <w:rPr>
+        <w:rFonts w:ascii="Symbol" w:hAnsi="Symbol" w:hint="default"/>
+        <w:sz w:val="20"/>
+      </w:rPr>
+    </w:lvl>
+    <w:lvl w:ilvl="3" w:tentative="1">
+      <w:start w:val="1"/>
+      <w:numFmt w:val="bullet"/>
+      <w:lvlText w:val=""/>
+      <w:lvlJc w:val="left"/>
+      <w:pPr>
+        <w:tabs>
+          <w:tab w:val="num" w:pos="2880"/>
+        </w:tabs>
+        <w:ind w:left="2880" w:hanging="360"/>
+      </w:pPr>
+      <w:rPr>
+        <w:rFonts w:ascii="Symbol" w:hAnsi="Symbol" w:hint="default"/>
+        <w:sz w:val="20"/>
+      </w:rPr>
+    </w:lvl>
+    <w:lvl w:ilvl="4" w:tentative="1">
+      <w:start w:val="1"/>
+      <w:numFmt w:val="bullet"/>
+      <w:lvlText w:val=""/>
+      <w:lvlJc w:val="left"/>
+      <w:pPr>
+        <w:tabs>
+          <w:tab w:val="num" w:pos="3600"/>
+        </w:tabs>
+        <w:ind w:left="3600" w:hanging="360"/>
+      </w:pPr>
+      <w:rPr>
+        <w:rFonts w:ascii="Symbol" w:hAnsi="Symbol" w:hint="default"/>
+        <w:sz w:val="20"/>
+      </w:rPr>
+    </w:lvl>
+    <w:lvl w:ilvl="5" w:tentative="1">
+      <w:start w:val="1"/>
+      <w:numFmt w:val="bullet"/>
+      <w:lvlText w:val=""/>
+      <w:lvlJc w:val="left"/>
+      <w:pPr>
+        <w:tabs>
+          <w:tab w:val="num" w:pos="4320"/>
+        </w:tabs>
+        <w:ind w:left="4320" w:hanging="360"/>
+      </w:pPr>
+      <w:rPr>
+        <w:rFonts w:ascii="Symbol" w:hAnsi="Symbol" w:hint="default"/>
+        <w:sz w:val="20"/>
+      </w:rPr>
+    </w:lvl>
+    <w:lvl w:ilvl="6" w:tentative="1">
+      <w:start w:val="1"/>
+      <w:numFmt w:val="bullet"/>
+      <w:lvlText w:val=""/>
+      <w:lvlJc w:val="left"/>
+      <w:pPr>
+        <w:tabs>
+          <w:tab w:val="num" w:pos="5040"/>
+        </w:tabs>
+        <w:ind w:left="5040" w:hanging="360"/>
+      </w:pPr>
+      <w:rPr>
+        <w:rFonts w:ascii="Symbol" w:hAnsi="Symbol" w:hint="default"/>
+        <w:sz w:val="20"/>
+      </w:rPr>
+    </w:lvl>
+    <w:lvl w:ilvl="7" w:tentative="1">
+      <w:start w:val="1"/>
+      <w:numFmt w:val="bullet"/>
+      <w:lvlText w:val=""/>
+      <w:lvlJc w:val="left"/>
+      <w:pPr>
+        <w:tabs>
+          <w:tab w:val="num" w:pos="5760"/>
+        </w:tabs>
+        <w:ind w:left="5760" w:hanging="360"/>
+      </w:pPr>
+      <w:rPr>
+        <w:rFonts w:ascii="Symbol" w:hAnsi="Symbol" w:hint="default"/>
+        <w:sz w:val="20"/>
+      </w:rPr>
+    </w:lvl>
+    <w:lvl w:ilvl="8" w:tentative="1">
+      <w:start w:val="1"/>
+      <w:numFmt w:val="bullet"/>
+      <w:lvlText w:val=""/>
+      <w:lvlJc w:val="left"/>
+      <w:pPr>
+        <w:tabs>
+          <w:tab w:val="num" w:pos="6480"/>
+        </w:tabs>
+        <w:ind w:left="6480" w:hanging="360"/>
+      </w:pPr>
+      <w:rPr>
+        <w:rFonts w:ascii="Symbol" w:hAnsi="Symbol" w:hint="default"/>
+        <w:sz w:val="20"/>
+      </w:rPr>
+    </w:lvl>
+  </w:abstractNum>
+  <w:abstractNum w:abstractNumId="9" w15:restartNumberingAfterBreak="0">
     <w:nsid w:val="4E414FEA"/>
     <w:multiLevelType w:val="hybridMultilevel"/>
     <w:tmpl w:val="F906F756"/>
@@ -17829,7 +18638,7 @@
       </w:rPr>
     </w:lvl>
   </w:abstractNum>
-  <w:abstractNum w:abstractNumId="9" w15:restartNumberingAfterBreak="0">
+  <w:abstractNum w:abstractNumId="10" w15:restartNumberingAfterBreak="0">
     <w:nsid w:val="54AE56F1"/>
     <w:multiLevelType w:val="hybridMultilevel"/>
     <w:tmpl w:val="5E3C7E44"/>
@@ -17915,7 +18724,7 @@
       </w:pPr>
     </w:lvl>
   </w:abstractNum>
-  <w:abstractNum w:abstractNumId="10" w15:restartNumberingAfterBreak="0">
+  <w:abstractNum w:abstractNumId="11" w15:restartNumberingAfterBreak="0">
     <w:nsid w:val="62603E1F"/>
     <w:multiLevelType w:val="hybridMultilevel"/>
     <w:tmpl w:val="E7EA8A7C"/>
@@ -18001,7 +18810,7 @@
       </w:pPr>
     </w:lvl>
   </w:abstractNum>
-  <w:abstractNum w:abstractNumId="11" w15:restartNumberingAfterBreak="0">
+  <w:abstractNum w:abstractNumId="12" w15:restartNumberingAfterBreak="0">
     <w:nsid w:val="6362629B"/>
     <w:multiLevelType w:val="hybridMultilevel"/>
     <w:tmpl w:val="3E84CDCC"/>
@@ -18087,7 +18896,7 @@
       </w:pPr>
     </w:lvl>
   </w:abstractNum>
-  <w:abstractNum w:abstractNumId="12" w15:restartNumberingAfterBreak="0">
+  <w:abstractNum w:abstractNumId="13" w15:restartNumberingAfterBreak="0">
     <w:nsid w:val="71343268"/>
     <w:multiLevelType w:val="hybridMultilevel"/>
     <w:tmpl w:val="E816456C"/>
@@ -18200,7 +19009,7 @@
       </w:rPr>
     </w:lvl>
   </w:abstractNum>
-  <w:abstractNum w:abstractNumId="13" w15:restartNumberingAfterBreak="0">
+  <w:abstractNum w:abstractNumId="14" w15:restartNumberingAfterBreak="0">
     <w:nsid w:val="7DE043E2"/>
     <w:multiLevelType w:val="hybridMultilevel"/>
     <w:tmpl w:val="D966A5F8"/>
@@ -18323,13 +19132,13 @@
     <w:abstractNumId w:val="3"/>
   </w:num>
   <w:num w:numId="4">
-    <w:abstractNumId w:val="11"/>
+    <w:abstractNumId w:val="12"/>
   </w:num>
   <w:num w:numId="5">
     <w:abstractNumId w:val="1"/>
   </w:num>
   <w:num w:numId="6">
-    <w:abstractNumId w:val="10"/>
+    <w:abstractNumId w:val="11"/>
   </w:num>
   <w:num w:numId="7">
     <w:abstractNumId w:val="4"/>
@@ -18338,10 +19147,10 @@
     <w:abstractNumId w:val="0"/>
   </w:num>
   <w:num w:numId="9">
-    <w:abstractNumId w:val="9"/>
+    <w:abstractNumId w:val="10"/>
   </w:num>
   <w:num w:numId="10">
-    <w:abstractNumId w:val="13"/>
+    <w:abstractNumId w:val="14"/>
   </w:num>
   <w:num w:numId="11">
     <w:abstractNumId w:val="7"/>
@@ -18350,16 +19159,19 @@
     <w:abstractNumId w:val="2"/>
   </w:num>
   <w:num w:numId="13">
-    <w:abstractNumId w:val="12"/>
+    <w:abstractNumId w:val="13"/>
   </w:num>
   <w:num w:numId="14">
+    <w:abstractNumId w:val="9"/>
+  </w:num>
+  <w:num w:numId="15">
     <w:abstractNumId w:val="8"/>
   </w:num>
 </w:numbering>
 </file>
 
 <file path=word/styles.xml><?xml version="1.0" encoding="utf-8"?>
-<w:styles xmlns:mc="http://schemas.openxmlformats.org/markup-compatibility/2006" xmlns:r="http://schemas.openxmlformats.org/officeDocument/2006/relationships" xmlns:w="http://schemas.openxmlformats.org/wordprocessingml/2006/main" xmlns:w14="http://schemas.microsoft.com/office/word/2010/wordml" xmlns:w15="http://schemas.microsoft.com/office/word/2012/wordml" xmlns:w16cex="http://schemas.microsoft.com/office/word/2018/wordml/cex" xmlns:w16cid="http://schemas.microsoft.com/office/word/2016/wordml/cid" xmlns:w16="http://schemas.microsoft.com/office/word/2018/wordml" xmlns:w16sdtdh="http://schemas.microsoft.com/office/word/2020/wordml/sdtdatahash" xmlns:w16se="http://schemas.microsoft.com/office/word/2015/wordml/symex" mc:Ignorable="w14 w15 w16se w16cid w16 w16cex w16sdtdh">
+<w:styles xmlns:mc="http://schemas.openxmlformats.org/markup-compatibility/2006" xmlns:r="http://schemas.openxmlformats.org/officeDocument/2006/relationships" xmlns:w="http://schemas.openxmlformats.org/wordprocessingml/2006/main" xmlns:w14="http://schemas.microsoft.com/office/word/2010/wordml" xmlns:w15="http://schemas.microsoft.com/office/word/2012/wordml" xmlns:w16cid="http://schemas.microsoft.com/office/word/2016/wordml/cid" xmlns:w16se="http://schemas.microsoft.com/office/word/2015/wordml/symex" mc:Ignorable="w14 w15 w16se w16cid">
   <w:docDefaults>
     <w:rPrDefault>
       <w:rPr>
@@ -18375,7 +19187,7 @@
       </w:pPr>
     </w:pPrDefault>
   </w:docDefaults>
-  <w:latentStyles w:defLockedState="0" w:defUIPriority="99" w:defSemiHidden="0" w:defUnhideWhenUsed="0" w:defQFormat="0" w:count="376">
+  <w:latentStyles w:defLockedState="0" w:defUIPriority="99" w:defSemiHidden="0" w:defUnhideWhenUsed="0" w:defQFormat="0" w:count="375">
     <w:lsdException w:name="Normal" w:uiPriority="0" w:qFormat="1"/>
     <w:lsdException w:name="heading 1" w:uiPriority="9" w:qFormat="1"/>
     <w:lsdException w:name="heading 2" w:semiHidden="1" w:uiPriority="9" w:unhideWhenUsed="1" w:qFormat="1"/>
@@ -18751,17 +19563,16 @@
     <w:lsdException w:name="Smart Hyperlink" w:semiHidden="1" w:unhideWhenUsed="1"/>
     <w:lsdException w:name="Hashtag" w:semiHidden="1" w:unhideWhenUsed="1"/>
     <w:lsdException w:name="Unresolved Mention" w:semiHidden="1" w:unhideWhenUsed="1"/>
-    <w:lsdException w:name="Smart Link" w:semiHidden="1" w:unhideWhenUsed="1"/>
   </w:latentStyles>
-  <w:style w:type="paragraph" w:default="1" w:styleId="Normal">
+  <w:style w:type="paragraph" w:default="1" w:styleId="a">
     <w:name w:val="Normal"/>
     <w:qFormat/>
     <w:rsid w:val="00565949"/>
   </w:style>
-  <w:style w:type="paragraph" w:styleId="Heading1">
+  <w:style w:type="paragraph" w:styleId="1">
     <w:name w:val="heading 1"/>
-    <w:basedOn w:val="Normal"/>
-    <w:link w:val="Heading1Char"/>
+    <w:basedOn w:val="a"/>
+    <w:link w:val="10"/>
     <w:uiPriority w:val="9"/>
     <w:qFormat/>
     <w:rsid w:val="006F3D92"/>
@@ -18779,11 +19590,11 @@
       <w:lang w:eastAsia="ru-RU"/>
     </w:rPr>
   </w:style>
-  <w:style w:type="paragraph" w:styleId="Heading2">
+  <w:style w:type="paragraph" w:styleId="2">
     <w:name w:val="heading 2"/>
-    <w:basedOn w:val="Normal"/>
-    <w:next w:val="Normal"/>
-    <w:link w:val="Heading2Char"/>
+    <w:basedOn w:val="a"/>
+    <w:next w:val="a"/>
+    <w:link w:val="20"/>
     <w:uiPriority w:val="9"/>
     <w:unhideWhenUsed/>
     <w:qFormat/>
@@ -18801,10 +19612,10 @@
       <w:szCs w:val="26"/>
     </w:rPr>
   </w:style>
-  <w:style w:type="paragraph" w:styleId="Heading3">
+  <w:style w:type="paragraph" w:styleId="3">
     <w:name w:val="heading 3"/>
-    <w:basedOn w:val="Normal"/>
-    <w:link w:val="Heading3Char"/>
+    <w:basedOn w:val="a"/>
+    <w:link w:val="30"/>
     <w:uiPriority w:val="9"/>
     <w:qFormat/>
     <w:rsid w:val="006F3D92"/>
@@ -18821,11 +19632,11 @@
       <w:lang w:eastAsia="ru-RU"/>
     </w:rPr>
   </w:style>
-  <w:style w:type="paragraph" w:styleId="Heading4">
+  <w:style w:type="paragraph" w:styleId="4">
     <w:name w:val="heading 4"/>
-    <w:basedOn w:val="Normal"/>
-    <w:next w:val="Normal"/>
-    <w:link w:val="Heading4Char"/>
+    <w:basedOn w:val="a"/>
+    <w:next w:val="a"/>
+    <w:link w:val="40"/>
     <w:uiPriority w:val="9"/>
     <w:semiHidden/>
     <w:unhideWhenUsed/>
@@ -18844,10 +19655,10 @@
       <w:color w:val="2F5496" w:themeColor="accent1" w:themeShade="BF"/>
     </w:rPr>
   </w:style>
-  <w:style w:type="paragraph" w:styleId="Heading5">
+  <w:style w:type="paragraph" w:styleId="5">
     <w:name w:val="heading 5"/>
-    <w:basedOn w:val="Normal"/>
-    <w:link w:val="Heading5Char"/>
+    <w:basedOn w:val="a"/>
+    <w:link w:val="50"/>
     <w:uiPriority w:val="9"/>
     <w:qFormat/>
     <w:rsid w:val="006F3D92"/>
@@ -18864,13 +19675,13 @@
       <w:lang w:eastAsia="ru-RU"/>
     </w:rPr>
   </w:style>
-  <w:style w:type="character" w:default="1" w:styleId="DefaultParagraphFont">
+  <w:style w:type="character" w:default="1" w:styleId="a0">
     <w:name w:val="Default Paragraph Font"/>
     <w:uiPriority w:val="1"/>
     <w:semiHidden/>
     <w:unhideWhenUsed/>
   </w:style>
-  <w:style w:type="table" w:default="1" w:styleId="TableNormal">
+  <w:style w:type="table" w:default="1" w:styleId="a1">
     <w:name w:val="Normal Table"/>
     <w:uiPriority w:val="99"/>
     <w:semiHidden/>
@@ -18885,16 +19696,16 @@
       </w:tblCellMar>
     </w:tblPr>
   </w:style>
-  <w:style w:type="numbering" w:default="1" w:styleId="NoList">
+  <w:style w:type="numbering" w:default="1" w:styleId="a2">
     <w:name w:val="No List"/>
     <w:uiPriority w:val="99"/>
     <w:semiHidden/>
     <w:unhideWhenUsed/>
   </w:style>
-  <w:style w:type="character" w:customStyle="1" w:styleId="Heading1Char">
-    <w:name w:val="Heading 1 Char"/>
-    <w:basedOn w:val="DefaultParagraphFont"/>
-    <w:link w:val="Heading1"/>
+  <w:style w:type="character" w:customStyle="1" w:styleId="10">
+    <w:name w:val="Заголовок 1 Знак"/>
+    <w:basedOn w:val="a0"/>
+    <w:link w:val="1"/>
     <w:uiPriority w:val="9"/>
     <w:rsid w:val="006F3D92"/>
     <w:rPr>
@@ -18907,10 +19718,10 @@
       <w:lang w:eastAsia="ru-RU"/>
     </w:rPr>
   </w:style>
-  <w:style w:type="character" w:customStyle="1" w:styleId="Heading3Char">
-    <w:name w:val="Heading 3 Char"/>
-    <w:basedOn w:val="DefaultParagraphFont"/>
-    <w:link w:val="Heading3"/>
+  <w:style w:type="character" w:customStyle="1" w:styleId="30">
+    <w:name w:val="Заголовок 3 Знак"/>
+    <w:basedOn w:val="a0"/>
+    <w:link w:val="3"/>
     <w:uiPriority w:val="9"/>
     <w:rsid w:val="006F3D92"/>
     <w:rPr>
@@ -18922,10 +19733,10 @@
       <w:lang w:eastAsia="ru-RU"/>
     </w:rPr>
   </w:style>
-  <w:style w:type="character" w:customStyle="1" w:styleId="Heading5Char">
-    <w:name w:val="Heading 5 Char"/>
-    <w:basedOn w:val="DefaultParagraphFont"/>
-    <w:link w:val="Heading5"/>
+  <w:style w:type="character" w:customStyle="1" w:styleId="50">
+    <w:name w:val="Заголовок 5 Знак"/>
+    <w:basedOn w:val="a0"/>
+    <w:link w:val="5"/>
     <w:uiPriority w:val="9"/>
     <w:rsid w:val="006F3D92"/>
     <w:rPr>
@@ -18937,9 +19748,9 @@
       <w:lang w:eastAsia="ru-RU"/>
     </w:rPr>
   </w:style>
-  <w:style w:type="paragraph" w:styleId="NormalWeb">
+  <w:style w:type="paragraph" w:styleId="a3">
     <w:name w:val="Normal (Web)"/>
-    <w:basedOn w:val="Normal"/>
+    <w:basedOn w:val="a"/>
     <w:uiPriority w:val="99"/>
     <w:unhideWhenUsed/>
     <w:rsid w:val="00A70CBE"/>
@@ -18953,10 +19764,10 @@
       <w:lang w:eastAsia="ru-RU"/>
     </w:rPr>
   </w:style>
-  <w:style w:type="paragraph" w:styleId="HTMLPreformatted">
+  <w:style w:type="paragraph" w:styleId="HTML">
     <w:name w:val="HTML Preformatted"/>
-    <w:basedOn w:val="Normal"/>
-    <w:link w:val="HTMLPreformattedChar"/>
+    <w:basedOn w:val="a"/>
+    <w:link w:val="HTML0"/>
     <w:uiPriority w:val="99"/>
     <w:semiHidden/>
     <w:unhideWhenUsed/>
@@ -18989,10 +19800,10 @@
       <w:lang w:eastAsia="ru-RU"/>
     </w:rPr>
   </w:style>
-  <w:style w:type="character" w:customStyle="1" w:styleId="HTMLPreformattedChar">
-    <w:name w:val="HTML Preformatted Char"/>
-    <w:basedOn w:val="DefaultParagraphFont"/>
-    <w:link w:val="HTMLPreformatted"/>
+  <w:style w:type="character" w:customStyle="1" w:styleId="HTML0">
+    <w:name w:val="Стандартный HTML Знак"/>
+    <w:basedOn w:val="a0"/>
+    <w:link w:val="HTML"/>
     <w:uiPriority w:val="99"/>
     <w:semiHidden/>
     <w:rsid w:val="00A70CBE"/>
@@ -19003,9 +19814,9 @@
       <w:lang w:eastAsia="ru-RU"/>
     </w:rPr>
   </w:style>
-  <w:style w:type="character" w:styleId="HTMLCode">
+  <w:style w:type="character" w:styleId="HTML1">
     <w:name w:val="HTML Code"/>
-    <w:basedOn w:val="DefaultParagraphFont"/>
+    <w:basedOn w:val="a0"/>
     <w:uiPriority w:val="99"/>
     <w:semiHidden/>
     <w:unhideWhenUsed/>
@@ -19018,23 +19829,23 @@
   </w:style>
   <w:style w:type="character" w:customStyle="1" w:styleId="hljs-keyword">
     <w:name w:val="hljs-keyword"/>
-    <w:basedOn w:val="DefaultParagraphFont"/>
+    <w:basedOn w:val="a0"/>
     <w:rsid w:val="00A70CBE"/>
   </w:style>
   <w:style w:type="character" w:customStyle="1" w:styleId="hljs-number">
     <w:name w:val="hljs-number"/>
-    <w:basedOn w:val="DefaultParagraphFont"/>
+    <w:basedOn w:val="a0"/>
     <w:rsid w:val="00A70CBE"/>
   </w:style>
   <w:style w:type="character" w:customStyle="1" w:styleId="hljs-operator">
     <w:name w:val="hljs-operator"/>
-    <w:basedOn w:val="DefaultParagraphFont"/>
+    <w:basedOn w:val="a0"/>
     <w:rsid w:val="00A70CBE"/>
   </w:style>
-  <w:style w:type="character" w:customStyle="1" w:styleId="Heading2Char">
-    <w:name w:val="Heading 2 Char"/>
-    <w:basedOn w:val="DefaultParagraphFont"/>
-    <w:link w:val="Heading2"/>
+  <w:style w:type="character" w:customStyle="1" w:styleId="20">
+    <w:name w:val="Заголовок 2 Знак"/>
+    <w:basedOn w:val="a0"/>
+    <w:link w:val="2"/>
     <w:uiPriority w:val="9"/>
     <w:rsid w:val="00AD7FA5"/>
     <w:rPr>
@@ -19044,9 +19855,9 @@
       <w:szCs w:val="26"/>
     </w:rPr>
   </w:style>
-  <w:style w:type="paragraph" w:styleId="ListParagraph">
+  <w:style w:type="paragraph" w:styleId="a4">
     <w:name w:val="List Paragraph"/>
-    <w:basedOn w:val="Normal"/>
+    <w:basedOn w:val="a"/>
     <w:uiPriority w:val="34"/>
     <w:qFormat/>
     <w:rsid w:val="00AD7FA5"/>
@@ -19055,10 +19866,10 @@
       <w:contextualSpacing/>
     </w:pPr>
   </w:style>
-  <w:style w:type="paragraph" w:styleId="TOCHeading">
+  <w:style w:type="paragraph" w:styleId="a5">
     <w:name w:val="TOC Heading"/>
-    <w:basedOn w:val="Heading1"/>
-    <w:next w:val="Normal"/>
+    <w:basedOn w:val="1"/>
+    <w:next w:val="a"/>
     <w:uiPriority w:val="39"/>
     <w:unhideWhenUsed/>
     <w:qFormat/>
@@ -19079,10 +19890,10 @@
       <w:szCs w:val="32"/>
     </w:rPr>
   </w:style>
-  <w:style w:type="paragraph" w:styleId="TOC1">
+  <w:style w:type="paragraph" w:styleId="11">
     <w:name w:val="toc 1"/>
-    <w:basedOn w:val="Normal"/>
-    <w:next w:val="Normal"/>
+    <w:basedOn w:val="a"/>
+    <w:next w:val="a"/>
     <w:autoRedefine/>
     <w:uiPriority w:val="39"/>
     <w:unhideWhenUsed/>
@@ -19091,10 +19902,10 @@
       <w:spacing w:after="100"/>
     </w:pPr>
   </w:style>
-  <w:style w:type="paragraph" w:styleId="TOC3">
+  <w:style w:type="paragraph" w:styleId="31">
     <w:name w:val="toc 3"/>
-    <w:basedOn w:val="Normal"/>
-    <w:next w:val="Normal"/>
+    <w:basedOn w:val="a"/>
+    <w:next w:val="a"/>
     <w:autoRedefine/>
     <w:uiPriority w:val="39"/>
     <w:unhideWhenUsed/>
@@ -19104,10 +19915,10 @@
       <w:ind w:left="440"/>
     </w:pPr>
   </w:style>
-  <w:style w:type="paragraph" w:styleId="TOC2">
+  <w:style w:type="paragraph" w:styleId="21">
     <w:name w:val="toc 2"/>
-    <w:basedOn w:val="Normal"/>
-    <w:next w:val="Normal"/>
+    <w:basedOn w:val="a"/>
+    <w:next w:val="a"/>
     <w:autoRedefine/>
     <w:uiPriority w:val="39"/>
     <w:unhideWhenUsed/>
@@ -19117,9 +19928,9 @@
       <w:ind w:left="220"/>
     </w:pPr>
   </w:style>
-  <w:style w:type="character" w:styleId="Hyperlink">
+  <w:style w:type="character" w:styleId="a6">
     <w:name w:val="Hyperlink"/>
-    <w:basedOn w:val="DefaultParagraphFont"/>
+    <w:basedOn w:val="a0"/>
     <w:uiPriority w:val="99"/>
     <w:unhideWhenUsed/>
     <w:rsid w:val="00F648A3"/>
@@ -19130,12 +19941,12 @@
   </w:style>
   <w:style w:type="character" w:customStyle="1" w:styleId="token">
     <w:name w:val="token"/>
-    <w:basedOn w:val="DefaultParagraphFont"/>
+    <w:basedOn w:val="a0"/>
     <w:rsid w:val="001A4500"/>
   </w:style>
-  <w:style w:type="character" w:styleId="FollowedHyperlink">
+  <w:style w:type="character" w:styleId="a7">
     <w:name w:val="FollowedHyperlink"/>
-    <w:basedOn w:val="DefaultParagraphFont"/>
+    <w:basedOn w:val="a0"/>
     <w:uiPriority w:val="99"/>
     <w:semiHidden/>
     <w:unhideWhenUsed/>
@@ -19145,10 +19956,10 @@
       <w:u w:val="single"/>
     </w:rPr>
   </w:style>
-  <w:style w:type="character" w:customStyle="1" w:styleId="Heading4Char">
-    <w:name w:val="Heading 4 Char"/>
-    <w:basedOn w:val="DefaultParagraphFont"/>
-    <w:link w:val="Heading4"/>
+  <w:style w:type="character" w:customStyle="1" w:styleId="40">
+    <w:name w:val="Заголовок 4 Знак"/>
+    <w:basedOn w:val="a0"/>
+    <w:link w:val="4"/>
     <w:uiPriority w:val="9"/>
     <w:semiHidden/>
     <w:rsid w:val="008F5110"/>
@@ -19157,6 +19968,17 @@
       <w:i/>
       <w:iCs/>
       <w:color w:val="2F5496" w:themeColor="accent1" w:themeShade="BF"/>
+    </w:rPr>
+  </w:style>
+  <w:style w:type="character" w:styleId="a8">
+    <w:name w:val="Emphasis"/>
+    <w:basedOn w:val="a0"/>
+    <w:uiPriority w:val="20"/>
+    <w:qFormat/>
+    <w:rsid w:val="00B00717"/>
+    <w:rPr>
+      <w:i/>
+      <w:iCs/>
     </w:rPr>
   </w:style>
 </w:styles>
@@ -19462,7 +20284,7 @@
 </file>
 
 <file path=customXml/itemProps1.xml><?xml version="1.0" encoding="utf-8"?>
-<ds:datastoreItem xmlns:ds="http://schemas.openxmlformats.org/officeDocument/2006/customXml" ds:itemID="{BDBE49E7-29E6-4066-94DC-07B7B566BCDD}">
+<ds:datastoreItem xmlns:ds="http://schemas.openxmlformats.org/officeDocument/2006/customXml" ds:itemID="{F05F403E-8402-4247-B9C3-736B1E428252}">
   <ds:schemaRefs>
     <ds:schemaRef ds:uri="http://schemas.openxmlformats.org/officeDocument/2006/bibliography"/>
   </ds:schemaRefs>

--- a/Databases/SQL - веселые вопросы.docx
+++ b/Databases/SQL - веселые вопросы.docx
@@ -62,7 +62,27 @@
                 <w:kern w:val="36"/>
                 <w:lang w:eastAsia="ru-RU"/>
               </w:rPr>
-              <w:t>Основы индексов в SQL Server</w:t>
+              <w:t>Основы индек</w:t>
+            </w:r>
+            <w:r>
+              <w:rPr>
+                <w:rStyle w:val="a6"/>
+                <w:rFonts w:ascii="Arial" w:eastAsia="Times New Roman" w:hAnsi="Arial" w:cs="Arial"/>
+                <w:noProof/>
+                <w:kern w:val="36"/>
+                <w:lang w:eastAsia="ru-RU"/>
+              </w:rPr>
+              <w:t>с</w:t>
+            </w:r>
+            <w:r>
+              <w:rPr>
+                <w:rStyle w:val="a6"/>
+                <w:rFonts w:ascii="Arial" w:eastAsia="Times New Roman" w:hAnsi="Arial" w:cs="Arial"/>
+                <w:noProof/>
+                <w:kern w:val="36"/>
+                <w:lang w:eastAsia="ru-RU"/>
+              </w:rPr>
+              <w:t>ов в SQL Server</w:t>
             </w:r>
             <w:r>
               <w:rPr>
@@ -4886,9 +4906,17 @@
       <w:r>
         <w:rPr>
           <w:rFonts w:ascii="Courier New" w:hAnsi="Courier New" w:cs="Courier New"/>
-          <w:lang w:val="en-US" w:eastAsia="ru-RU"/>
-        </w:rPr>
-        <w:t xml:space="preserve">CREATE NONCLUSTERED INDEX </w:t>
+          <w:b/>
+          <w:lang w:val="en-US" w:eastAsia="ru-RU"/>
+        </w:rPr>
+        <w:t>CREATE NONCLUSTERED INDEX</w:t>
+      </w:r>
+      <w:r>
+        <w:rPr>
+          <w:rFonts w:ascii="Courier New" w:hAnsi="Courier New" w:cs="Courier New"/>
+          <w:lang w:val="en-US" w:eastAsia="ru-RU"/>
+        </w:rPr>
+        <w:t xml:space="preserve"> IX_CoveringIndex ON </w:t>
       </w:r>
       <w:proofErr w:type="spellStart"/>
       <w:r>
@@ -4896,7 +4924,7 @@
           <w:rFonts w:ascii="Courier New" w:hAnsi="Courier New" w:cs="Courier New"/>
           <w:lang w:val="en-US" w:eastAsia="ru-RU"/>
         </w:rPr>
-        <w:t>IX_CoveringIndex</w:t>
+        <w:t>MyTable</w:t>
       </w:r>
       <w:proofErr w:type="spellEnd"/>
       <w:r>
@@ -4904,64 +4932,49 @@
           <w:rFonts w:ascii="Courier New" w:hAnsi="Courier New" w:cs="Courier New"/>
           <w:lang w:val="en-US" w:eastAsia="ru-RU"/>
         </w:rPr>
-        <w:t xml:space="preserve"> ON </w:t>
+        <w:t xml:space="preserve"> (Column1, Column2) </w:t>
+      </w:r>
+      <w:r>
+        <w:rPr>
+          <w:rFonts w:ascii="Courier New" w:hAnsi="Courier New" w:cs="Courier New"/>
+          <w:b/>
+          <w:lang w:val="en-US" w:eastAsia="ru-RU"/>
+        </w:rPr>
+        <w:t>INCLUDE</w:t>
+      </w:r>
+      <w:r>
+        <w:rPr>
+          <w:rFonts w:ascii="Courier New" w:hAnsi="Courier New" w:cs="Courier New"/>
+          <w:lang w:val="en-US" w:eastAsia="ru-RU"/>
+        </w:rPr>
+        <w:t xml:space="preserve"> (Column3, Column4);</w:t>
+      </w:r>
+    </w:p>
+    <w:p>
+      <w:pPr>
+        <w:rPr>
+          <w:lang w:val="en-US" w:eastAsia="ru-RU"/>
+        </w:rPr>
+      </w:pPr>
+      <w:r>
+        <w:rPr>
+          <w:lang w:val="en-US" w:eastAsia="ru-RU"/>
+        </w:rPr>
+        <w:t xml:space="preserve">This creates a </w:t>
       </w:r>
       <w:proofErr w:type="spellStart"/>
       <w:r>
         <w:rPr>
-          <w:rFonts w:ascii="Courier New" w:hAnsi="Courier New" w:cs="Courier New"/>
-          <w:lang w:val="en-US" w:eastAsia="ru-RU"/>
-        </w:rPr>
-        <w:t>MyTable</w:t>
+          <w:lang w:val="en-US" w:eastAsia="ru-RU"/>
+        </w:rPr>
+        <w:t>nonclustered</w:t>
       </w:r>
       <w:proofErr w:type="spellEnd"/>
       <w:r>
         <w:rPr>
-          <w:rFonts w:ascii="Courier New" w:hAnsi="Courier New" w:cs="Courier New"/>
-          <w:lang w:val="en-US" w:eastAsia="ru-RU"/>
-        </w:rPr>
-        <w:t xml:space="preserve"> (Column1, Column2) INCLUDE (Column3, Column4);</w:t>
-      </w:r>
-    </w:p>
-    <w:p>
-      <w:pPr>
-        <w:rPr>
-          <w:lang w:val="en-US" w:eastAsia="ru-RU"/>
-        </w:rPr>
-      </w:pPr>
-      <w:r>
-        <w:rPr>
-          <w:lang w:val="en-US" w:eastAsia="ru-RU"/>
-        </w:rPr>
-        <w:t xml:space="preserve">This creates a </w:t>
-      </w:r>
-      <w:proofErr w:type="spellStart"/>
-      <w:r>
-        <w:rPr>
-          <w:lang w:val="en-US" w:eastAsia="ru-RU"/>
-        </w:rPr>
-        <w:t>nonclustered</w:t>
-      </w:r>
-      <w:proofErr w:type="spellEnd"/>
-      <w:r>
-        <w:rPr>
-          <w:lang w:val="en-US" w:eastAsia="ru-RU"/>
-        </w:rPr>
-        <w:t xml:space="preserve"> index called </w:t>
-      </w:r>
-      <w:proofErr w:type="spellStart"/>
-      <w:r>
-        <w:rPr>
-          <w:lang w:val="en-US" w:eastAsia="ru-RU"/>
-        </w:rPr>
-        <w:t>IX_CoveringIndex</w:t>
-      </w:r>
-      <w:proofErr w:type="spellEnd"/>
-      <w:r>
-        <w:rPr>
-          <w:lang w:val="en-US" w:eastAsia="ru-RU"/>
-        </w:rPr>
-        <w:t xml:space="preserve"> on the </w:t>
+          <w:lang w:val="en-US" w:eastAsia="ru-RU"/>
+        </w:rPr>
+        <w:t xml:space="preserve"> index called IX_CoveringIndex on the </w:t>
       </w:r>
       <w:proofErr w:type="spellStart"/>
       <w:r>
@@ -5147,13 +5160,6 @@
     </w:p>
     <w:p>
       <w:pPr>
-        <w:rPr>
-          <w:lang w:val="en-US" w:eastAsia="ru-RU"/>
-        </w:rPr>
-      </w:pPr>
-    </w:p>
-    <w:p>
-      <w:pPr>
         <w:shd w:val="clear" w:color="auto" w:fill="FFFFFF"/>
         <w:spacing w:after="0" w:line="240" w:lineRule="auto"/>
         <w:outlineLvl w:val="0"/>
@@ -5166,7 +5172,6 @@
           <w:lang w:val="en-US" w:eastAsia="ru-RU"/>
         </w:rPr>
       </w:pPr>
-      <w:bookmarkStart w:id="7" w:name="_Toc168553201"/>
       <w:r>
         <w:rPr>
           <w:rFonts w:ascii="Arial" w:eastAsia="Times New Roman" w:hAnsi="Arial" w:cs="Arial"/>
@@ -5176,7 +5181,8 @@
           <w:szCs w:val="48"/>
           <w:lang w:val="en-US" w:eastAsia="ru-RU"/>
         </w:rPr>
-        <w:t>Cross Join «</w:t>
+        <w:lastRenderedPageBreak/>
+        <w:t>Join</w:t>
       </w:r>
       <w:r>
         <w:rPr>
@@ -5185,11 +5191,83 @@
           <w:kern w:val="36"/>
           <w:sz w:val="48"/>
           <w:szCs w:val="48"/>
-          <w:lang w:eastAsia="ru-RU"/>
-        </w:rPr>
-        <w:t>другими</w:t>
-      </w:r>
-      <w:r>
+          <w:lang w:val="en-US" w:eastAsia="ru-RU"/>
+        </w:rPr>
+        <w:t>s</w:t>
+      </w:r>
+    </w:p>
+    <w:p>
+      <w:pPr>
+        <w:rPr>
+          <w:lang w:val="en-US" w:eastAsia="ru-RU"/>
+        </w:rPr>
+      </w:pPr>
+    </w:p>
+    <w:p>
+      <w:pPr>
+        <w:rPr>
+          <w:lang w:val="en-US" w:eastAsia="ru-RU"/>
+        </w:rPr>
+      </w:pPr>
+      <w:r>
+        <w:rPr>
+          <w:noProof/>
+        </w:rPr>
+        <w:drawing>
+          <wp:inline distT="0" distB="0" distL="0" distR="0" wp14:anchorId="7C4E3D58" wp14:editId="160A61F6">
+            <wp:extent cx="5940425" cy="4544914"/>
+            <wp:effectExtent l="0" t="0" r="3175" b="8255"/>
+            <wp:docPr id="10" name="Рисунок 10" descr="SQL Venn Diagram | EdrawMax Template"/>
+            <wp:cNvGraphicFramePr>
+              <a:graphicFrameLocks xmlns:a="http://schemas.openxmlformats.org/drawingml/2006/main" noChangeAspect="1"/>
+            </wp:cNvGraphicFramePr>
+            <a:graphic xmlns:a="http://schemas.openxmlformats.org/drawingml/2006/main">
+              <a:graphicData uri="http://schemas.openxmlformats.org/drawingml/2006/picture">
+                <pic:pic xmlns:pic="http://schemas.openxmlformats.org/drawingml/2006/picture">
+                  <pic:nvPicPr>
+                    <pic:cNvPr id="0" name="Picture 3" descr="SQL Venn Diagram | EdrawMax Template"/>
+                    <pic:cNvPicPr>
+                      <a:picLocks noChangeAspect="1" noChangeArrowheads="1"/>
+                    </pic:cNvPicPr>
+                  </pic:nvPicPr>
+                  <pic:blipFill>
+                    <a:blip r:embed="rId7">
+                      <a:extLst>
+                        <a:ext uri="{28A0092B-C50C-407E-A947-70E740481C1C}">
+                          <a14:useLocalDpi xmlns:a14="http://schemas.microsoft.com/office/drawing/2010/main" val="0"/>
+                        </a:ext>
+                      </a:extLst>
+                    </a:blip>
+                    <a:srcRect/>
+                    <a:stretch>
+                      <a:fillRect/>
+                    </a:stretch>
+                  </pic:blipFill>
+                  <pic:spPr bwMode="auto">
+                    <a:xfrm>
+                      <a:off x="0" y="0"/>
+                      <a:ext cx="5940425" cy="4544914"/>
+                    </a:xfrm>
+                    <a:prstGeom prst="rect">
+                      <a:avLst/>
+                    </a:prstGeom>
+                    <a:noFill/>
+                    <a:ln>
+                      <a:noFill/>
+                    </a:ln>
+                  </pic:spPr>
+                </pic:pic>
+              </a:graphicData>
+            </a:graphic>
+          </wp:inline>
+        </w:drawing>
+      </w:r>
+    </w:p>
+    <w:p>
+      <w:pPr>
+        <w:shd w:val="clear" w:color="auto" w:fill="FFFFFF"/>
+        <w:spacing w:after="0" w:line="240" w:lineRule="auto"/>
+        <w:outlineLvl w:val="0"/>
         <w:rPr>
           <w:rFonts w:ascii="Arial" w:eastAsia="Times New Roman" w:hAnsi="Arial" w:cs="Arial"/>
           <w:color w:val="111111"/>
@@ -5198,8 +5276,8 @@
           <w:szCs w:val="48"/>
           <w:lang w:val="en-US" w:eastAsia="ru-RU"/>
         </w:rPr>
-        <w:t xml:space="preserve"> </w:t>
-      </w:r>
+      </w:pPr>
+      <w:bookmarkStart w:id="7" w:name="_Toc168553201"/>
       <w:r>
         <w:rPr>
           <w:rFonts w:ascii="Arial" w:eastAsia="Times New Roman" w:hAnsi="Arial" w:cs="Arial"/>
@@ -5207,9 +5285,9 @@
           <w:kern w:val="36"/>
           <w:sz w:val="48"/>
           <w:szCs w:val="48"/>
-          <w:lang w:eastAsia="ru-RU"/>
-        </w:rPr>
-        <w:t>словами</w:t>
+          <w:lang w:val="en-US" w:eastAsia="ru-RU"/>
+        </w:rPr>
+        <w:t>Cross Join «</w:t>
       </w:r>
       <w:r>
         <w:rPr>
@@ -5218,6 +5296,39 @@
           <w:kern w:val="36"/>
           <w:sz w:val="48"/>
           <w:szCs w:val="48"/>
+          <w:lang w:eastAsia="ru-RU"/>
+        </w:rPr>
+        <w:t>другими</w:t>
+      </w:r>
+      <w:r>
+        <w:rPr>
+          <w:rFonts w:ascii="Arial" w:eastAsia="Times New Roman" w:hAnsi="Arial" w:cs="Arial"/>
+          <w:color w:val="111111"/>
+          <w:kern w:val="36"/>
+          <w:sz w:val="48"/>
+          <w:szCs w:val="48"/>
+          <w:lang w:val="en-US" w:eastAsia="ru-RU"/>
+        </w:rPr>
+        <w:t xml:space="preserve"> </w:t>
+      </w:r>
+      <w:r>
+        <w:rPr>
+          <w:rFonts w:ascii="Arial" w:eastAsia="Times New Roman" w:hAnsi="Arial" w:cs="Arial"/>
+          <w:color w:val="111111"/>
+          <w:kern w:val="36"/>
+          <w:sz w:val="48"/>
+          <w:szCs w:val="48"/>
+          <w:lang w:eastAsia="ru-RU"/>
+        </w:rPr>
+        <w:t>словами</w:t>
+      </w:r>
+      <w:r>
+        <w:rPr>
+          <w:rFonts w:ascii="Arial" w:eastAsia="Times New Roman" w:hAnsi="Arial" w:cs="Arial"/>
+          <w:color w:val="111111"/>
+          <w:kern w:val="36"/>
+          <w:sz w:val="48"/>
+          <w:szCs w:val="48"/>
           <w:lang w:val="en-US" w:eastAsia="ru-RU"/>
         </w:rPr>
         <w:t>»</w:t>
@@ -5440,7 +5551,7 @@
           <w:kern w:val="36"/>
           <w:sz w:val="48"/>
           <w:szCs w:val="48"/>
-          <w:lang w:eastAsia="ru-RU"/>
+          <w:lang w:val="en-US" w:eastAsia="ru-RU"/>
         </w:rPr>
       </w:pPr>
       <w:bookmarkStart w:id="8" w:name="_Toc168553202"/>
@@ -5462,7 +5573,7 @@
           <w:kern w:val="36"/>
           <w:sz w:val="48"/>
           <w:szCs w:val="48"/>
-          <w:lang w:eastAsia="ru-RU"/>
+          <w:lang w:val="en-US" w:eastAsia="ru-RU"/>
         </w:rPr>
         <w:t xml:space="preserve"> </w:t>
       </w:r>
@@ -5484,7 +5595,7 @@
           <w:kern w:val="36"/>
           <w:sz w:val="48"/>
           <w:szCs w:val="48"/>
-          <w:lang w:eastAsia="ru-RU"/>
+          <w:lang w:val="en-US" w:eastAsia="ru-RU"/>
         </w:rPr>
         <w:t xml:space="preserve"> </w:t>
       </w:r>
@@ -5506,7 +5617,7 @@
           <w:kern w:val="36"/>
           <w:sz w:val="48"/>
           <w:szCs w:val="48"/>
-          <w:lang w:eastAsia="ru-RU"/>
+          <w:lang w:val="en-US" w:eastAsia="ru-RU"/>
         </w:rPr>
         <w:t xml:space="preserve"> </w:t>
       </w:r>
@@ -5528,7 +5639,7 @@
           <w:kern w:val="36"/>
           <w:sz w:val="48"/>
           <w:szCs w:val="48"/>
-          <w:lang w:eastAsia="ru-RU"/>
+          <w:lang w:val="en-US" w:eastAsia="ru-RU"/>
         </w:rPr>
         <w:t xml:space="preserve"> </w:t>
       </w:r>
@@ -5550,7 +5661,7 @@
           <w:kern w:val="36"/>
           <w:sz w:val="48"/>
           <w:szCs w:val="48"/>
-          <w:lang w:eastAsia="ru-RU"/>
+          <w:lang w:val="en-US" w:eastAsia="ru-RU"/>
         </w:rPr>
         <w:t xml:space="preserve"> </w:t>
       </w:r>
@@ -5572,7 +5683,7 @@
           <w:kern w:val="36"/>
           <w:sz w:val="48"/>
           <w:szCs w:val="48"/>
-          <w:lang w:eastAsia="ru-RU"/>
+          <w:lang w:val="en-US" w:eastAsia="ru-RU"/>
         </w:rPr>
         <w:t xml:space="preserve"> </w:t>
       </w:r>
@@ -5594,7 +5705,7 @@
           <w:kern w:val="36"/>
           <w:sz w:val="48"/>
           <w:szCs w:val="48"/>
-          <w:lang w:eastAsia="ru-RU"/>
+          <w:lang w:val="en-US" w:eastAsia="ru-RU"/>
         </w:rPr>
         <w:t>?</w:t>
       </w:r>
@@ -5690,6 +5801,7 @@
           <w:szCs w:val="23"/>
           <w:lang w:val="en-US" w:eastAsia="ru-RU"/>
         </w:rPr>
+        <w:lastRenderedPageBreak/>
         <w:t>Table B: (id, column1, column2)</w:t>
       </w:r>
     </w:p>
@@ -5731,7 +5843,48 @@
           <w:bdr w:val="none" w:sz="0" w:space="0" w:color="auto" w:frame="1"/>
           <w:lang w:val="en-US" w:eastAsia="ru-RU"/>
         </w:rPr>
-        <w:t xml:space="preserve">Select id, column1, null as column2 from </w:t>
+        <w:t>SELECT</w:t>
+      </w:r>
+      <w:r>
+        <w:rPr>
+          <w:rFonts w:ascii="inherit" w:eastAsia="Times New Roman" w:hAnsi="inherit" w:cs="Courier New"/>
+          <w:sz w:val="20"/>
+          <w:szCs w:val="20"/>
+          <w:bdr w:val="none" w:sz="0" w:space="0" w:color="auto" w:frame="1"/>
+          <w:lang w:val="en-US" w:eastAsia="ru-RU"/>
+        </w:rPr>
+        <w:t xml:space="preserve"> id, column1</w:t>
+      </w:r>
+      <w:r>
+        <w:rPr>
+          <w:rFonts w:ascii="inherit" w:eastAsia="Times New Roman" w:hAnsi="inherit" w:cs="Courier New"/>
+          <w:b/>
+          <w:sz w:val="20"/>
+          <w:szCs w:val="20"/>
+          <w:bdr w:val="none" w:sz="0" w:space="0" w:color="auto" w:frame="1"/>
+          <w:lang w:val="en-US" w:eastAsia="ru-RU"/>
+        </w:rPr>
+        <w:t>, null as column2</w:t>
+      </w:r>
+      <w:r>
+        <w:rPr>
+          <w:rFonts w:ascii="inherit" w:eastAsia="Times New Roman" w:hAnsi="inherit" w:cs="Courier New"/>
+          <w:sz w:val="20"/>
+          <w:szCs w:val="20"/>
+          <w:bdr w:val="none" w:sz="0" w:space="0" w:color="auto" w:frame="1"/>
+          <w:lang w:val="en-US" w:eastAsia="ru-RU"/>
+        </w:rPr>
+        <w:t xml:space="preserve"> </w:t>
+      </w:r>
+      <w:r>
+        <w:rPr>
+          <w:rFonts w:ascii="inherit" w:eastAsia="Times New Roman" w:hAnsi="inherit" w:cs="Courier New"/>
+          <w:sz w:val="20"/>
+          <w:szCs w:val="20"/>
+          <w:bdr w:val="none" w:sz="0" w:space="0" w:color="auto" w:frame="1"/>
+          <w:lang w:val="en-US" w:eastAsia="ru-RU"/>
+        </w:rPr>
+        <w:t xml:space="preserve">FROM </w:t>
       </w:r>
       <w:proofErr w:type="spellStart"/>
       <w:r>
@@ -5824,9 +5977,8 @@
           <w:bdr w:val="none" w:sz="0" w:space="0" w:color="auto" w:frame="1"/>
           <w:lang w:val="en-US" w:eastAsia="ru-RU"/>
         </w:rPr>
-        <w:t xml:space="preserve">Select id, column1, column2 from </w:t>
-      </w:r>
-      <w:proofErr w:type="spellStart"/>
+        <w:t xml:space="preserve">SELECT </w:t>
+      </w:r>
       <w:r>
         <w:rPr>
           <w:rFonts w:ascii="inherit" w:eastAsia="Times New Roman" w:hAnsi="inherit" w:cs="Courier New"/>
@@ -5835,6 +5987,27 @@
           <w:bdr w:val="none" w:sz="0" w:space="0" w:color="auto" w:frame="1"/>
           <w:lang w:val="en-US" w:eastAsia="ru-RU"/>
         </w:rPr>
+        <w:t xml:space="preserve">id, column1, column2 </w:t>
+      </w:r>
+      <w:r>
+        <w:rPr>
+          <w:rFonts w:ascii="inherit" w:eastAsia="Times New Roman" w:hAnsi="inherit" w:cs="Courier New"/>
+          <w:sz w:val="20"/>
+          <w:szCs w:val="20"/>
+          <w:bdr w:val="none" w:sz="0" w:space="0" w:color="auto" w:frame="1"/>
+          <w:lang w:val="en-US" w:eastAsia="ru-RU"/>
+        </w:rPr>
+        <w:t xml:space="preserve">FROM </w:t>
+      </w:r>
+      <w:proofErr w:type="spellStart"/>
+      <w:r>
+        <w:rPr>
+          <w:rFonts w:ascii="inherit" w:eastAsia="Times New Roman" w:hAnsi="inherit" w:cs="Courier New"/>
+          <w:sz w:val="20"/>
+          <w:szCs w:val="20"/>
+          <w:bdr w:val="none" w:sz="0" w:space="0" w:color="auto" w:frame="1"/>
+          <w:lang w:val="en-US" w:eastAsia="ru-RU"/>
+        </w:rPr>
         <w:t>tableB</w:t>
       </w:r>
       <w:proofErr w:type="spellEnd"/>
@@ -5947,7 +6120,7 @@
           <w:lang w:val="en-US" w:eastAsia="ru-RU"/>
         </w:rPr>
         <w:br/>
-        <w:t>Functions must return a value and cannot change the data they receive as parameters, as defined by computer science (the arguments). Functions can't modify anything and must have at least one parameter. They also have to return a result. Stored procedures don't need a parameter, may modify database objects, and don't have to return a result.</w:t>
+        <w:t xml:space="preserve">Functions must return a value and cannot change the data they receive as parameters, as defined by computer science (the arguments). Functions can't modify anything and must have at least one parameter. They also have to return a result. </w:t>
       </w:r>
       <w:r>
         <w:rPr>
@@ -5958,9 +6131,11 @@
           <w:shd w:val="clear" w:color="auto" w:fill="FFFFFF"/>
           <w:lang w:val="en-US" w:eastAsia="ru-RU"/>
         </w:rPr>
-        <w:br/>
-      </w:r>
-      <w:r>
+        <w:t>Functions can’t call SPs.</w:t>
+      </w:r>
+    </w:p>
+    <w:p>
+      <w:pPr>
         <w:rPr>
           <w:rFonts w:ascii="Arial" w:eastAsia="Times New Roman" w:hAnsi="Arial" w:cs="Arial"/>
           <w:color w:val="111111"/>
@@ -5969,8 +6144,29 @@
           <w:shd w:val="clear" w:color="auto" w:fill="FFFFFF"/>
           <w:lang w:val="en-US" w:eastAsia="ru-RU"/>
         </w:rPr>
+      </w:pPr>
+      <w:r>
+        <w:rPr>
+          <w:rFonts w:ascii="Arial" w:eastAsia="Times New Roman" w:hAnsi="Arial" w:cs="Arial"/>
+          <w:color w:val="111111"/>
+          <w:sz w:val="24"/>
+          <w:szCs w:val="24"/>
+          <w:shd w:val="clear" w:color="auto" w:fill="FFFFFF"/>
+          <w:lang w:val="en-US" w:eastAsia="ru-RU"/>
+        </w:rPr>
+        <w:t>Stored procedures don't need a parameter, may modify database objects, and don't have to return a result.</w:t>
+      </w:r>
+      <w:r>
+        <w:rPr>
+          <w:rFonts w:ascii="Arial" w:eastAsia="Times New Roman" w:hAnsi="Arial" w:cs="Arial"/>
+          <w:color w:val="111111"/>
+          <w:sz w:val="24"/>
+          <w:szCs w:val="24"/>
+          <w:shd w:val="clear" w:color="auto" w:fill="FFFFFF"/>
+          <w:lang w:val="en-US" w:eastAsia="ru-RU"/>
+        </w:rPr>
         <w:br/>
-        <w:t>Stored procedures are used to connect SQL queries in a transaction and to communicate with the outside world. ADO.NET and other frameworks can't call a function directly, but they can call a stored procedure.</w:t>
+        <w:t xml:space="preserve">Stored procedures are used to connect SQL queries in a transaction and to communicate with the outside world. </w:t>
       </w:r>
     </w:p>
     <w:p>
@@ -6580,6 +6776,7 @@
           <w:szCs w:val="21"/>
           <w:lang w:val="en-US" w:eastAsia="ru-RU"/>
         </w:rPr>
+        <w:lastRenderedPageBreak/>
         <w:t>In this example, the CTE named "</w:t>
       </w:r>
       <w:proofErr w:type="spellStart"/>
@@ -7332,7 +7529,6 @@
           <w:szCs w:val="21"/>
           <w:lang w:val="en-US" w:eastAsia="ru-RU"/>
         </w:rPr>
-        <w:lastRenderedPageBreak/>
         <w:t>Here's an example of how the query would look like without CTE:</w:t>
       </w:r>
     </w:p>
@@ -8079,6 +8275,7 @@
         <w:rPr>
           <w:lang w:val="en-US" w:eastAsia="ru-RU"/>
         </w:rPr>
+        <w:lastRenderedPageBreak/>
         <w:t>Use cases</w:t>
       </w:r>
       <w:bookmarkEnd w:id="11"/>
@@ -8593,7 +8790,6 @@
         <w:rPr>
           <w:lang w:val="en-US" w:eastAsia="ru-RU"/>
         </w:rPr>
-        <w:lastRenderedPageBreak/>
         <w:t>R</w:t>
       </w:r>
       <w:r>
@@ -9250,6 +9446,7 @@
           <w:szCs w:val="21"/>
           <w:lang w:val="en-US" w:eastAsia="ru-RU"/>
         </w:rPr>
+        <w:lastRenderedPageBreak/>
         <w:t xml:space="preserve">    UNION ALL</w:t>
       </w:r>
     </w:p>
@@ -9870,7 +10067,6 @@
         <w:rPr>
           <w:lang w:val="en-US" w:eastAsia="ru-RU"/>
         </w:rPr>
-        <w:lastRenderedPageBreak/>
         <w:t>Benefits of views</w:t>
       </w:r>
       <w:bookmarkEnd w:id="14"/>
@@ -10150,7 +10346,17 @@
           <w:szCs w:val="24"/>
           <w:lang w:val="en-US" w:eastAsia="ru-RU"/>
         </w:rPr>
-        <w:t>The WITH statement, also known as a Common Table Expression (CTE), is used to define a temporary, named result set that can be referenced within a SELECT, INSERT, UPDATE, or DELETE statement. Unlike a view, a CTE is only valid for the duration of a single query and does not persist as a named object in the database.</w:t>
+        <w:t xml:space="preserve">The WITH statement, also known as a Common Table Expression (CTE), is used to define a temporary, named result set that can be referenced within a SELECT, INSERT, UPDATE, </w:t>
+      </w:r>
+      <w:r>
+        <w:rPr>
+          <w:rFonts w:ascii="Segoe UI" w:eastAsia="Times New Roman" w:hAnsi="Segoe UI" w:cs="Segoe UI"/>
+          <w:sz w:val="24"/>
+          <w:szCs w:val="24"/>
+          <w:lang w:val="en-US" w:eastAsia="ru-RU"/>
+        </w:rPr>
+        <w:lastRenderedPageBreak/>
+        <w:t>or DELETE statement. Unlike a view, a CTE is only valid for the duration of a single query and does not persist as a named object in the database.</w:t>
       </w:r>
     </w:p>
     <w:p>
@@ -10374,7 +10580,6 @@
           <w:rFonts w:ascii="Segoe UI" w:hAnsi="Segoe UI" w:cs="Segoe UI"/>
           <w:lang w:val="en-US"/>
         </w:rPr>
-        <w:lastRenderedPageBreak/>
         <w:t>DDL trigger can be used to observe and control actions performed on the server, and to audit these operations. DDL triggers can be used to manage administrative tasks such as auditing and regulating database operations.</w:t>
       </w:r>
     </w:p>
@@ -10596,6 +10801,7 @@
           <w:color w:val="auto"/>
           <w:lang w:val="en-US"/>
         </w:rPr>
+        <w:lastRenderedPageBreak/>
         <w:t>Instead of Trigger (using INSTEAD OF CLAUSE)</w:t>
       </w:r>
       <w:bookmarkEnd w:id="20"/>
@@ -10854,15 +11060,7 @@
           <w:rFonts w:ascii="Segoe UI" w:hAnsi="Segoe UI" w:cs="Segoe UI"/>
           <w:lang w:val="en-US"/>
         </w:rPr>
-        <w:t xml:space="preserve">Logon triggers are a special type of trigger that fire when LOGON event of SQL Server is raised. This event is raised when a user session is being established with SQL Server that is made after the authentication phase finishes, but before the user session is actually established. Hence, all messages that we define in the trigger such as error messages, will be redirected to the SQL Server error log. Logon triggers do not fire if authentication fails. We can use these triggers to audit and </w:t>
-      </w:r>
-      <w:r>
-        <w:rPr>
-          <w:rFonts w:ascii="Segoe UI" w:hAnsi="Segoe UI" w:cs="Segoe UI"/>
-          <w:lang w:val="en-US"/>
-        </w:rPr>
-        <w:lastRenderedPageBreak/>
-        <w:t>control server sessions, such as to track login activity or limit the number of sessions for a specific login.</w:t>
+        <w:t>Logon triggers are a special type of trigger that fire when LOGON event of SQL Server is raised. This event is raised when a user session is being established with SQL Server that is made after the authentication phase finishes, but before the user session is actually established. Hence, all messages that we define in the trigger such as error messages, will be redirected to the SQL Server error log. Logon triggers do not fire if authentication fails. We can use these triggers to audit and control server sessions, such as to track login activity or limit the number of sessions for a specific login.</w:t>
       </w:r>
     </w:p>
     <w:p>
@@ -11161,6 +11359,7 @@
         <w:rPr>
           <w:lang w:val="en-US" w:eastAsia="ru-RU"/>
         </w:rPr>
+        <w:lastRenderedPageBreak/>
         <w:t>Use # before name to create temp table</w:t>
       </w:r>
     </w:p>
@@ -11604,7 +11803,6 @@
         <w:rPr>
           <w:lang w:val="en-US" w:eastAsia="ru-RU"/>
         </w:rPr>
-        <w:lastRenderedPageBreak/>
         <w:t>Implementing session-level logic: Temporary tables can be used to store data that is specific to a single user session and is not needed once the session ends.</w:t>
       </w:r>
     </w:p>
@@ -11699,6 +11897,7 @@
         <w:rPr>
           <w:lang w:val="en-US" w:eastAsia="ru-RU"/>
         </w:rPr>
+        <w:lastRenderedPageBreak/>
         <w:t>In terms of performance, temporary tables can provide a performance boost in certain situations. For example, when processing large amounts of data, creating a temporary table can allow the database engine to cache the data, which can improve query performance compared to repeatedly executing the same complex query. However, this is dependent on the specifics of each scenario and the performance benefits of using temporary tables over views can vary.</w:t>
       </w:r>
     </w:p>
@@ -11932,7 +12131,6 @@
         <w:rPr>
           <w:lang w:val="en-US" w:eastAsia="ru-RU"/>
         </w:rPr>
-        <w:lastRenderedPageBreak/>
         <w:t>VALUES (1, 'A'), (2, 'B'), (3, 'C');</w:t>
       </w:r>
     </w:p>
@@ -12010,7 +12208,59 @@
         <w:rPr>
           <w:lang w:val="en-US" w:eastAsia="ru-RU"/>
         </w:rPr>
-        <w:t>Persistence: Temporary tables are only available to the session that created them and are automatically dropped when the session ends, while table variables are only accessible within the context of a single query and are automatically deleted when the query execution is completed.</w:t>
+        <w:t xml:space="preserve">Persistence: </w:t>
+      </w:r>
+      <w:r>
+        <w:rPr>
+          <w:b/>
+          <w:lang w:val="en-US" w:eastAsia="ru-RU"/>
+        </w:rPr>
+        <w:t>Temporary</w:t>
+      </w:r>
+      <w:r>
+        <w:rPr>
+          <w:lang w:val="en-US" w:eastAsia="ru-RU"/>
+        </w:rPr>
+        <w:t xml:space="preserve"> tables are only available to the session that created them and are automatically dropped when the </w:t>
+      </w:r>
+      <w:r>
+        <w:rPr>
+          <w:b/>
+          <w:lang w:val="en-US" w:eastAsia="ru-RU"/>
+        </w:rPr>
+        <w:t>session</w:t>
+      </w:r>
+      <w:r>
+        <w:rPr>
+          <w:lang w:val="en-US" w:eastAsia="ru-RU"/>
+        </w:rPr>
+        <w:t xml:space="preserve"> ends, while table </w:t>
+      </w:r>
+      <w:r>
+        <w:rPr>
+          <w:b/>
+          <w:lang w:val="en-US" w:eastAsia="ru-RU"/>
+        </w:rPr>
+        <w:t>variables</w:t>
+      </w:r>
+      <w:r>
+        <w:rPr>
+          <w:lang w:val="en-US" w:eastAsia="ru-RU"/>
+        </w:rPr>
+        <w:t xml:space="preserve"> are only accessible within the </w:t>
+      </w:r>
+      <w:r>
+        <w:rPr>
+          <w:b/>
+          <w:lang w:val="en-US" w:eastAsia="ru-RU"/>
+        </w:rPr>
+        <w:t>context of a single query</w:t>
+      </w:r>
+      <w:r>
+        <w:rPr>
+          <w:lang w:val="en-US" w:eastAsia="ru-RU"/>
+        </w:rPr>
+        <w:t xml:space="preserve"> and are automatically deleted when the query execution is completed.</w:t>
       </w:r>
     </w:p>
     <w:p>
@@ -12059,6 +12309,7 @@
         <w:rPr>
           <w:lang w:val="en-US" w:eastAsia="ru-RU"/>
         </w:rPr>
+        <w:lastRenderedPageBreak/>
         <w:t>In general, you should use a table variable when the data you need to store is small and will not be used by multiple queries, and use a temporary table when you need to store a large amount of data that will be used within a single session.</w:t>
       </w:r>
     </w:p>
@@ -12271,7 +12522,6 @@
         <w:rPr>
           <w:lang w:val="en-US" w:eastAsia="ru-RU"/>
         </w:rPr>
-        <w:lastRenderedPageBreak/>
         <w:t>Performance</w:t>
       </w:r>
       <w:bookmarkEnd w:id="29"/>
@@ -12622,7 +12872,6 @@
         <w:rPr>
           <w:lang w:val="en-US" w:eastAsia="ru-RU"/>
         </w:rPr>
-        <w:lastRenderedPageBreak/>
         <w:t>TRUNCATE:</w:t>
       </w:r>
     </w:p>
@@ -12865,6 +13114,7 @@
         <w:rPr>
           <w:lang w:val="en-US" w:eastAsia="ru-RU"/>
         </w:rPr>
+        <w:lastRenderedPageBreak/>
         <w:t>Use cases:</w:t>
       </w:r>
     </w:p>
@@ -13243,7 +13493,6 @@
           <w:szCs w:val="48"/>
           <w:lang w:val="en-US" w:eastAsia="ru-RU"/>
         </w:rPr>
-        <w:lastRenderedPageBreak/>
         <w:t>CURSOR</w:t>
       </w:r>
       <w:bookmarkEnd w:id="33"/>
@@ -13283,7 +13532,7 @@
           <w:tab w:val="left" w:pos="13740"/>
           <w:tab w:val="left" w:pos="14656"/>
         </w:tabs>
-        <w:spacing w:before="120" w:after="120" w:line="240" w:lineRule="auto"/>
+        <w:spacing w:after="0" w:line="240" w:lineRule="auto"/>
         <w:rPr>
           <w:rFonts w:ascii="Consolas" w:eastAsia="Times New Roman" w:hAnsi="Consolas" w:cs="Courier New"/>
           <w:color w:val="000000"/>
@@ -13402,7 +13651,7 @@
           <w:tab w:val="left" w:pos="13740"/>
           <w:tab w:val="left" w:pos="14656"/>
         </w:tabs>
-        <w:spacing w:before="120" w:after="120" w:line="240" w:lineRule="auto"/>
+        <w:spacing w:after="0" w:line="240" w:lineRule="auto"/>
         <w:rPr>
           <w:rFonts w:ascii="Consolas" w:eastAsia="Times New Roman" w:hAnsi="Consolas" w:cs="Courier New"/>
           <w:color w:val="000000"/>
@@ -13459,7 +13708,7 @@
           <w:tab w:val="left" w:pos="13740"/>
           <w:tab w:val="left" w:pos="14656"/>
         </w:tabs>
-        <w:spacing w:before="120" w:after="120" w:line="240" w:lineRule="auto"/>
+        <w:spacing w:after="0" w:line="240" w:lineRule="auto"/>
         <w:rPr>
           <w:rFonts w:ascii="Consolas" w:eastAsia="Times New Roman" w:hAnsi="Consolas" w:cs="Courier New"/>
           <w:color w:val="000000"/>
@@ -13578,7 +13827,7 @@
           <w:tab w:val="left" w:pos="13740"/>
           <w:tab w:val="left" w:pos="14656"/>
         </w:tabs>
-        <w:spacing w:before="120" w:after="120" w:line="240" w:lineRule="auto"/>
+        <w:spacing w:after="0" w:line="240" w:lineRule="auto"/>
         <w:rPr>
           <w:rFonts w:ascii="Consolas" w:eastAsia="Times New Roman" w:hAnsi="Consolas" w:cs="Courier New"/>
           <w:color w:val="000000"/>
@@ -13819,7 +14068,7 @@
           <w:tab w:val="left" w:pos="13740"/>
           <w:tab w:val="left" w:pos="14656"/>
         </w:tabs>
-        <w:spacing w:before="120" w:after="120" w:line="240" w:lineRule="auto"/>
+        <w:spacing w:after="0" w:line="240" w:lineRule="auto"/>
         <w:rPr>
           <w:rFonts w:ascii="Consolas" w:eastAsia="Times New Roman" w:hAnsi="Consolas" w:cs="Courier New"/>
           <w:color w:val="0077AA"/>
@@ -13856,7 +14105,7 @@
           <w:tab w:val="left" w:pos="13740"/>
           <w:tab w:val="left" w:pos="14656"/>
         </w:tabs>
-        <w:spacing w:before="120" w:after="120" w:line="240" w:lineRule="auto"/>
+        <w:spacing w:after="0" w:line="240" w:lineRule="auto"/>
         <w:rPr>
           <w:rFonts w:ascii="Consolas" w:eastAsia="Times New Roman" w:hAnsi="Consolas" w:cs="Courier New"/>
           <w:color w:val="000000"/>
@@ -13945,7 +14194,7 @@
           <w:tab w:val="left" w:pos="13740"/>
           <w:tab w:val="left" w:pos="14656"/>
         </w:tabs>
-        <w:spacing w:before="120" w:after="120" w:line="240" w:lineRule="auto"/>
+        <w:spacing w:after="0" w:line="240" w:lineRule="auto"/>
         <w:rPr>
           <w:rFonts w:ascii="Consolas" w:eastAsia="Times New Roman" w:hAnsi="Consolas" w:cs="Courier New"/>
           <w:color w:val="000000"/>
@@ -14104,7 +14353,7 @@
           <w:tab w:val="left" w:pos="13740"/>
           <w:tab w:val="left" w:pos="14656"/>
         </w:tabs>
-        <w:spacing w:before="120" w:after="120" w:line="240" w:lineRule="auto"/>
+        <w:spacing w:after="0" w:line="240" w:lineRule="auto"/>
         <w:rPr>
           <w:rFonts w:ascii="Consolas" w:eastAsia="Times New Roman" w:hAnsi="Consolas" w:cs="Courier New"/>
           <w:color w:val="000000"/>
@@ -14221,7 +14470,7 @@
           <w:tab w:val="left" w:pos="13740"/>
           <w:tab w:val="left" w:pos="14656"/>
         </w:tabs>
-        <w:spacing w:before="120" w:after="120" w:line="240" w:lineRule="auto"/>
+        <w:spacing w:after="0" w:line="240" w:lineRule="auto"/>
         <w:rPr>
           <w:rFonts w:ascii="Consolas" w:eastAsia="Times New Roman" w:hAnsi="Consolas" w:cs="Courier New"/>
           <w:color w:val="000000"/>
@@ -14278,7 +14527,7 @@
           <w:tab w:val="left" w:pos="13740"/>
           <w:tab w:val="left" w:pos="14656"/>
         </w:tabs>
-        <w:spacing w:before="120" w:after="120" w:line="240" w:lineRule="auto"/>
+        <w:spacing w:after="0" w:line="240" w:lineRule="auto"/>
         <w:rPr>
           <w:rFonts w:ascii="Consolas" w:eastAsia="Times New Roman" w:hAnsi="Consolas" w:cs="Courier New"/>
           <w:color w:val="000000"/>
@@ -14575,7 +14824,7 @@
           <w:tab w:val="left" w:pos="13740"/>
           <w:tab w:val="left" w:pos="14656"/>
         </w:tabs>
-        <w:spacing w:before="120" w:after="120" w:line="240" w:lineRule="auto"/>
+        <w:spacing w:after="0" w:line="240" w:lineRule="auto"/>
         <w:rPr>
           <w:rFonts w:ascii="Consolas" w:eastAsia="Times New Roman" w:hAnsi="Consolas" w:cs="Courier New"/>
           <w:color w:val="000000"/>
@@ -14772,7 +15021,7 @@
           <w:tab w:val="left" w:pos="13740"/>
           <w:tab w:val="left" w:pos="14656"/>
         </w:tabs>
-        <w:spacing w:before="120" w:after="120" w:line="240" w:lineRule="auto"/>
+        <w:spacing w:after="0" w:line="240" w:lineRule="auto"/>
         <w:rPr>
           <w:rFonts w:ascii="Consolas" w:eastAsia="Times New Roman" w:hAnsi="Consolas" w:cs="Courier New"/>
           <w:color w:val="000000"/>
@@ -14941,7 +15190,7 @@
           <w:tab w:val="left" w:pos="13740"/>
           <w:tab w:val="left" w:pos="14656"/>
         </w:tabs>
-        <w:spacing w:before="120" w:after="120" w:line="240" w:lineRule="auto"/>
+        <w:spacing w:after="0" w:line="240" w:lineRule="auto"/>
         <w:rPr>
           <w:rFonts w:ascii="Consolas" w:eastAsia="Times New Roman" w:hAnsi="Consolas" w:cs="Courier New"/>
           <w:color w:val="000000"/>
@@ -14998,7 +15247,7 @@
           <w:tab w:val="left" w:pos="13740"/>
           <w:tab w:val="left" w:pos="14656"/>
         </w:tabs>
-        <w:spacing w:before="120" w:after="120" w:line="240" w:lineRule="auto"/>
+        <w:spacing w:after="0" w:line="240" w:lineRule="auto"/>
         <w:rPr>
           <w:rFonts w:ascii="Consolas" w:eastAsia="Times New Roman" w:hAnsi="Consolas" w:cs="Courier New"/>
           <w:color w:val="000000"/>
@@ -15077,7 +15326,7 @@
           <w:tab w:val="left" w:pos="13740"/>
           <w:tab w:val="left" w:pos="14656"/>
         </w:tabs>
-        <w:spacing w:before="120" w:after="120" w:line="240" w:lineRule="auto"/>
+        <w:spacing w:after="0" w:line="240" w:lineRule="auto"/>
         <w:rPr>
           <w:rFonts w:ascii="Consolas" w:eastAsia="Times New Roman" w:hAnsi="Consolas" w:cs="Courier New"/>
           <w:color w:val="000000"/>
@@ -15210,7 +15459,7 @@
                     </pic:cNvPicPr>
                   </pic:nvPicPr>
                   <pic:blipFill>
-                    <a:blip r:embed="rId7">
+                    <a:blip r:embed="rId8">
                       <a:extLst>
                         <a:ext uri="{28A0092B-C50C-407E-A947-70E740481C1C}">
                           <a14:useLocalDpi xmlns:a14="http://schemas.microsoft.com/office/drawing/2010/main" val="0"/>
@@ -15292,7 +15541,7 @@
           <w:lang w:val="en-US"/>
         </w:rPr>
       </w:pPr>
-      <w:hyperlink r:id="rId8" w:history="1">
+      <w:hyperlink r:id="rId9" w:history="1">
         <w:r>
           <w:rPr>
             <w:rStyle w:val="a6"/>
@@ -15359,7 +15608,7 @@
                     </pic:cNvPicPr>
                   </pic:nvPicPr>
                   <pic:blipFill>
-                    <a:blip r:embed="rId9" cstate="print">
+                    <a:blip r:embed="rId10" cstate="print">
                       <a:extLst>
                         <a:ext uri="{28A0092B-C50C-407E-A947-70E740481C1C}">
                           <a14:useLocalDpi xmlns:a14="http://schemas.microsoft.com/office/drawing/2010/main" val="0"/>
@@ -15560,7 +15809,7 @@
                     </pic:cNvPicPr>
                   </pic:nvPicPr>
                   <pic:blipFill>
-                    <a:blip r:embed="rId10">
+                    <a:blip r:embed="rId11">
                       <a:extLst>
                         <a:ext uri="{28A0092B-C50C-407E-A947-70E740481C1C}">
                           <a14:useLocalDpi xmlns:a14="http://schemas.microsoft.com/office/drawing/2010/main" val="0"/>
@@ -15628,7 +15877,7 @@
                     </pic:cNvPicPr>
                   </pic:nvPicPr>
                   <pic:blipFill>
-                    <a:blip r:embed="rId11" cstate="print">
+                    <a:blip r:embed="rId12" cstate="print">
                       <a:extLst>
                         <a:ext uri="{28A0092B-C50C-407E-A947-70E740481C1C}">
                           <a14:useLocalDpi xmlns:a14="http://schemas.microsoft.com/office/drawing/2010/main" val="0"/>
@@ -16399,8 +16648,9 @@
         <w:spacing w:after="0" w:line="240" w:lineRule="auto"/>
         <w:rPr>
           <w:rFonts w:ascii="Times New Roman" w:eastAsia="Times New Roman" w:hAnsi="Times New Roman" w:cs="Times New Roman"/>
-          <w:sz w:val="24"/>
-          <w:szCs w:val="24"/>
+          <w:color w:val="000000"/>
+          <w:sz w:val="28"/>
+          <w:szCs w:val="28"/>
           <w:lang w:eastAsia="ru-RU"/>
         </w:rPr>
       </w:pPr>
@@ -16412,10 +16662,8 @@
           <w:szCs w:val="28"/>
           <w:lang w:eastAsia="ru-RU"/>
         </w:rPr>
-        <w:t>Б</w:t>
-      </w:r>
-      <w:bookmarkStart w:id="38" w:name="_GoBack"/>
-      <w:bookmarkEnd w:id="38"/>
+        <w:t>Бинарное</w:t>
+      </w:r>
       <w:r>
         <w:rPr>
           <w:rFonts w:ascii="Times New Roman" w:eastAsia="Times New Roman" w:hAnsi="Times New Roman" w:cs="Times New Roman"/>
@@ -16424,8 +16672,9 @@
           <w:szCs w:val="28"/>
           <w:lang w:eastAsia="ru-RU"/>
         </w:rPr>
-        <w:t>инарное</w:t>
-      </w:r>
+        <w:t xml:space="preserve"> дерево </w:t>
+      </w:r>
+      <w:proofErr w:type="spellStart"/>
       <w:r>
         <w:rPr>
           <w:rFonts w:ascii="Times New Roman" w:eastAsia="Times New Roman" w:hAnsi="Times New Roman" w:cs="Times New Roman"/>
@@ -16434,9 +16683,9 @@
           <w:szCs w:val="28"/>
           <w:lang w:eastAsia="ru-RU"/>
         </w:rPr>
-        <w:t xml:space="preserve"> дерево </w:t>
-      </w:r>
-      <w:proofErr w:type="spellStart"/>
+        <w:t>ваще</w:t>
+      </w:r>
+      <w:proofErr w:type="spellEnd"/>
       <w:r>
         <w:rPr>
           <w:rFonts w:ascii="Times New Roman" w:eastAsia="Times New Roman" w:hAnsi="Times New Roman" w:cs="Times New Roman"/>
@@ -16445,9 +16694,9 @@
           <w:szCs w:val="28"/>
           <w:lang w:eastAsia="ru-RU"/>
         </w:rPr>
-        <w:t>ваще</w:t>
-      </w:r>
-      <w:proofErr w:type="spellEnd"/>
+        <w:t xml:space="preserve"> не </w:t>
+      </w:r>
+      <w:proofErr w:type="spellStart"/>
       <w:r>
         <w:rPr>
           <w:rFonts w:ascii="Times New Roman" w:eastAsia="Times New Roman" w:hAnsi="Times New Roman" w:cs="Times New Roman"/>
@@ -16456,9 +16705,9 @@
           <w:szCs w:val="28"/>
           <w:lang w:eastAsia="ru-RU"/>
         </w:rPr>
-        <w:t xml:space="preserve"> не </w:t>
-      </w:r>
-      <w:proofErr w:type="spellStart"/>
+        <w:t>оносится</w:t>
+      </w:r>
+      <w:proofErr w:type="spellEnd"/>
       <w:r>
         <w:rPr>
           <w:rFonts w:ascii="Times New Roman" w:eastAsia="Times New Roman" w:hAnsi="Times New Roman" w:cs="Times New Roman"/>
@@ -16467,9 +16716,8 @@
           <w:szCs w:val="28"/>
           <w:lang w:eastAsia="ru-RU"/>
         </w:rPr>
-        <w:t>оносится</w:t>
-      </w:r>
-      <w:proofErr w:type="spellEnd"/>
+        <w:t xml:space="preserve"> к кластерному индексу, в BST самому нужно писать балансировку,</w:t>
+      </w:r>
       <w:r>
         <w:rPr>
           <w:rFonts w:ascii="Times New Roman" w:eastAsia="Times New Roman" w:hAnsi="Times New Roman" w:cs="Times New Roman"/>
@@ -16478,7 +16726,7 @@
           <w:szCs w:val="28"/>
           <w:lang w:eastAsia="ru-RU"/>
         </w:rPr>
-        <w:t xml:space="preserve"> к кластерному индексу, в BST самому нужно писать балансировку,</w:t>
+        <w:t xml:space="preserve"> </w:t>
       </w:r>
       <w:r>
         <w:rPr>
@@ -16488,8 +16736,9 @@
           <w:szCs w:val="28"/>
           <w:lang w:eastAsia="ru-RU"/>
         </w:rPr>
-        <w:t xml:space="preserve"> </w:t>
-      </w:r>
+        <w:t xml:space="preserve">а </w:t>
+      </w:r>
+      <w:proofErr w:type="spellStart"/>
       <w:r>
         <w:rPr>
           <w:rFonts w:ascii="Times New Roman" w:eastAsia="Times New Roman" w:hAnsi="Times New Roman" w:cs="Times New Roman"/>
@@ -16498,9 +16747,9 @@
           <w:szCs w:val="28"/>
           <w:lang w:eastAsia="ru-RU"/>
         </w:rPr>
-        <w:t xml:space="preserve">а </w:t>
-      </w:r>
-      <w:proofErr w:type="spellStart"/>
+        <w:t>ms</w:t>
+      </w:r>
+      <w:proofErr w:type="spellEnd"/>
       <w:r>
         <w:rPr>
           <w:rFonts w:ascii="Times New Roman" w:eastAsia="Times New Roman" w:hAnsi="Times New Roman" w:cs="Times New Roman"/>
@@ -16509,9 +16758,9 @@
           <w:szCs w:val="28"/>
           <w:lang w:eastAsia="ru-RU"/>
         </w:rPr>
-        <w:t>ms</w:t>
-      </w:r>
-      <w:proofErr w:type="spellEnd"/>
+        <w:t xml:space="preserve"> </w:t>
+      </w:r>
+      <w:proofErr w:type="spellStart"/>
       <w:r>
         <w:rPr>
           <w:rFonts w:ascii="Times New Roman" w:eastAsia="Times New Roman" w:hAnsi="Times New Roman" w:cs="Times New Roman"/>
@@ -16520,9 +16769,9 @@
           <w:szCs w:val="28"/>
           <w:lang w:eastAsia="ru-RU"/>
         </w:rPr>
-        <w:t xml:space="preserve"> </w:t>
-      </w:r>
-      <w:proofErr w:type="spellStart"/>
+        <w:t>sql</w:t>
+      </w:r>
+      <w:proofErr w:type="spellEnd"/>
       <w:r>
         <w:rPr>
           <w:rFonts w:ascii="Times New Roman" w:eastAsia="Times New Roman" w:hAnsi="Times New Roman" w:cs="Times New Roman"/>
@@ -16531,9 +16780,9 @@
           <w:szCs w:val="28"/>
           <w:lang w:eastAsia="ru-RU"/>
         </w:rPr>
-        <w:t>sql</w:t>
-      </w:r>
-      <w:proofErr w:type="spellEnd"/>
+        <w:t xml:space="preserve"> сам </w:t>
+      </w:r>
+      <w:proofErr w:type="spellStart"/>
       <w:r>
         <w:rPr>
           <w:rFonts w:ascii="Times New Roman" w:eastAsia="Times New Roman" w:hAnsi="Times New Roman" w:cs="Times New Roman"/>
@@ -16542,9 +16791,9 @@
           <w:szCs w:val="28"/>
           <w:lang w:eastAsia="ru-RU"/>
         </w:rPr>
-        <w:t xml:space="preserve"> сам </w:t>
-      </w:r>
-      <w:proofErr w:type="spellStart"/>
+        <w:t>балансит</w:t>
+      </w:r>
+      <w:proofErr w:type="spellEnd"/>
       <w:r>
         <w:rPr>
           <w:rFonts w:ascii="Times New Roman" w:eastAsia="Times New Roman" w:hAnsi="Times New Roman" w:cs="Times New Roman"/>
@@ -16553,9 +16802,9 @@
           <w:szCs w:val="28"/>
           <w:lang w:eastAsia="ru-RU"/>
         </w:rPr>
-        <w:t>балансит</w:t>
-      </w:r>
-      <w:proofErr w:type="spellEnd"/>
+        <w:t>, поэтому это B-</w:t>
+      </w:r>
+      <w:proofErr w:type="spellStart"/>
       <w:r>
         <w:rPr>
           <w:rFonts w:ascii="Times New Roman" w:eastAsia="Times New Roman" w:hAnsi="Times New Roman" w:cs="Times New Roman"/>
@@ -16564,9 +16813,9 @@
           <w:szCs w:val="28"/>
           <w:lang w:eastAsia="ru-RU"/>
         </w:rPr>
-        <w:t>, поэтому это B-</w:t>
-      </w:r>
-      <w:proofErr w:type="spellStart"/>
+        <w:t>Tree</w:t>
+      </w:r>
+      <w:proofErr w:type="spellEnd"/>
       <w:r>
         <w:rPr>
           <w:rFonts w:ascii="Times New Roman" w:eastAsia="Times New Roman" w:hAnsi="Times New Roman" w:cs="Times New Roman"/>
@@ -16575,19 +16824,92 @@
           <w:szCs w:val="28"/>
           <w:lang w:eastAsia="ru-RU"/>
         </w:rPr>
-        <w:t>Tree</w:t>
-      </w:r>
-      <w:proofErr w:type="spellEnd"/>
-      <w:r>
+        <w:t>, НО оба дерева поддерживают БИН ПОИСК элементов (эти три термина часто путают)</w:t>
+      </w:r>
+    </w:p>
+    <w:p>
+      <w:pPr>
+        <w:spacing w:after="0" w:line="240" w:lineRule="auto"/>
         <w:rPr>
           <w:rFonts w:ascii="Times New Roman" w:eastAsia="Times New Roman" w:hAnsi="Times New Roman" w:cs="Times New Roman"/>
-          <w:color w:val="000000"/>
-          <w:sz w:val="28"/>
-          <w:szCs w:val="28"/>
-          <w:lang w:eastAsia="ru-RU"/>
-        </w:rPr>
-        <w:t>, НО оба дерева поддерживают БИН ПОИСК элементов (эти три термина часто путают)</w:t>
-      </w:r>
+          <w:sz w:val="24"/>
+          <w:szCs w:val="24"/>
+          <w:lang w:eastAsia="ru-RU"/>
+        </w:rPr>
+      </w:pPr>
+      <w:r>
+        <w:rPr>
+          <w:rFonts w:ascii="Times New Roman" w:eastAsia="Times New Roman" w:hAnsi="Times New Roman" w:cs="Times New Roman"/>
+          <w:sz w:val="24"/>
+          <w:szCs w:val="24"/>
+          <w:lang w:eastAsia="ru-RU"/>
+        </w:rPr>
+        <w:tab/>
+      </w:r>
+      <w:r>
+        <w:rPr>
+          <w:noProof/>
+        </w:rPr>
+        <w:drawing>
+          <wp:inline distT="0" distB="0" distL="0" distR="0" wp14:anchorId="48CE6BEF" wp14:editId="68283DCC">
+            <wp:extent cx="5940425" cy="2104143"/>
+            <wp:effectExtent l="0" t="0" r="3175" b="0"/>
+            <wp:docPr id="6" name="Рисунок 6" descr="B-Tree Indexing Basics Explained 🗃️ | by Shambhavi Shandilya | Medium"/>
+            <wp:cNvGraphicFramePr>
+              <a:graphicFrameLocks xmlns:a="http://schemas.openxmlformats.org/drawingml/2006/main" noChangeAspect="1"/>
+            </wp:cNvGraphicFramePr>
+            <a:graphic xmlns:a="http://schemas.openxmlformats.org/drawingml/2006/main">
+              <a:graphicData uri="http://schemas.openxmlformats.org/drawingml/2006/picture">
+                <pic:pic xmlns:pic="http://schemas.openxmlformats.org/drawingml/2006/picture">
+                  <pic:nvPicPr>
+                    <pic:cNvPr id="0" name="Picture 1" descr="B-Tree Indexing Basics Explained 🗃️ | by Shambhavi Shandilya | Medium"/>
+                    <pic:cNvPicPr>
+                      <a:picLocks noChangeAspect="1" noChangeArrowheads="1"/>
+                    </pic:cNvPicPr>
+                  </pic:nvPicPr>
+                  <pic:blipFill>
+                    <a:blip r:embed="rId13">
+                      <a:extLst>
+                        <a:ext uri="{28A0092B-C50C-407E-A947-70E740481C1C}">
+                          <a14:useLocalDpi xmlns:a14="http://schemas.microsoft.com/office/drawing/2010/main" val="0"/>
+                        </a:ext>
+                      </a:extLst>
+                    </a:blip>
+                    <a:srcRect/>
+                    <a:stretch>
+                      <a:fillRect/>
+                    </a:stretch>
+                  </pic:blipFill>
+                  <pic:spPr bwMode="auto">
+                    <a:xfrm>
+                      <a:off x="0" y="0"/>
+                      <a:ext cx="5940425" cy="2104143"/>
+                    </a:xfrm>
+                    <a:prstGeom prst="rect">
+                      <a:avLst/>
+                    </a:prstGeom>
+                    <a:noFill/>
+                    <a:ln>
+                      <a:noFill/>
+                    </a:ln>
+                  </pic:spPr>
+                </pic:pic>
+              </a:graphicData>
+            </a:graphic>
+          </wp:inline>
+        </w:drawing>
+      </w:r>
+    </w:p>
+    <w:p>
+      <w:pPr>
+        <w:spacing w:after="0" w:line="240" w:lineRule="auto"/>
+        <w:rPr>
+          <w:rFonts w:ascii="Times New Roman" w:eastAsia="Times New Roman" w:hAnsi="Times New Roman" w:cs="Times New Roman"/>
+          <w:sz w:val="24"/>
+          <w:szCs w:val="24"/>
+          <w:lang w:eastAsia="ru-RU"/>
+        </w:rPr>
+      </w:pPr>
     </w:p>
     <w:p>
       <w:pPr>
@@ -16627,7 +16949,7 @@
                     </pic:cNvPicPr>
                   </pic:nvPicPr>
                   <pic:blipFill>
-                    <a:blip r:embed="rId12">
+                    <a:blip r:embed="rId14">
                       <a:extLst>
                         <a:ext uri="{28A0092B-C50C-407E-A947-70E740481C1C}">
                           <a14:useLocalDpi xmlns:a14="http://schemas.microsoft.com/office/drawing/2010/main" val="0"/>
@@ -16696,7 +17018,7 @@
                     </pic:cNvPicPr>
                   </pic:nvPicPr>
                   <pic:blipFill>
-                    <a:blip r:embed="rId13">
+                    <a:blip r:embed="rId15">
                       <a:extLst>
                         <a:ext uri="{28A0092B-C50C-407E-A947-70E740481C1C}">
                           <a14:useLocalDpi xmlns:a14="http://schemas.microsoft.com/office/drawing/2010/main" val="0"/>
@@ -16757,6 +17079,7 @@
           <w:szCs w:val="28"/>
           <w:lang w:eastAsia="ru-RU"/>
         </w:rPr>
+        <w:lastRenderedPageBreak/>
         <w:t xml:space="preserve">Момент про вставку в </w:t>
       </w:r>
       <w:proofErr w:type="spellStart"/>
@@ -16832,7 +17155,7 @@
                     </pic:cNvPicPr>
                   </pic:nvPicPr>
                   <pic:blipFill>
-                    <a:blip r:embed="rId14">
+                    <a:blip r:embed="rId16">
                       <a:extLst>
                         <a:ext uri="{28A0092B-C50C-407E-A947-70E740481C1C}">
                           <a14:useLocalDpi xmlns:a14="http://schemas.microsoft.com/office/drawing/2010/main" val="0"/>
@@ -17034,7 +17357,7 @@
           <w:lang w:eastAsia="ru-RU"/>
         </w:rPr>
       </w:pPr>
-      <w:bookmarkStart w:id="39" w:name="_Toc168553232"/>
+      <w:bookmarkStart w:id="38" w:name="_Toc168553232"/>
       <w:r>
         <w:rPr>
           <w:rFonts w:ascii="Arial" w:eastAsia="Times New Roman" w:hAnsi="Arial" w:cs="Arial"/>
@@ -17160,7 +17483,7 @@
         </w:rPr>
         <w:t>проблемы</w:t>
       </w:r>
-      <w:bookmarkEnd w:id="39"/>
+      <w:bookmarkEnd w:id="38"/>
     </w:p>
     <w:p>
       <w:pPr>
@@ -17186,7 +17509,15 @@
         <w:rPr>
           <w:lang w:val="en-US" w:eastAsia="ru-RU"/>
         </w:rPr>
-        <w:t xml:space="preserve">Cartesian explosion (N+1) </w:t>
+        <w:t>Cartesian explos</w:t>
+      </w:r>
+      <w:bookmarkStart w:id="39" w:name="_GoBack"/>
+      <w:bookmarkEnd w:id="39"/>
+      <w:r>
+        <w:rPr>
+          <w:lang w:val="en-US" w:eastAsia="ru-RU"/>
+        </w:rPr>
+        <w:t xml:space="preserve">ion (N+1) </w:t>
       </w:r>
       <w:r>
         <w:rPr>
@@ -17268,7 +17599,7 @@
           <w:kern w:val="36"/>
           <w:sz w:val="48"/>
           <w:szCs w:val="48"/>
-          <w:lang w:eastAsia="ru-RU"/>
+          <w:lang w:val="en-US" w:eastAsia="ru-RU"/>
         </w:rPr>
       </w:pPr>
       <w:r>
@@ -17278,7 +17609,7 @@
           <w:kern w:val="36"/>
           <w:sz w:val="48"/>
           <w:szCs w:val="48"/>
-          <w:lang w:eastAsia="ru-RU"/>
+          <w:lang w:val="en-US" w:eastAsia="ru-RU"/>
         </w:rPr>
         <w:t>Seek vs Scan</w:t>
       </w:r>
@@ -17340,7 +17671,7 @@
         </w:rPr>
         <w:t>An index seek is where SQL server uses the b-tree structure of the index to seek directly to matching records (see </w:t>
       </w:r>
-      <w:hyperlink r:id="rId15" w:history="1">
+      <w:hyperlink r:id="rId17" w:history="1">
         <w:r>
           <w:rPr>
             <w:rStyle w:val="a6"/>
@@ -20284,7 +20615,7 @@
 </file>
 
 <file path=customXml/itemProps1.xml><?xml version="1.0" encoding="utf-8"?>
-<ds:datastoreItem xmlns:ds="http://schemas.openxmlformats.org/officeDocument/2006/customXml" ds:itemID="{F05F403E-8402-4247-B9C3-736B1E428252}">
+<ds:datastoreItem xmlns:ds="http://schemas.openxmlformats.org/officeDocument/2006/customXml" ds:itemID="{58374471-1AD1-4FA8-B2FB-E5C20CF23A03}">
   <ds:schemaRefs>
     <ds:schemaRef ds:uri="http://schemas.openxmlformats.org/officeDocument/2006/bibliography"/>
   </ds:schemaRefs>
